--- a/Load Balancer Tasks.docx
+++ b/Load Balancer Tasks.docx
@@ -62,6 +62,18 @@
           <w14:ligatures w14:val="none"/>
         </w:rPr>
         <w:t xml:space="preserve">Step 1: </w:t>
+      </w:r>
+      <w:r>
+        <w:rPr>
+          <w:rFonts w:eastAsia="Times New Roman" w:cstheme="minorHAnsi"/>
+          <w:color w:val="1D1C1D"/>
+          <w:kern w:val="0"/>
+          <w:sz w:val="28"/>
+          <w:szCs w:val="28"/>
+          <w:lang w:eastAsia="en-IN" w:bidi="ta-IN"/>
+          <w14:ligatures w14:val="none"/>
+        </w:rPr>
+        <w:t xml:space="preserve"> </w:t>
       </w:r>
     </w:p>
     <w:p>

--- a/Load Balancer Tasks.docx
+++ b/Load Balancer Tasks.docx
@@ -75,12 +75,6915 @@
         </w:rPr>
         <w:t xml:space="preserve"> </w:t>
       </w:r>
-    </w:p>
-    <w:p>
-      <w:pPr>
-        <w:rPr>
+      <w:r>
+        <w:rPr>
+          <w:rFonts w:eastAsia="Times New Roman" w:cstheme="minorHAnsi"/>
+          <w:color w:val="1D1C1D"/>
+          <w:kern w:val="0"/>
+          <w:sz w:val="28"/>
+          <w:szCs w:val="28"/>
+          <w:lang w:eastAsia="en-IN" w:bidi="ta-IN"/>
+          <w14:ligatures w14:val="none"/>
+        </w:rPr>
+        <w:t>Login to AWS account and select EC2</w:t>
+      </w:r>
+      <w:r>
+        <w:rPr>
+          <w:rFonts w:eastAsia="Times New Roman" w:cstheme="minorHAnsi"/>
+          <w:color w:val="1D1C1D"/>
+          <w:kern w:val="0"/>
+          <w:sz w:val="28"/>
+          <w:szCs w:val="28"/>
+          <w:lang w:eastAsia="en-IN" w:bidi="ta-IN"/>
+          <w14:ligatures w14:val="none"/>
+        </w:rPr>
+        <w:sym w:font="Wingdings" w:char="F0E0"/>
+      </w:r>
+      <w:r>
+        <w:rPr>
+          <w:rFonts w:eastAsia="Times New Roman" w:cstheme="minorHAnsi"/>
+          <w:color w:val="1D1C1D"/>
+          <w:kern w:val="0"/>
+          <w:sz w:val="28"/>
+          <w:szCs w:val="28"/>
+          <w:lang w:eastAsia="en-IN" w:bidi="ta-IN"/>
+          <w14:ligatures w14:val="none"/>
+        </w:rPr>
+        <w:t>Load balancer</w:t>
+      </w:r>
+      <w:r>
+        <w:rPr>
+          <w:rFonts w:eastAsia="Times New Roman" w:cstheme="minorHAnsi"/>
+          <w:color w:val="1D1C1D"/>
+          <w:kern w:val="0"/>
+          <w:sz w:val="28"/>
+          <w:szCs w:val="28"/>
+          <w:lang w:eastAsia="en-IN" w:bidi="ta-IN"/>
+          <w14:ligatures w14:val="none"/>
+        </w:rPr>
+        <w:sym w:font="Wingdings" w:char="F0E0"/>
+      </w:r>
+      <w:r>
+        <w:rPr>
+          <w:rFonts w:eastAsia="Times New Roman" w:cstheme="minorHAnsi"/>
+          <w:color w:val="1D1C1D"/>
+          <w:kern w:val="0"/>
+          <w:sz w:val="28"/>
+          <w:szCs w:val="28"/>
+          <w:lang w:eastAsia="en-IN" w:bidi="ta-IN"/>
+          <w14:ligatures w14:val="none"/>
+        </w:rPr>
+        <w:t>create load balancer</w:t>
+      </w:r>
+      <w:r>
+        <w:rPr>
+          <w:rFonts w:eastAsia="Times New Roman" w:cstheme="minorHAnsi"/>
+          <w:color w:val="1D1C1D"/>
+          <w:kern w:val="0"/>
+          <w:sz w:val="28"/>
+          <w:szCs w:val="28"/>
+          <w:lang w:eastAsia="en-IN" w:bidi="ta-IN"/>
+          <w14:ligatures w14:val="none"/>
+        </w:rPr>
+        <w:sym w:font="Wingdings" w:char="F0E0"/>
+      </w:r>
+      <w:r>
+        <w:rPr>
+          <w:rFonts w:eastAsia="Times New Roman" w:cstheme="minorHAnsi"/>
+          <w:color w:val="1D1C1D"/>
+          <w:kern w:val="0"/>
+          <w:sz w:val="28"/>
+          <w:szCs w:val="28"/>
+          <w:lang w:eastAsia="en-IN" w:bidi="ta-IN"/>
+          <w14:ligatures w14:val="none"/>
+        </w:rPr>
+        <w:t>classic LB</w:t>
+      </w:r>
+    </w:p>
+    <w:p>
+      <w:pPr>
+        <w:pStyle w:val="ListParagraph"/>
+        <w:shd w:val="clear" w:color="auto" w:fill="FFFFFF"/>
+        <w:spacing w:before="100" w:beforeAutospacing="1" w:after="0" w:line="240" w:lineRule="auto"/>
+        <w:ind w:left="0"/>
+        <w:rPr>
+          <w:rFonts w:eastAsia="Times New Roman" w:cstheme="minorHAnsi"/>
+          <w:color w:val="1D1C1D"/>
+          <w:kern w:val="0"/>
+          <w:sz w:val="28"/>
+          <w:szCs w:val="28"/>
+          <w:lang w:eastAsia="en-IN" w:bidi="ta-IN"/>
+          <w14:ligatures w14:val="none"/>
+        </w:rPr>
+      </w:pPr>
+      <w:r>
+        <w:rPr>
+          <w:rFonts w:eastAsia="Times New Roman" w:cstheme="minorHAnsi"/>
+          <w:noProof/>
+          <w:color w:val="1D1C1D"/>
+          <w:kern w:val="0"/>
+          <w:sz w:val="28"/>
+          <w:szCs w:val="28"/>
+          <w:lang w:eastAsia="en-IN" w:bidi="ta-IN"/>
+          <w14:ligatures w14:val="none"/>
+        </w:rPr>
+        <w:drawing>
+          <wp:inline distT="0" distB="0" distL="0" distR="0" wp14:anchorId="2B0B1480" wp14:editId="4FBD9246">
+            <wp:extent cx="7291070" cy="1974850"/>
+            <wp:effectExtent l="0" t="0" r="5080" b="6350"/>
+            <wp:docPr id="602762883" name="Picture 1"/>
+            <wp:cNvGraphicFramePr>
+              <a:graphicFrameLocks xmlns:a="http://schemas.openxmlformats.org/drawingml/2006/main" noChangeAspect="1"/>
+            </wp:cNvGraphicFramePr>
+            <a:graphic xmlns:a="http://schemas.openxmlformats.org/drawingml/2006/main">
+              <a:graphicData uri="http://schemas.openxmlformats.org/drawingml/2006/picture">
+                <pic:pic xmlns:pic="http://schemas.openxmlformats.org/drawingml/2006/picture">
+                  <pic:nvPicPr>
+                    <pic:cNvPr id="602762883" name=""/>
+                    <pic:cNvPicPr/>
+                  </pic:nvPicPr>
+                  <pic:blipFill>
+                    <a:blip r:embed="rId6"/>
+                    <a:stretch>
+                      <a:fillRect/>
+                    </a:stretch>
+                  </pic:blipFill>
+                  <pic:spPr>
+                    <a:xfrm>
+                      <a:off x="0" y="0"/>
+                      <a:ext cx="7291070" cy="1974850"/>
+                    </a:xfrm>
+                    <a:prstGeom prst="rect">
+                      <a:avLst/>
+                    </a:prstGeom>
+                  </pic:spPr>
+                </pic:pic>
+              </a:graphicData>
+            </a:graphic>
+          </wp:inline>
+        </w:drawing>
+      </w:r>
+    </w:p>
+    <w:p>
+      <w:pPr>
+        <w:pStyle w:val="ListParagraph"/>
+        <w:shd w:val="clear" w:color="auto" w:fill="FFFFFF"/>
+        <w:spacing w:before="100" w:beforeAutospacing="1" w:after="0" w:line="240" w:lineRule="auto"/>
+        <w:ind w:left="0"/>
+        <w:rPr>
+          <w:rFonts w:eastAsia="Times New Roman" w:cstheme="minorHAnsi"/>
+          <w:color w:val="1D1C1D"/>
+          <w:kern w:val="0"/>
+          <w:sz w:val="28"/>
+          <w:szCs w:val="28"/>
+          <w:lang w:eastAsia="en-IN" w:bidi="ta-IN"/>
+          <w14:ligatures w14:val="none"/>
+        </w:rPr>
+      </w:pPr>
+      <w:r>
+        <w:rPr>
+          <w:rFonts w:eastAsia="Times New Roman" w:cstheme="minorHAnsi"/>
+          <w:noProof/>
+          <w:color w:val="1D1C1D"/>
+          <w:kern w:val="0"/>
+          <w:sz w:val="28"/>
+          <w:szCs w:val="28"/>
+          <w:lang w:eastAsia="en-IN" w:bidi="ta-IN"/>
+          <w14:ligatures w14:val="none"/>
+        </w:rPr>
+        <w:drawing>
+          <wp:inline distT="0" distB="0" distL="0" distR="0" wp14:anchorId="4EEBF737" wp14:editId="1AEE0338">
+            <wp:extent cx="7291070" cy="2252980"/>
+            <wp:effectExtent l="0" t="0" r="5080" b="0"/>
+            <wp:docPr id="765440388" name="Picture 1"/>
+            <wp:cNvGraphicFramePr>
+              <a:graphicFrameLocks xmlns:a="http://schemas.openxmlformats.org/drawingml/2006/main" noChangeAspect="1"/>
+            </wp:cNvGraphicFramePr>
+            <a:graphic xmlns:a="http://schemas.openxmlformats.org/drawingml/2006/main">
+              <a:graphicData uri="http://schemas.openxmlformats.org/drawingml/2006/picture">
+                <pic:pic xmlns:pic="http://schemas.openxmlformats.org/drawingml/2006/picture">
+                  <pic:nvPicPr>
+                    <pic:cNvPr id="765440388" name=""/>
+                    <pic:cNvPicPr/>
+                  </pic:nvPicPr>
+                  <pic:blipFill>
+                    <a:blip r:embed="rId7"/>
+                    <a:stretch>
+                      <a:fillRect/>
+                    </a:stretch>
+                  </pic:blipFill>
+                  <pic:spPr>
+                    <a:xfrm>
+                      <a:off x="0" y="0"/>
+                      <a:ext cx="7291070" cy="2252980"/>
+                    </a:xfrm>
+                    <a:prstGeom prst="rect">
+                      <a:avLst/>
+                    </a:prstGeom>
+                  </pic:spPr>
+                </pic:pic>
+              </a:graphicData>
+            </a:graphic>
+          </wp:inline>
+        </w:drawing>
+      </w:r>
+    </w:p>
+    <w:p>
+      <w:pPr>
+        <w:pStyle w:val="ListParagraph"/>
+        <w:shd w:val="clear" w:color="auto" w:fill="FFFFFF"/>
+        <w:spacing w:before="100" w:beforeAutospacing="1" w:after="0" w:line="240" w:lineRule="auto"/>
+        <w:ind w:left="0"/>
+        <w:rPr>
+          <w:rFonts w:eastAsia="Times New Roman" w:cstheme="minorHAnsi"/>
+          <w:color w:val="1D1C1D"/>
+          <w:kern w:val="0"/>
+          <w:sz w:val="28"/>
+          <w:szCs w:val="28"/>
+          <w:lang w:eastAsia="en-IN" w:bidi="ta-IN"/>
+          <w14:ligatures w14:val="none"/>
+        </w:rPr>
+      </w:pPr>
+      <w:r>
+        <w:rPr>
+          <w:rFonts w:eastAsia="Times New Roman" w:cstheme="minorHAnsi"/>
+          <w:color w:val="1D1C1D"/>
+          <w:kern w:val="0"/>
+          <w:sz w:val="28"/>
+          <w:szCs w:val="28"/>
+          <w:lang w:eastAsia="en-IN" w:bidi="ta-IN"/>
+          <w14:ligatures w14:val="none"/>
+        </w:rPr>
+        <w:t>Step 2: Enter details and select Network and security group settings</w:t>
+      </w:r>
+    </w:p>
+    <w:p>
+      <w:pPr>
+        <w:pStyle w:val="ListParagraph"/>
+        <w:shd w:val="clear" w:color="auto" w:fill="FFFFFF"/>
+        <w:spacing w:before="100" w:beforeAutospacing="1" w:after="0" w:line="240" w:lineRule="auto"/>
+        <w:ind w:left="0"/>
+        <w:rPr>
+          <w:rFonts w:eastAsia="Times New Roman" w:cstheme="minorHAnsi"/>
+          <w:color w:val="1D1C1D"/>
+          <w:kern w:val="0"/>
+          <w:sz w:val="28"/>
+          <w:szCs w:val="28"/>
+          <w:lang w:eastAsia="en-IN" w:bidi="ta-IN"/>
+          <w14:ligatures w14:val="none"/>
+        </w:rPr>
+      </w:pPr>
+      <w:r>
+        <w:rPr>
+          <w:rFonts w:eastAsia="Times New Roman" w:cstheme="minorHAnsi"/>
+          <w:noProof/>
+          <w:color w:val="1D1C1D"/>
+          <w:kern w:val="0"/>
+          <w:sz w:val="28"/>
+          <w:szCs w:val="28"/>
+          <w:lang w:eastAsia="en-IN" w:bidi="ta-IN"/>
+          <w14:ligatures w14:val="none"/>
+        </w:rPr>
+        <w:drawing>
+          <wp:inline distT="0" distB="0" distL="0" distR="0" wp14:anchorId="5C0F3074" wp14:editId="52E7AF63">
+            <wp:extent cx="7291070" cy="3568065"/>
+            <wp:effectExtent l="0" t="0" r="5080" b="0"/>
+            <wp:docPr id="123990692" name="Picture 1"/>
+            <wp:cNvGraphicFramePr>
+              <a:graphicFrameLocks xmlns:a="http://schemas.openxmlformats.org/drawingml/2006/main" noChangeAspect="1"/>
+            </wp:cNvGraphicFramePr>
+            <a:graphic xmlns:a="http://schemas.openxmlformats.org/drawingml/2006/main">
+              <a:graphicData uri="http://schemas.openxmlformats.org/drawingml/2006/picture">
+                <pic:pic xmlns:pic="http://schemas.openxmlformats.org/drawingml/2006/picture">
+                  <pic:nvPicPr>
+                    <pic:cNvPr id="123990692" name=""/>
+                    <pic:cNvPicPr/>
+                  </pic:nvPicPr>
+                  <pic:blipFill>
+                    <a:blip r:embed="rId8"/>
+                    <a:stretch>
+                      <a:fillRect/>
+                    </a:stretch>
+                  </pic:blipFill>
+                  <pic:spPr>
+                    <a:xfrm>
+                      <a:off x="0" y="0"/>
+                      <a:ext cx="7291070" cy="3568065"/>
+                    </a:xfrm>
+                    <a:prstGeom prst="rect">
+                      <a:avLst/>
+                    </a:prstGeom>
+                  </pic:spPr>
+                </pic:pic>
+              </a:graphicData>
+            </a:graphic>
+          </wp:inline>
+        </w:drawing>
+      </w:r>
+    </w:p>
+    <w:p>
+      <w:pPr>
+        <w:pStyle w:val="ListParagraph"/>
+        <w:shd w:val="clear" w:color="auto" w:fill="FFFFFF"/>
+        <w:spacing w:before="100" w:beforeAutospacing="1" w:after="0" w:line="240" w:lineRule="auto"/>
+        <w:ind w:left="0"/>
+        <w:rPr>
+          <w:rFonts w:eastAsia="Times New Roman" w:cstheme="minorHAnsi"/>
+          <w:color w:val="1D1C1D"/>
+          <w:kern w:val="0"/>
+          <w:sz w:val="28"/>
+          <w:szCs w:val="28"/>
+          <w:lang w:eastAsia="en-IN" w:bidi="ta-IN"/>
+          <w14:ligatures w14:val="none"/>
+        </w:rPr>
+      </w:pPr>
+      <w:r>
+        <w:rPr>
+          <w:rFonts w:eastAsia="Times New Roman" w:cstheme="minorHAnsi"/>
+          <w:noProof/>
+          <w:color w:val="1D1C1D"/>
+          <w:kern w:val="0"/>
+          <w:sz w:val="28"/>
+          <w:szCs w:val="28"/>
+          <w:lang w:eastAsia="en-IN" w:bidi="ta-IN"/>
+          <w14:ligatures w14:val="none"/>
+        </w:rPr>
+        <w:drawing>
+          <wp:inline distT="0" distB="0" distL="0" distR="0" wp14:anchorId="644FB95D" wp14:editId="3E70984A">
+            <wp:extent cx="7291070" cy="1124585"/>
+            <wp:effectExtent l="0" t="0" r="5080" b="0"/>
+            <wp:docPr id="716217542" name="Picture 1"/>
+            <wp:cNvGraphicFramePr>
+              <a:graphicFrameLocks xmlns:a="http://schemas.openxmlformats.org/drawingml/2006/main" noChangeAspect="1"/>
+            </wp:cNvGraphicFramePr>
+            <a:graphic xmlns:a="http://schemas.openxmlformats.org/drawingml/2006/main">
+              <a:graphicData uri="http://schemas.openxmlformats.org/drawingml/2006/picture">
+                <pic:pic xmlns:pic="http://schemas.openxmlformats.org/drawingml/2006/picture">
+                  <pic:nvPicPr>
+                    <pic:cNvPr id="716217542" name=""/>
+                    <pic:cNvPicPr/>
+                  </pic:nvPicPr>
+                  <pic:blipFill>
+                    <a:blip r:embed="rId9"/>
+                    <a:stretch>
+                      <a:fillRect/>
+                    </a:stretch>
+                  </pic:blipFill>
+                  <pic:spPr>
+                    <a:xfrm>
+                      <a:off x="0" y="0"/>
+                      <a:ext cx="7291070" cy="1124585"/>
+                    </a:xfrm>
+                    <a:prstGeom prst="rect">
+                      <a:avLst/>
+                    </a:prstGeom>
+                  </pic:spPr>
+                </pic:pic>
+              </a:graphicData>
+            </a:graphic>
+          </wp:inline>
+        </w:drawing>
+      </w:r>
+    </w:p>
+    <w:p>
+      <w:pPr>
+        <w:pStyle w:val="ListParagraph"/>
+        <w:shd w:val="clear" w:color="auto" w:fill="FFFFFF"/>
+        <w:spacing w:before="100" w:beforeAutospacing="1" w:after="0" w:line="240" w:lineRule="auto"/>
+        <w:ind w:left="0"/>
+        <w:rPr>
+          <w:rFonts w:eastAsia="Times New Roman" w:cstheme="minorHAnsi"/>
+          <w:color w:val="1D1C1D"/>
+          <w:kern w:val="0"/>
+          <w:sz w:val="28"/>
+          <w:szCs w:val="28"/>
+          <w:lang w:eastAsia="en-IN" w:bidi="ta-IN"/>
+          <w14:ligatures w14:val="none"/>
+        </w:rPr>
+      </w:pPr>
+    </w:p>
+    <w:p>
+      <w:pPr>
+        <w:pStyle w:val="ListParagraph"/>
+        <w:shd w:val="clear" w:color="auto" w:fill="FFFFFF"/>
+        <w:spacing w:before="100" w:beforeAutospacing="1" w:after="0" w:line="240" w:lineRule="auto"/>
+        <w:ind w:left="0"/>
+        <w:rPr>
+          <w:rFonts w:eastAsia="Times New Roman" w:cstheme="minorHAnsi"/>
+          <w:color w:val="1D1C1D"/>
+          <w:kern w:val="0"/>
+          <w:sz w:val="28"/>
+          <w:szCs w:val="28"/>
+          <w:lang w:eastAsia="en-IN" w:bidi="ta-IN"/>
+          <w14:ligatures w14:val="none"/>
+        </w:rPr>
+      </w:pPr>
+    </w:p>
+    <w:p>
+      <w:pPr>
+        <w:pStyle w:val="ListParagraph"/>
+        <w:shd w:val="clear" w:color="auto" w:fill="FFFFFF"/>
+        <w:spacing w:before="100" w:beforeAutospacing="1" w:after="0" w:line="240" w:lineRule="auto"/>
+        <w:ind w:left="0"/>
+        <w:rPr>
+          <w:rFonts w:eastAsia="Times New Roman" w:cstheme="minorHAnsi"/>
+          <w:color w:val="1D1C1D"/>
+          <w:kern w:val="0"/>
+          <w:sz w:val="28"/>
+          <w:szCs w:val="28"/>
+          <w:lang w:eastAsia="en-IN" w:bidi="ta-IN"/>
+          <w14:ligatures w14:val="none"/>
+        </w:rPr>
+      </w:pPr>
+    </w:p>
+    <w:p>
+      <w:pPr>
+        <w:pStyle w:val="ListParagraph"/>
+        <w:shd w:val="clear" w:color="auto" w:fill="FFFFFF"/>
+        <w:spacing w:before="100" w:beforeAutospacing="1" w:after="0" w:line="240" w:lineRule="auto"/>
+        <w:ind w:left="0"/>
+        <w:rPr>
+          <w:rFonts w:eastAsia="Times New Roman" w:cstheme="minorHAnsi"/>
+          <w:color w:val="1D1C1D"/>
+          <w:kern w:val="0"/>
+          <w:sz w:val="28"/>
+          <w:szCs w:val="28"/>
+          <w:lang w:eastAsia="en-IN" w:bidi="ta-IN"/>
+          <w14:ligatures w14:val="none"/>
+        </w:rPr>
+      </w:pPr>
+    </w:p>
+    <w:p>
+      <w:pPr>
+        <w:pStyle w:val="ListParagraph"/>
+        <w:shd w:val="clear" w:color="auto" w:fill="FFFFFF"/>
+        <w:spacing w:before="100" w:beforeAutospacing="1" w:after="0" w:line="240" w:lineRule="auto"/>
+        <w:ind w:left="0"/>
+        <w:rPr>
+          <w:rFonts w:eastAsia="Times New Roman" w:cstheme="minorHAnsi"/>
+          <w:color w:val="1D1C1D"/>
+          <w:kern w:val="0"/>
+          <w:sz w:val="28"/>
+          <w:szCs w:val="28"/>
+          <w:lang w:eastAsia="en-IN" w:bidi="ta-IN"/>
+          <w14:ligatures w14:val="none"/>
+        </w:rPr>
+      </w:pPr>
+      <w:r>
+        <w:rPr>
+          <w:rFonts w:eastAsia="Times New Roman" w:cstheme="minorHAnsi"/>
+          <w:color w:val="1D1C1D"/>
+          <w:kern w:val="0"/>
+          <w:sz w:val="28"/>
+          <w:szCs w:val="28"/>
+          <w:lang w:eastAsia="en-IN" w:bidi="ta-IN"/>
+          <w14:ligatures w14:val="none"/>
+        </w:rPr>
+        <w:lastRenderedPageBreak/>
+        <w:t>Step 3: select Listeners and health checks settings</w:t>
+      </w:r>
+    </w:p>
+    <w:p>
+      <w:pPr>
+        <w:pStyle w:val="ListParagraph"/>
+        <w:shd w:val="clear" w:color="auto" w:fill="FFFFFF"/>
+        <w:spacing w:before="100" w:beforeAutospacing="1" w:after="0" w:line="240" w:lineRule="auto"/>
+        <w:ind w:left="0"/>
+        <w:rPr>
+          <w:rFonts w:eastAsia="Times New Roman" w:cstheme="minorHAnsi"/>
+          <w:color w:val="1D1C1D"/>
+          <w:kern w:val="0"/>
+          <w:sz w:val="28"/>
+          <w:szCs w:val="28"/>
+          <w:lang w:eastAsia="en-IN" w:bidi="ta-IN"/>
+          <w14:ligatures w14:val="none"/>
+        </w:rPr>
+      </w:pPr>
+      <w:r>
+        <w:rPr>
+          <w:rFonts w:eastAsia="Times New Roman" w:cstheme="minorHAnsi"/>
+          <w:noProof/>
+          <w:color w:val="1D1C1D"/>
+          <w:kern w:val="0"/>
+          <w:sz w:val="28"/>
+          <w:szCs w:val="28"/>
+          <w:lang w:eastAsia="en-IN" w:bidi="ta-IN"/>
+          <w14:ligatures w14:val="none"/>
+        </w:rPr>
+        <w:drawing>
+          <wp:inline distT="0" distB="0" distL="0" distR="0" wp14:anchorId="16B71BCF" wp14:editId="26A8D80D">
+            <wp:extent cx="7291070" cy="2213610"/>
+            <wp:effectExtent l="0" t="0" r="5080" b="0"/>
+            <wp:docPr id="778199220" name="Picture 1"/>
+            <wp:cNvGraphicFramePr>
+              <a:graphicFrameLocks xmlns:a="http://schemas.openxmlformats.org/drawingml/2006/main" noChangeAspect="1"/>
+            </wp:cNvGraphicFramePr>
+            <a:graphic xmlns:a="http://schemas.openxmlformats.org/drawingml/2006/main">
+              <a:graphicData uri="http://schemas.openxmlformats.org/drawingml/2006/picture">
+                <pic:pic xmlns:pic="http://schemas.openxmlformats.org/drawingml/2006/picture">
+                  <pic:nvPicPr>
+                    <pic:cNvPr id="778199220" name=""/>
+                    <pic:cNvPicPr/>
+                  </pic:nvPicPr>
+                  <pic:blipFill>
+                    <a:blip r:embed="rId10"/>
+                    <a:stretch>
+                      <a:fillRect/>
+                    </a:stretch>
+                  </pic:blipFill>
+                  <pic:spPr>
+                    <a:xfrm>
+                      <a:off x="0" y="0"/>
+                      <a:ext cx="7291070" cy="2213610"/>
+                    </a:xfrm>
+                    <a:prstGeom prst="rect">
+                      <a:avLst/>
+                    </a:prstGeom>
+                  </pic:spPr>
+                </pic:pic>
+              </a:graphicData>
+            </a:graphic>
+          </wp:inline>
+        </w:drawing>
+      </w:r>
+    </w:p>
+    <w:p>
+      <w:pPr>
+        <w:pStyle w:val="ListParagraph"/>
+        <w:shd w:val="clear" w:color="auto" w:fill="FFFFFF"/>
+        <w:spacing w:before="100" w:beforeAutospacing="1" w:after="0" w:line="240" w:lineRule="auto"/>
+        <w:ind w:left="0"/>
+        <w:rPr>
+          <w:rFonts w:eastAsia="Times New Roman" w:cstheme="minorHAnsi"/>
+          <w:color w:val="1D1C1D"/>
+          <w:kern w:val="0"/>
+          <w:sz w:val="28"/>
+          <w:szCs w:val="28"/>
+          <w:lang w:eastAsia="en-IN" w:bidi="ta-IN"/>
+          <w14:ligatures w14:val="none"/>
+        </w:rPr>
+      </w:pPr>
+      <w:r>
+        <w:rPr>
+          <w:rFonts w:eastAsia="Times New Roman" w:cstheme="minorHAnsi"/>
+          <w:noProof/>
+          <w:color w:val="1D1C1D"/>
+          <w:kern w:val="0"/>
+          <w:sz w:val="28"/>
+          <w:szCs w:val="28"/>
+          <w:lang w:eastAsia="en-IN" w:bidi="ta-IN"/>
+          <w14:ligatures w14:val="none"/>
+        </w:rPr>
+        <w:drawing>
+          <wp:inline distT="0" distB="0" distL="0" distR="0" wp14:anchorId="24726622" wp14:editId="4503413B">
+            <wp:extent cx="7291070" cy="3001645"/>
+            <wp:effectExtent l="0" t="0" r="5080" b="8255"/>
+            <wp:docPr id="142480879" name="Picture 1"/>
+            <wp:cNvGraphicFramePr>
+              <a:graphicFrameLocks xmlns:a="http://schemas.openxmlformats.org/drawingml/2006/main" noChangeAspect="1"/>
+            </wp:cNvGraphicFramePr>
+            <a:graphic xmlns:a="http://schemas.openxmlformats.org/drawingml/2006/main">
+              <a:graphicData uri="http://schemas.openxmlformats.org/drawingml/2006/picture">
+                <pic:pic xmlns:pic="http://schemas.openxmlformats.org/drawingml/2006/picture">
+                  <pic:nvPicPr>
+                    <pic:cNvPr id="142480879" name=""/>
+                    <pic:cNvPicPr/>
+                  </pic:nvPicPr>
+                  <pic:blipFill>
+                    <a:blip r:embed="rId11"/>
+                    <a:stretch>
+                      <a:fillRect/>
+                    </a:stretch>
+                  </pic:blipFill>
+                  <pic:spPr>
+                    <a:xfrm>
+                      <a:off x="0" y="0"/>
+                      <a:ext cx="7291070" cy="3001645"/>
+                    </a:xfrm>
+                    <a:prstGeom prst="rect">
+                      <a:avLst/>
+                    </a:prstGeom>
+                  </pic:spPr>
+                </pic:pic>
+              </a:graphicData>
+            </a:graphic>
+          </wp:inline>
+        </w:drawing>
+      </w:r>
+    </w:p>
+    <w:p>
+      <w:pPr>
+        <w:pStyle w:val="ListParagraph"/>
+        <w:shd w:val="clear" w:color="auto" w:fill="FFFFFF"/>
+        <w:spacing w:before="100" w:beforeAutospacing="1" w:after="0" w:line="240" w:lineRule="auto"/>
+        <w:ind w:left="0"/>
+        <w:rPr>
+          <w:rFonts w:eastAsia="Times New Roman" w:cstheme="minorHAnsi"/>
+          <w:color w:val="1D1C1D"/>
+          <w:kern w:val="0"/>
+          <w:sz w:val="28"/>
+          <w:szCs w:val="28"/>
+          <w:lang w:eastAsia="en-IN" w:bidi="ta-IN"/>
+          <w14:ligatures w14:val="none"/>
+        </w:rPr>
+      </w:pPr>
+      <w:r>
+        <w:rPr>
+          <w:rFonts w:eastAsia="Times New Roman" w:cstheme="minorHAnsi"/>
+          <w:color w:val="1D1C1D"/>
+          <w:kern w:val="0"/>
+          <w:sz w:val="28"/>
+          <w:szCs w:val="28"/>
+          <w:lang w:eastAsia="en-IN" w:bidi="ta-IN"/>
+          <w14:ligatures w14:val="none"/>
+        </w:rPr>
+        <w:t>Step 4: select Attributes and click create LB.</w:t>
+      </w:r>
+    </w:p>
+    <w:p>
+      <w:pPr>
+        <w:pStyle w:val="ListParagraph"/>
+        <w:shd w:val="clear" w:color="auto" w:fill="FFFFFF"/>
+        <w:spacing w:before="100" w:beforeAutospacing="1" w:after="0" w:line="240" w:lineRule="auto"/>
+        <w:ind w:left="0"/>
+        <w:rPr>
+          <w:rFonts w:eastAsia="Times New Roman" w:cstheme="minorHAnsi"/>
+          <w:color w:val="1D1C1D"/>
+          <w:kern w:val="0"/>
+          <w:sz w:val="28"/>
+          <w:szCs w:val="28"/>
+          <w:lang w:eastAsia="en-IN" w:bidi="ta-IN"/>
+          <w14:ligatures w14:val="none"/>
+        </w:rPr>
+      </w:pPr>
+      <w:r>
+        <w:rPr>
+          <w:rFonts w:eastAsia="Times New Roman" w:cstheme="minorHAnsi"/>
+          <w:noProof/>
+          <w:color w:val="1D1C1D"/>
+          <w:kern w:val="0"/>
+          <w:sz w:val="28"/>
+          <w:szCs w:val="28"/>
+          <w:lang w:eastAsia="en-IN" w:bidi="ta-IN"/>
+          <w14:ligatures w14:val="none"/>
+        </w:rPr>
+        <w:drawing>
+          <wp:inline distT="0" distB="0" distL="0" distR="0" wp14:anchorId="465BAAD9" wp14:editId="2675070F">
+            <wp:extent cx="7291070" cy="1784350"/>
+            <wp:effectExtent l="0" t="0" r="5080" b="6350"/>
+            <wp:docPr id="100917184" name="Picture 1"/>
+            <wp:cNvGraphicFramePr>
+              <a:graphicFrameLocks xmlns:a="http://schemas.openxmlformats.org/drawingml/2006/main" noChangeAspect="1"/>
+            </wp:cNvGraphicFramePr>
+            <a:graphic xmlns:a="http://schemas.openxmlformats.org/drawingml/2006/main">
+              <a:graphicData uri="http://schemas.openxmlformats.org/drawingml/2006/picture">
+                <pic:pic xmlns:pic="http://schemas.openxmlformats.org/drawingml/2006/picture">
+                  <pic:nvPicPr>
+                    <pic:cNvPr id="100917184" name=""/>
+                    <pic:cNvPicPr/>
+                  </pic:nvPicPr>
+                  <pic:blipFill>
+                    <a:blip r:embed="rId12"/>
+                    <a:stretch>
+                      <a:fillRect/>
+                    </a:stretch>
+                  </pic:blipFill>
+                  <pic:spPr>
+                    <a:xfrm>
+                      <a:off x="0" y="0"/>
+                      <a:ext cx="7291070" cy="1784350"/>
+                    </a:xfrm>
+                    <a:prstGeom prst="rect">
+                      <a:avLst/>
+                    </a:prstGeom>
+                  </pic:spPr>
+                </pic:pic>
+              </a:graphicData>
+            </a:graphic>
+          </wp:inline>
+        </w:drawing>
+      </w:r>
+    </w:p>
+    <w:p>
+      <w:pPr>
+        <w:pStyle w:val="ListParagraph"/>
+        <w:shd w:val="clear" w:color="auto" w:fill="FFFFFF"/>
+        <w:spacing w:before="100" w:beforeAutospacing="1" w:after="0" w:line="240" w:lineRule="auto"/>
+        <w:ind w:left="0"/>
+        <w:rPr>
+          <w:rFonts w:eastAsia="Times New Roman" w:cstheme="minorHAnsi"/>
+          <w:color w:val="1D1C1D"/>
+          <w:kern w:val="0"/>
+          <w:sz w:val="28"/>
+          <w:szCs w:val="28"/>
+          <w:lang w:eastAsia="en-IN" w:bidi="ta-IN"/>
+          <w14:ligatures w14:val="none"/>
+        </w:rPr>
+      </w:pPr>
+      <w:r>
+        <w:rPr>
+          <w:rFonts w:eastAsia="Times New Roman" w:cstheme="minorHAnsi"/>
+          <w:noProof/>
+          <w:color w:val="1D1C1D"/>
+          <w:kern w:val="0"/>
+          <w:sz w:val="28"/>
+          <w:szCs w:val="28"/>
+          <w:lang w:eastAsia="en-IN" w:bidi="ta-IN"/>
+          <w14:ligatures w14:val="none"/>
+        </w:rPr>
+        <w:drawing>
+          <wp:inline distT="0" distB="0" distL="0" distR="0" wp14:anchorId="6FC1098C" wp14:editId="3BF9B1D7">
+            <wp:extent cx="7291070" cy="1224915"/>
+            <wp:effectExtent l="0" t="0" r="5080" b="0"/>
+            <wp:docPr id="577191758" name="Picture 1"/>
+            <wp:cNvGraphicFramePr>
+              <a:graphicFrameLocks xmlns:a="http://schemas.openxmlformats.org/drawingml/2006/main" noChangeAspect="1"/>
+            </wp:cNvGraphicFramePr>
+            <a:graphic xmlns:a="http://schemas.openxmlformats.org/drawingml/2006/main">
+              <a:graphicData uri="http://schemas.openxmlformats.org/drawingml/2006/picture">
+                <pic:pic xmlns:pic="http://schemas.openxmlformats.org/drawingml/2006/picture">
+                  <pic:nvPicPr>
+                    <pic:cNvPr id="577191758" name=""/>
+                    <pic:cNvPicPr/>
+                  </pic:nvPicPr>
+                  <pic:blipFill>
+                    <a:blip r:embed="rId13"/>
+                    <a:stretch>
+                      <a:fillRect/>
+                    </a:stretch>
+                  </pic:blipFill>
+                  <pic:spPr>
+                    <a:xfrm>
+                      <a:off x="0" y="0"/>
+                      <a:ext cx="7291070" cy="1224915"/>
+                    </a:xfrm>
+                    <a:prstGeom prst="rect">
+                      <a:avLst/>
+                    </a:prstGeom>
+                  </pic:spPr>
+                </pic:pic>
+              </a:graphicData>
+            </a:graphic>
+          </wp:inline>
+        </w:drawing>
+      </w:r>
+    </w:p>
+    <w:p>
+      <w:pPr>
+        <w:pStyle w:val="ListParagraph"/>
+        <w:shd w:val="clear" w:color="auto" w:fill="FFFFFF"/>
+        <w:spacing w:before="100" w:beforeAutospacing="1" w:after="0" w:line="240" w:lineRule="auto"/>
+        <w:ind w:left="0"/>
+        <w:rPr>
+          <w:rFonts w:eastAsia="Times New Roman" w:cstheme="minorHAnsi"/>
+          <w:color w:val="1D1C1D"/>
+          <w:kern w:val="0"/>
+          <w:sz w:val="28"/>
+          <w:szCs w:val="28"/>
+          <w:lang w:eastAsia="en-IN" w:bidi="ta-IN"/>
+          <w14:ligatures w14:val="none"/>
+        </w:rPr>
+      </w:pPr>
+      <w:r>
+        <w:rPr>
+          <w:rFonts w:eastAsia="Times New Roman" w:cstheme="minorHAnsi"/>
+          <w:noProof/>
+          <w:color w:val="1D1C1D"/>
+          <w:kern w:val="0"/>
+          <w:sz w:val="28"/>
+          <w:szCs w:val="28"/>
+          <w:lang w:eastAsia="en-IN" w:bidi="ta-IN"/>
+          <w14:ligatures w14:val="none"/>
+        </w:rPr>
+        <w:drawing>
+          <wp:inline distT="0" distB="0" distL="0" distR="0" wp14:anchorId="6D00A789" wp14:editId="3B86AEEE">
+            <wp:extent cx="7291070" cy="1476375"/>
+            <wp:effectExtent l="0" t="0" r="5080" b="9525"/>
+            <wp:docPr id="1605313167" name="Picture 1"/>
+            <wp:cNvGraphicFramePr>
+              <a:graphicFrameLocks xmlns:a="http://schemas.openxmlformats.org/drawingml/2006/main" noChangeAspect="1"/>
+            </wp:cNvGraphicFramePr>
+            <a:graphic xmlns:a="http://schemas.openxmlformats.org/drawingml/2006/main">
+              <a:graphicData uri="http://schemas.openxmlformats.org/drawingml/2006/picture">
+                <pic:pic xmlns:pic="http://schemas.openxmlformats.org/drawingml/2006/picture">
+                  <pic:nvPicPr>
+                    <pic:cNvPr id="1605313167" name=""/>
+                    <pic:cNvPicPr/>
+                  </pic:nvPicPr>
+                  <pic:blipFill>
+                    <a:blip r:embed="rId14"/>
+                    <a:stretch>
+                      <a:fillRect/>
+                    </a:stretch>
+                  </pic:blipFill>
+                  <pic:spPr>
+                    <a:xfrm>
+                      <a:off x="0" y="0"/>
+                      <a:ext cx="7291070" cy="1476375"/>
+                    </a:xfrm>
+                    <a:prstGeom prst="rect">
+                      <a:avLst/>
+                    </a:prstGeom>
+                  </pic:spPr>
+                </pic:pic>
+              </a:graphicData>
+            </a:graphic>
+          </wp:inline>
+        </w:drawing>
+      </w:r>
+    </w:p>
+    <w:p>
+      <w:pPr>
+        <w:pStyle w:val="ListParagraph"/>
+        <w:shd w:val="clear" w:color="auto" w:fill="FFFFFF"/>
+        <w:spacing w:before="100" w:beforeAutospacing="1" w:after="0" w:line="240" w:lineRule="auto"/>
+        <w:ind w:left="0"/>
+        <w:rPr>
+          <w:rFonts w:eastAsia="Times New Roman" w:cstheme="minorHAnsi"/>
+          <w:color w:val="1D1C1D"/>
+          <w:kern w:val="0"/>
+          <w:sz w:val="28"/>
+          <w:szCs w:val="28"/>
+          <w:lang w:eastAsia="en-IN" w:bidi="ta-IN"/>
+          <w14:ligatures w14:val="none"/>
+        </w:rPr>
+      </w:pPr>
+    </w:p>
+    <w:p>
+      <w:pPr>
+        <w:pStyle w:val="ListParagraph"/>
+        <w:shd w:val="clear" w:color="auto" w:fill="FFFFFF"/>
+        <w:spacing w:before="100" w:beforeAutospacing="1" w:after="0" w:line="240" w:lineRule="auto"/>
+        <w:ind w:left="0"/>
+        <w:rPr>
+          <w:rFonts w:eastAsia="Times New Roman" w:cstheme="minorHAnsi"/>
+          <w:color w:val="1D1C1D"/>
+          <w:kern w:val="0"/>
+          <w:sz w:val="28"/>
+          <w:szCs w:val="28"/>
+          <w:lang w:eastAsia="en-IN" w:bidi="ta-IN"/>
+          <w14:ligatures w14:val="none"/>
+        </w:rPr>
+      </w:pPr>
+      <w:r>
+        <w:rPr>
+          <w:rFonts w:eastAsia="Times New Roman" w:cstheme="minorHAnsi"/>
+          <w:color w:val="1D1C1D"/>
+          <w:kern w:val="0"/>
+          <w:sz w:val="28"/>
+          <w:szCs w:val="28"/>
+          <w:lang w:eastAsia="en-IN" w:bidi="ta-IN"/>
+          <w14:ligatures w14:val="none"/>
+        </w:rPr>
+        <w:lastRenderedPageBreak/>
+        <w:t>Step 5: Add 2 instances with httpd deployed in target instances</w:t>
+      </w:r>
+    </w:p>
+    <w:p>
+      <w:pPr>
+        <w:pStyle w:val="ListParagraph"/>
+        <w:shd w:val="clear" w:color="auto" w:fill="FFFFFF"/>
+        <w:spacing w:before="100" w:beforeAutospacing="1" w:after="0" w:line="240" w:lineRule="auto"/>
+        <w:ind w:left="0"/>
+        <w:rPr>
+          <w:rFonts w:eastAsia="Times New Roman" w:cstheme="minorHAnsi"/>
+          <w:color w:val="1D1C1D"/>
+          <w:kern w:val="0"/>
+          <w:sz w:val="28"/>
+          <w:szCs w:val="28"/>
+          <w:lang w:eastAsia="en-IN" w:bidi="ta-IN"/>
+          <w14:ligatures w14:val="none"/>
+        </w:rPr>
+      </w:pPr>
+      <w:r>
+        <w:rPr>
+          <w:rFonts w:eastAsia="Times New Roman" w:cstheme="minorHAnsi"/>
+          <w:noProof/>
+          <w:color w:val="1D1C1D"/>
+          <w:kern w:val="0"/>
+          <w:sz w:val="28"/>
+          <w:szCs w:val="28"/>
+          <w:lang w:eastAsia="en-IN" w:bidi="ta-IN"/>
+          <w14:ligatures w14:val="none"/>
+        </w:rPr>
+        <w:drawing>
+          <wp:inline distT="0" distB="0" distL="0" distR="0" wp14:anchorId="42A182E9" wp14:editId="2B6302E3">
+            <wp:extent cx="7291070" cy="1818005"/>
+            <wp:effectExtent l="0" t="0" r="5080" b="0"/>
+            <wp:docPr id="667767063" name="Picture 1"/>
+            <wp:cNvGraphicFramePr>
+              <a:graphicFrameLocks xmlns:a="http://schemas.openxmlformats.org/drawingml/2006/main" noChangeAspect="1"/>
+            </wp:cNvGraphicFramePr>
+            <a:graphic xmlns:a="http://schemas.openxmlformats.org/drawingml/2006/main">
+              <a:graphicData uri="http://schemas.openxmlformats.org/drawingml/2006/picture">
+                <pic:pic xmlns:pic="http://schemas.openxmlformats.org/drawingml/2006/picture">
+                  <pic:nvPicPr>
+                    <pic:cNvPr id="667767063" name=""/>
+                    <pic:cNvPicPr/>
+                  </pic:nvPicPr>
+                  <pic:blipFill>
+                    <a:blip r:embed="rId15"/>
+                    <a:stretch>
+                      <a:fillRect/>
+                    </a:stretch>
+                  </pic:blipFill>
+                  <pic:spPr>
+                    <a:xfrm>
+                      <a:off x="0" y="0"/>
+                      <a:ext cx="7291070" cy="1818005"/>
+                    </a:xfrm>
+                    <a:prstGeom prst="rect">
+                      <a:avLst/>
+                    </a:prstGeom>
+                  </pic:spPr>
+                </pic:pic>
+              </a:graphicData>
+            </a:graphic>
+          </wp:inline>
+        </w:drawing>
+      </w:r>
+    </w:p>
+    <w:p>
+      <w:pPr>
+        <w:pStyle w:val="ListParagraph"/>
+        <w:shd w:val="clear" w:color="auto" w:fill="FFFFFF"/>
+        <w:spacing w:before="100" w:beforeAutospacing="1" w:after="0" w:line="240" w:lineRule="auto"/>
+        <w:ind w:left="0"/>
+        <w:rPr>
+          <w:rFonts w:eastAsia="Times New Roman" w:cstheme="minorHAnsi"/>
+          <w:color w:val="1D1C1D"/>
+          <w:kern w:val="0"/>
+          <w:sz w:val="28"/>
+          <w:szCs w:val="28"/>
+          <w:lang w:eastAsia="en-IN" w:bidi="ta-IN"/>
+          <w14:ligatures w14:val="none"/>
+        </w:rPr>
+      </w:pPr>
+      <w:r>
+        <w:rPr>
+          <w:rFonts w:eastAsia="Times New Roman" w:cstheme="minorHAnsi"/>
+          <w:color w:val="1D1C1D"/>
+          <w:kern w:val="0"/>
+          <w:sz w:val="28"/>
+          <w:szCs w:val="28"/>
+          <w:lang w:eastAsia="en-IN" w:bidi="ta-IN"/>
+          <w14:ligatures w14:val="none"/>
+        </w:rPr>
+        <w:t>Step 6: Copy the DNS name and run it in browser.</w:t>
+      </w:r>
+    </w:p>
+    <w:p>
+      <w:pPr>
+        <w:pStyle w:val="ListParagraph"/>
+        <w:shd w:val="clear" w:color="auto" w:fill="FFFFFF"/>
+        <w:spacing w:before="100" w:beforeAutospacing="1" w:after="0" w:line="240" w:lineRule="auto"/>
+        <w:ind w:left="0"/>
+        <w:rPr>
+          <w:rFonts w:eastAsia="Times New Roman" w:cstheme="minorHAnsi"/>
+          <w:color w:val="1D1C1D"/>
+          <w:kern w:val="0"/>
+          <w:sz w:val="28"/>
+          <w:szCs w:val="28"/>
+          <w:lang w:eastAsia="en-IN" w:bidi="ta-IN"/>
+          <w14:ligatures w14:val="none"/>
+        </w:rPr>
+      </w:pPr>
+      <w:r>
+        <w:rPr>
+          <w:rFonts w:eastAsia="Times New Roman" w:cstheme="minorHAnsi"/>
+          <w:noProof/>
+          <w:color w:val="1D1C1D"/>
+          <w:kern w:val="0"/>
+          <w:sz w:val="28"/>
+          <w:szCs w:val="28"/>
+          <w:lang w:eastAsia="en-IN" w:bidi="ta-IN"/>
+          <w14:ligatures w14:val="none"/>
+        </w:rPr>
+        <w:drawing>
+          <wp:inline distT="0" distB="0" distL="0" distR="0" wp14:anchorId="58398765" wp14:editId="7FB5B711">
+            <wp:extent cx="7291070" cy="744220"/>
+            <wp:effectExtent l="0" t="0" r="5080" b="0"/>
+            <wp:docPr id="113662933" name="Picture 1"/>
+            <wp:cNvGraphicFramePr>
+              <a:graphicFrameLocks xmlns:a="http://schemas.openxmlformats.org/drawingml/2006/main" noChangeAspect="1"/>
+            </wp:cNvGraphicFramePr>
+            <a:graphic xmlns:a="http://schemas.openxmlformats.org/drawingml/2006/main">
+              <a:graphicData uri="http://schemas.openxmlformats.org/drawingml/2006/picture">
+                <pic:pic xmlns:pic="http://schemas.openxmlformats.org/drawingml/2006/picture">
+                  <pic:nvPicPr>
+                    <pic:cNvPr id="113662933" name=""/>
+                    <pic:cNvPicPr/>
+                  </pic:nvPicPr>
+                  <pic:blipFill>
+                    <a:blip r:embed="rId16"/>
+                    <a:stretch>
+                      <a:fillRect/>
+                    </a:stretch>
+                  </pic:blipFill>
+                  <pic:spPr>
+                    <a:xfrm>
+                      <a:off x="0" y="0"/>
+                      <a:ext cx="7291070" cy="744220"/>
+                    </a:xfrm>
+                    <a:prstGeom prst="rect">
+                      <a:avLst/>
+                    </a:prstGeom>
+                  </pic:spPr>
+                </pic:pic>
+              </a:graphicData>
+            </a:graphic>
+          </wp:inline>
+        </w:drawing>
+      </w:r>
+    </w:p>
+    <w:p>
+      <w:pPr>
+        <w:pStyle w:val="ListParagraph"/>
+        <w:shd w:val="clear" w:color="auto" w:fill="FFFFFF"/>
+        <w:spacing w:before="100" w:beforeAutospacing="1" w:after="0" w:line="240" w:lineRule="auto"/>
+        <w:ind w:left="0"/>
+        <w:rPr>
+          <w:rFonts w:eastAsia="Times New Roman" w:cstheme="minorHAnsi"/>
+          <w:color w:val="1D1C1D"/>
+          <w:kern w:val="0"/>
+          <w:sz w:val="28"/>
+          <w:szCs w:val="28"/>
+          <w:lang w:eastAsia="en-IN" w:bidi="ta-IN"/>
+          <w14:ligatures w14:val="none"/>
+        </w:rPr>
+      </w:pPr>
+      <w:r>
+        <w:rPr>
+          <w:rFonts w:eastAsia="Times New Roman" w:cstheme="minorHAnsi"/>
+          <w:noProof/>
+          <w:color w:val="1D1C1D"/>
+          <w:kern w:val="0"/>
+          <w:sz w:val="28"/>
+          <w:szCs w:val="28"/>
+          <w:lang w:eastAsia="en-IN" w:bidi="ta-IN"/>
+          <w14:ligatures w14:val="none"/>
+        </w:rPr>
+        <w:drawing>
+          <wp:inline distT="0" distB="0" distL="0" distR="0" wp14:anchorId="4A6EEDF7" wp14:editId="2CB007E4">
+            <wp:extent cx="7291070" cy="1652905"/>
+            <wp:effectExtent l="0" t="0" r="5080" b="4445"/>
+            <wp:docPr id="709886589" name="Picture 1"/>
+            <wp:cNvGraphicFramePr>
+              <a:graphicFrameLocks xmlns:a="http://schemas.openxmlformats.org/drawingml/2006/main" noChangeAspect="1"/>
+            </wp:cNvGraphicFramePr>
+            <a:graphic xmlns:a="http://schemas.openxmlformats.org/drawingml/2006/main">
+              <a:graphicData uri="http://schemas.openxmlformats.org/drawingml/2006/picture">
+                <pic:pic xmlns:pic="http://schemas.openxmlformats.org/drawingml/2006/picture">
+                  <pic:nvPicPr>
+                    <pic:cNvPr id="709886589" name=""/>
+                    <pic:cNvPicPr/>
+                  </pic:nvPicPr>
+                  <pic:blipFill>
+                    <a:blip r:embed="rId17"/>
+                    <a:stretch>
+                      <a:fillRect/>
+                    </a:stretch>
+                  </pic:blipFill>
+                  <pic:spPr>
+                    <a:xfrm>
+                      <a:off x="0" y="0"/>
+                      <a:ext cx="7291070" cy="1652905"/>
+                    </a:xfrm>
+                    <a:prstGeom prst="rect">
+                      <a:avLst/>
+                    </a:prstGeom>
+                  </pic:spPr>
+                </pic:pic>
+              </a:graphicData>
+            </a:graphic>
+          </wp:inline>
+        </w:drawing>
+      </w:r>
+    </w:p>
+    <w:p>
+      <w:pPr>
+        <w:pStyle w:val="ListParagraph"/>
+        <w:shd w:val="clear" w:color="auto" w:fill="FFFFFF"/>
+        <w:spacing w:before="100" w:beforeAutospacing="1" w:after="0" w:line="240" w:lineRule="auto"/>
+        <w:ind w:left="0"/>
+        <w:rPr>
+          <w:rFonts w:eastAsia="Times New Roman" w:cstheme="minorHAnsi"/>
+          <w:color w:val="1D1C1D"/>
+          <w:kern w:val="0"/>
+          <w:sz w:val="28"/>
+          <w:szCs w:val="28"/>
+          <w:lang w:eastAsia="en-IN" w:bidi="ta-IN"/>
+          <w14:ligatures w14:val="none"/>
+        </w:rPr>
+      </w:pPr>
+      <w:r>
+        <w:rPr>
+          <w:rFonts w:eastAsia="Times New Roman" w:cstheme="minorHAnsi"/>
+          <w:noProof/>
+          <w:color w:val="1D1C1D"/>
+          <w:kern w:val="0"/>
+          <w:sz w:val="28"/>
+          <w:szCs w:val="28"/>
+          <w:lang w:eastAsia="en-IN" w:bidi="ta-IN"/>
+          <w14:ligatures w14:val="none"/>
+        </w:rPr>
+        <w:drawing>
+          <wp:inline distT="0" distB="0" distL="0" distR="0" wp14:anchorId="2982643C" wp14:editId="2C3005A5">
+            <wp:extent cx="7291070" cy="1498600"/>
+            <wp:effectExtent l="0" t="0" r="5080" b="6350"/>
+            <wp:docPr id="1872575111" name="Picture 1"/>
+            <wp:cNvGraphicFramePr>
+              <a:graphicFrameLocks xmlns:a="http://schemas.openxmlformats.org/drawingml/2006/main" noChangeAspect="1"/>
+            </wp:cNvGraphicFramePr>
+            <a:graphic xmlns:a="http://schemas.openxmlformats.org/drawingml/2006/main">
+              <a:graphicData uri="http://schemas.openxmlformats.org/drawingml/2006/picture">
+                <pic:pic xmlns:pic="http://schemas.openxmlformats.org/drawingml/2006/picture">
+                  <pic:nvPicPr>
+                    <pic:cNvPr id="1872575111" name=""/>
+                    <pic:cNvPicPr/>
+                  </pic:nvPicPr>
+                  <pic:blipFill>
+                    <a:blip r:embed="rId18"/>
+                    <a:stretch>
+                      <a:fillRect/>
+                    </a:stretch>
+                  </pic:blipFill>
+                  <pic:spPr>
+                    <a:xfrm>
+                      <a:off x="0" y="0"/>
+                      <a:ext cx="7291070" cy="1498600"/>
+                    </a:xfrm>
+                    <a:prstGeom prst="rect">
+                      <a:avLst/>
+                    </a:prstGeom>
+                  </pic:spPr>
+                </pic:pic>
+              </a:graphicData>
+            </a:graphic>
+          </wp:inline>
+        </w:drawing>
+      </w:r>
+    </w:p>
+    <w:p>
+      <w:pPr>
+        <w:pStyle w:val="ListParagraph"/>
+        <w:shd w:val="clear" w:color="auto" w:fill="FFFFFF"/>
+        <w:spacing w:before="100" w:beforeAutospacing="1" w:after="0" w:line="240" w:lineRule="auto"/>
+        <w:ind w:left="0"/>
+        <w:rPr>
+          <w:rFonts w:eastAsia="Times New Roman" w:cstheme="minorHAnsi"/>
+          <w:color w:val="1D1C1D"/>
+          <w:kern w:val="0"/>
+          <w:sz w:val="28"/>
+          <w:szCs w:val="28"/>
+          <w:lang w:eastAsia="en-IN" w:bidi="ta-IN"/>
+          <w14:ligatures w14:val="none"/>
+        </w:rPr>
+      </w:pPr>
+    </w:p>
+    <w:p>
+      <w:pPr>
+        <w:pStyle w:val="ListParagraph"/>
+        <w:numPr>
+          <w:ilvl w:val="0"/>
+          <w:numId w:val="2"/>
+        </w:numPr>
+        <w:shd w:val="clear" w:color="auto" w:fill="FFFFFF"/>
+        <w:spacing w:before="100" w:beforeAutospacing="1" w:after="0" w:line="240" w:lineRule="auto"/>
+        <w:ind w:left="142" w:hanging="284"/>
+        <w:rPr>
+          <w:rFonts w:eastAsia="Times New Roman" w:cstheme="minorHAnsi"/>
+          <w:color w:val="1D1C1D"/>
+          <w:kern w:val="0"/>
           <w:sz w:val="36"/>
           <w:szCs w:val="36"/>
+          <w:lang w:eastAsia="en-IN" w:bidi="ta-IN"/>
+          <w14:ligatures w14:val="none"/>
+        </w:rPr>
+      </w:pPr>
+      <w:r>
+        <w:rPr>
+          <w:rFonts w:eastAsia="Times New Roman" w:cstheme="minorHAnsi"/>
+          <w:color w:val="1D1C1D"/>
+          <w:kern w:val="0"/>
+          <w:sz w:val="36"/>
+          <w:szCs w:val="36"/>
+          <w:lang w:eastAsia="en-IN" w:bidi="ta-IN"/>
+          <w14:ligatures w14:val="none"/>
+        </w:rPr>
+        <w:t xml:space="preserve">Configure Application Load balancer. </w:t>
+      </w:r>
+    </w:p>
+    <w:p>
+      <w:pPr>
+        <w:pStyle w:val="ListParagraph"/>
+        <w:shd w:val="clear" w:color="auto" w:fill="FFFFFF"/>
+        <w:spacing w:before="100" w:beforeAutospacing="1" w:after="0" w:line="240" w:lineRule="auto"/>
+        <w:ind w:left="142"/>
+        <w:rPr>
+          <w:rFonts w:eastAsia="Times New Roman" w:cstheme="minorHAnsi"/>
+          <w:color w:val="1D1C1D"/>
+          <w:kern w:val="0"/>
+          <w:sz w:val="28"/>
+          <w:szCs w:val="28"/>
+          <w:lang w:eastAsia="en-IN" w:bidi="ta-IN"/>
+          <w14:ligatures w14:val="none"/>
+        </w:rPr>
+      </w:pPr>
+      <w:r>
+        <w:rPr>
+          <w:rFonts w:eastAsia="Times New Roman" w:cstheme="minorHAnsi"/>
+          <w:color w:val="1D1C1D"/>
+          <w:kern w:val="0"/>
+          <w:sz w:val="28"/>
+          <w:szCs w:val="28"/>
+          <w:lang w:eastAsia="en-IN" w:bidi="ta-IN"/>
+          <w14:ligatures w14:val="none"/>
+        </w:rPr>
+        <w:t>Step 0: Create 2 instances in 2 different Availability zones.</w:t>
+      </w:r>
+    </w:p>
+    <w:p>
+      <w:pPr>
+        <w:pStyle w:val="ListParagraph"/>
+        <w:shd w:val="clear" w:color="auto" w:fill="FFFFFF"/>
+        <w:spacing w:before="100" w:beforeAutospacing="1" w:after="0" w:line="240" w:lineRule="auto"/>
+        <w:ind w:left="0"/>
+        <w:rPr>
+          <w:rFonts w:eastAsia="Times New Roman" w:cstheme="minorHAnsi"/>
+          <w:color w:val="1D1C1D"/>
+          <w:kern w:val="0"/>
+          <w:sz w:val="28"/>
+          <w:szCs w:val="28"/>
+          <w:lang w:eastAsia="en-IN" w:bidi="ta-IN"/>
+          <w14:ligatures w14:val="none"/>
+        </w:rPr>
+      </w:pPr>
+      <w:r>
+        <w:rPr>
+          <w:rFonts w:eastAsia="Times New Roman" w:cstheme="minorHAnsi"/>
+          <w:noProof/>
+          <w:color w:val="1D1C1D"/>
+          <w:kern w:val="0"/>
+          <w:sz w:val="28"/>
+          <w:szCs w:val="28"/>
+          <w:lang w:eastAsia="en-IN" w:bidi="ta-IN"/>
+          <w14:ligatures w14:val="none"/>
+        </w:rPr>
+        <w:drawing>
+          <wp:inline distT="0" distB="0" distL="0" distR="0" wp14:anchorId="7CE9AD5D" wp14:editId="1DE78F1B">
+            <wp:extent cx="7291070" cy="1421765"/>
+            <wp:effectExtent l="0" t="0" r="5080" b="6985"/>
+            <wp:docPr id="647645685" name="Picture 1"/>
+            <wp:cNvGraphicFramePr>
+              <a:graphicFrameLocks xmlns:a="http://schemas.openxmlformats.org/drawingml/2006/main" noChangeAspect="1"/>
+            </wp:cNvGraphicFramePr>
+            <a:graphic xmlns:a="http://schemas.openxmlformats.org/drawingml/2006/main">
+              <a:graphicData uri="http://schemas.openxmlformats.org/drawingml/2006/picture">
+                <pic:pic xmlns:pic="http://schemas.openxmlformats.org/drawingml/2006/picture">
+                  <pic:nvPicPr>
+                    <pic:cNvPr id="647645685" name=""/>
+                    <pic:cNvPicPr/>
+                  </pic:nvPicPr>
+                  <pic:blipFill>
+                    <a:blip r:embed="rId19"/>
+                    <a:stretch>
+                      <a:fillRect/>
+                    </a:stretch>
+                  </pic:blipFill>
+                  <pic:spPr>
+                    <a:xfrm>
+                      <a:off x="0" y="0"/>
+                      <a:ext cx="7291070" cy="1421765"/>
+                    </a:xfrm>
+                    <a:prstGeom prst="rect">
+                      <a:avLst/>
+                    </a:prstGeom>
+                  </pic:spPr>
+                </pic:pic>
+              </a:graphicData>
+            </a:graphic>
+          </wp:inline>
+        </w:drawing>
+      </w:r>
+    </w:p>
+    <w:p>
+      <w:pPr>
+        <w:pStyle w:val="ListParagraph"/>
+        <w:shd w:val="clear" w:color="auto" w:fill="FFFFFF"/>
+        <w:spacing w:before="100" w:beforeAutospacing="1" w:after="0" w:line="240" w:lineRule="auto"/>
+        <w:ind w:left="142"/>
+        <w:rPr>
+          <w:rFonts w:eastAsia="Times New Roman" w:cstheme="minorHAnsi"/>
+          <w:color w:val="1D1C1D"/>
+          <w:kern w:val="0"/>
+          <w:sz w:val="28"/>
+          <w:szCs w:val="28"/>
+          <w:lang w:eastAsia="en-IN" w:bidi="ta-IN"/>
+          <w14:ligatures w14:val="none"/>
+        </w:rPr>
+      </w:pPr>
+    </w:p>
+    <w:p>
+      <w:pPr>
+        <w:pStyle w:val="ListParagraph"/>
+        <w:shd w:val="clear" w:color="auto" w:fill="FFFFFF"/>
+        <w:spacing w:before="100" w:beforeAutospacing="1" w:after="0" w:line="240" w:lineRule="auto"/>
+        <w:ind w:left="142"/>
+        <w:rPr>
+          <w:rFonts w:eastAsia="Times New Roman" w:cstheme="minorHAnsi"/>
+          <w:color w:val="1D1C1D"/>
+          <w:kern w:val="0"/>
+          <w:sz w:val="28"/>
+          <w:szCs w:val="28"/>
+          <w:lang w:eastAsia="en-IN" w:bidi="ta-IN"/>
+          <w14:ligatures w14:val="none"/>
+        </w:rPr>
+      </w:pPr>
+      <w:r>
+        <w:rPr>
+          <w:rFonts w:eastAsia="Times New Roman" w:cstheme="minorHAnsi"/>
+          <w:color w:val="1D1C1D"/>
+          <w:kern w:val="0"/>
+          <w:sz w:val="28"/>
+          <w:szCs w:val="28"/>
+          <w:lang w:eastAsia="en-IN" w:bidi="ta-IN"/>
+          <w14:ligatures w14:val="none"/>
+        </w:rPr>
+        <w:t>Step 1: Goto EC2</w:t>
+      </w:r>
+      <w:r>
+        <w:rPr>
+          <w:rFonts w:eastAsia="Times New Roman" w:cstheme="minorHAnsi"/>
+          <w:color w:val="1D1C1D"/>
+          <w:kern w:val="0"/>
+          <w:sz w:val="28"/>
+          <w:szCs w:val="28"/>
+          <w:lang w:eastAsia="en-IN" w:bidi="ta-IN"/>
+          <w14:ligatures w14:val="none"/>
+        </w:rPr>
+        <w:sym w:font="Wingdings" w:char="F0E0"/>
+      </w:r>
+      <w:r>
+        <w:rPr>
+          <w:rFonts w:eastAsia="Times New Roman" w:cstheme="minorHAnsi"/>
+          <w:color w:val="1D1C1D"/>
+          <w:kern w:val="0"/>
+          <w:sz w:val="28"/>
+          <w:szCs w:val="28"/>
+          <w:lang w:eastAsia="en-IN" w:bidi="ta-IN"/>
+          <w14:ligatures w14:val="none"/>
+        </w:rPr>
+        <w:t>Load balancer</w:t>
+      </w:r>
+      <w:r>
+        <w:rPr>
+          <w:rFonts w:eastAsia="Times New Roman" w:cstheme="minorHAnsi"/>
+          <w:color w:val="1D1C1D"/>
+          <w:kern w:val="0"/>
+          <w:sz w:val="28"/>
+          <w:szCs w:val="28"/>
+          <w:lang w:eastAsia="en-IN" w:bidi="ta-IN"/>
+          <w14:ligatures w14:val="none"/>
+        </w:rPr>
+        <w:sym w:font="Wingdings" w:char="F0E0"/>
+      </w:r>
+      <w:r>
+        <w:rPr>
+          <w:rFonts w:eastAsia="Times New Roman" w:cstheme="minorHAnsi"/>
+          <w:color w:val="1D1C1D"/>
+          <w:kern w:val="0"/>
+          <w:sz w:val="28"/>
+          <w:szCs w:val="28"/>
+          <w:lang w:eastAsia="en-IN" w:bidi="ta-IN"/>
+          <w14:ligatures w14:val="none"/>
+        </w:rPr>
+        <w:t>create LB</w:t>
+      </w:r>
+      <w:r>
+        <w:rPr>
+          <w:rFonts w:eastAsia="Times New Roman" w:cstheme="minorHAnsi"/>
+          <w:color w:val="1D1C1D"/>
+          <w:kern w:val="0"/>
+          <w:sz w:val="28"/>
+          <w:szCs w:val="28"/>
+          <w:lang w:eastAsia="en-IN" w:bidi="ta-IN"/>
+          <w14:ligatures w14:val="none"/>
+        </w:rPr>
+        <w:sym w:font="Wingdings" w:char="F0E0"/>
+      </w:r>
+      <w:r>
+        <w:rPr>
+          <w:rFonts w:eastAsia="Times New Roman" w:cstheme="minorHAnsi"/>
+          <w:color w:val="1D1C1D"/>
+          <w:kern w:val="0"/>
+          <w:sz w:val="28"/>
+          <w:szCs w:val="28"/>
+          <w:lang w:eastAsia="en-IN" w:bidi="ta-IN"/>
+          <w14:ligatures w14:val="none"/>
+        </w:rPr>
+        <w:t>select LB type</w:t>
+      </w:r>
+      <w:r>
+        <w:rPr>
+          <w:rFonts w:eastAsia="Times New Roman" w:cstheme="minorHAnsi"/>
+          <w:color w:val="1D1C1D"/>
+          <w:kern w:val="0"/>
+          <w:sz w:val="28"/>
+          <w:szCs w:val="28"/>
+          <w:lang w:eastAsia="en-IN" w:bidi="ta-IN"/>
+          <w14:ligatures w14:val="none"/>
+        </w:rPr>
+        <w:sym w:font="Wingdings" w:char="F0E0"/>
+      </w:r>
+      <w:r>
+        <w:rPr>
+          <w:rFonts w:eastAsia="Times New Roman" w:cstheme="minorHAnsi"/>
+          <w:color w:val="1D1C1D"/>
+          <w:kern w:val="0"/>
+          <w:sz w:val="28"/>
+          <w:szCs w:val="28"/>
+          <w:lang w:eastAsia="en-IN" w:bidi="ta-IN"/>
+          <w14:ligatures w14:val="none"/>
+        </w:rPr>
+        <w:t>Enter details.</w:t>
+      </w:r>
+    </w:p>
+    <w:p>
+      <w:pPr>
+        <w:pStyle w:val="ListParagraph"/>
+        <w:shd w:val="clear" w:color="auto" w:fill="FFFFFF"/>
+        <w:spacing w:before="100" w:beforeAutospacing="1" w:after="0" w:line="240" w:lineRule="auto"/>
+        <w:ind w:left="142"/>
+        <w:rPr>
+          <w:rFonts w:eastAsia="Times New Roman" w:cstheme="minorHAnsi"/>
+          <w:color w:val="1D1C1D"/>
+          <w:kern w:val="0"/>
+          <w:sz w:val="28"/>
+          <w:szCs w:val="28"/>
+          <w:lang w:eastAsia="en-IN" w:bidi="ta-IN"/>
+          <w14:ligatures w14:val="none"/>
+        </w:rPr>
+      </w:pPr>
+      <w:r>
+        <w:rPr>
+          <w:rFonts w:eastAsia="Times New Roman" w:cstheme="minorHAnsi"/>
+          <w:noProof/>
+          <w:color w:val="1D1C1D"/>
+          <w:kern w:val="0"/>
+          <w:sz w:val="28"/>
+          <w:szCs w:val="28"/>
+          <w:lang w:eastAsia="en-IN" w:bidi="ta-IN"/>
+          <w14:ligatures w14:val="none"/>
+        </w:rPr>
+        <w:drawing>
+          <wp:inline distT="0" distB="0" distL="0" distR="0" wp14:anchorId="5779AC88" wp14:editId="71DCB30C">
+            <wp:extent cx="7020560" cy="1096645"/>
+            <wp:effectExtent l="0" t="0" r="8890" b="8255"/>
+            <wp:docPr id="1233216844" name="Picture 1"/>
+            <wp:cNvGraphicFramePr>
+              <a:graphicFrameLocks xmlns:a="http://schemas.openxmlformats.org/drawingml/2006/main" noChangeAspect="1"/>
+            </wp:cNvGraphicFramePr>
+            <a:graphic xmlns:a="http://schemas.openxmlformats.org/drawingml/2006/main">
+              <a:graphicData uri="http://schemas.openxmlformats.org/drawingml/2006/picture">
+                <pic:pic xmlns:pic="http://schemas.openxmlformats.org/drawingml/2006/picture">
+                  <pic:nvPicPr>
+                    <pic:cNvPr id="1233216844" name=""/>
+                    <pic:cNvPicPr/>
+                  </pic:nvPicPr>
+                  <pic:blipFill>
+                    <a:blip r:embed="rId20"/>
+                    <a:stretch>
+                      <a:fillRect/>
+                    </a:stretch>
+                  </pic:blipFill>
+                  <pic:spPr>
+                    <a:xfrm>
+                      <a:off x="0" y="0"/>
+                      <a:ext cx="7020560" cy="1096645"/>
+                    </a:xfrm>
+                    <a:prstGeom prst="rect">
+                      <a:avLst/>
+                    </a:prstGeom>
+                  </pic:spPr>
+                </pic:pic>
+              </a:graphicData>
+            </a:graphic>
+          </wp:inline>
+        </w:drawing>
+      </w:r>
+    </w:p>
+    <w:p>
+      <w:pPr>
+        <w:pStyle w:val="ListParagraph"/>
+        <w:shd w:val="clear" w:color="auto" w:fill="FFFFFF"/>
+        <w:spacing w:before="100" w:beforeAutospacing="1" w:after="0" w:line="240" w:lineRule="auto"/>
+        <w:ind w:left="142"/>
+        <w:rPr>
+          <w:rFonts w:eastAsia="Times New Roman" w:cstheme="minorHAnsi"/>
+          <w:color w:val="1D1C1D"/>
+          <w:kern w:val="0"/>
+          <w:sz w:val="28"/>
+          <w:szCs w:val="28"/>
+          <w:lang w:eastAsia="en-IN" w:bidi="ta-IN"/>
+          <w14:ligatures w14:val="none"/>
+        </w:rPr>
+      </w:pPr>
+      <w:r>
+        <w:rPr>
+          <w:rFonts w:eastAsia="Times New Roman" w:cstheme="minorHAnsi"/>
+          <w:noProof/>
+          <w:color w:val="1D1C1D"/>
+          <w:kern w:val="0"/>
+          <w:sz w:val="28"/>
+          <w:szCs w:val="28"/>
+          <w:lang w:eastAsia="en-IN" w:bidi="ta-IN"/>
+          <w14:ligatures w14:val="none"/>
+        </w:rPr>
+        <w:lastRenderedPageBreak/>
+        <w:drawing>
+          <wp:inline distT="0" distB="0" distL="0" distR="0" wp14:anchorId="57CED416" wp14:editId="34AB47A7">
+            <wp:extent cx="7020560" cy="3332480"/>
+            <wp:effectExtent l="0" t="0" r="8890" b="1270"/>
+            <wp:docPr id="1221840506" name="Picture 1"/>
+            <wp:cNvGraphicFramePr>
+              <a:graphicFrameLocks xmlns:a="http://schemas.openxmlformats.org/drawingml/2006/main" noChangeAspect="1"/>
+            </wp:cNvGraphicFramePr>
+            <a:graphic xmlns:a="http://schemas.openxmlformats.org/drawingml/2006/main">
+              <a:graphicData uri="http://schemas.openxmlformats.org/drawingml/2006/picture">
+                <pic:pic xmlns:pic="http://schemas.openxmlformats.org/drawingml/2006/picture">
+                  <pic:nvPicPr>
+                    <pic:cNvPr id="1221840506" name=""/>
+                    <pic:cNvPicPr/>
+                  </pic:nvPicPr>
+                  <pic:blipFill>
+                    <a:blip r:embed="rId21"/>
+                    <a:stretch>
+                      <a:fillRect/>
+                    </a:stretch>
+                  </pic:blipFill>
+                  <pic:spPr>
+                    <a:xfrm>
+                      <a:off x="0" y="0"/>
+                      <a:ext cx="7020560" cy="3332480"/>
+                    </a:xfrm>
+                    <a:prstGeom prst="rect">
+                      <a:avLst/>
+                    </a:prstGeom>
+                  </pic:spPr>
+                </pic:pic>
+              </a:graphicData>
+            </a:graphic>
+          </wp:inline>
+        </w:drawing>
+      </w:r>
+    </w:p>
+    <w:p>
+      <w:pPr>
+        <w:pStyle w:val="ListParagraph"/>
+        <w:shd w:val="clear" w:color="auto" w:fill="FFFFFF"/>
+        <w:spacing w:before="100" w:beforeAutospacing="1" w:after="0" w:line="240" w:lineRule="auto"/>
+        <w:ind w:left="142"/>
+        <w:rPr>
+          <w:rFonts w:eastAsia="Times New Roman" w:cstheme="minorHAnsi"/>
+          <w:color w:val="1D1C1D"/>
+          <w:kern w:val="0"/>
+          <w:sz w:val="28"/>
+          <w:szCs w:val="28"/>
+          <w:lang w:eastAsia="en-IN" w:bidi="ta-IN"/>
+          <w14:ligatures w14:val="none"/>
+        </w:rPr>
+      </w:pPr>
+      <w:r>
+        <w:rPr>
+          <w:rFonts w:eastAsia="Times New Roman" w:cstheme="minorHAnsi"/>
+          <w:noProof/>
+          <w:color w:val="1D1C1D"/>
+          <w:kern w:val="0"/>
+          <w:sz w:val="28"/>
+          <w:szCs w:val="28"/>
+          <w:lang w:eastAsia="en-IN" w:bidi="ta-IN"/>
+          <w14:ligatures w14:val="none"/>
+        </w:rPr>
+        <w:drawing>
+          <wp:inline distT="0" distB="0" distL="0" distR="0" wp14:anchorId="2265BE70" wp14:editId="34479798">
+            <wp:extent cx="7020560" cy="2794000"/>
+            <wp:effectExtent l="0" t="0" r="8890" b="6350"/>
+            <wp:docPr id="1602850970" name="Picture 1"/>
+            <wp:cNvGraphicFramePr>
+              <a:graphicFrameLocks xmlns:a="http://schemas.openxmlformats.org/drawingml/2006/main" noChangeAspect="1"/>
+            </wp:cNvGraphicFramePr>
+            <a:graphic xmlns:a="http://schemas.openxmlformats.org/drawingml/2006/main">
+              <a:graphicData uri="http://schemas.openxmlformats.org/drawingml/2006/picture">
+                <pic:pic xmlns:pic="http://schemas.openxmlformats.org/drawingml/2006/picture">
+                  <pic:nvPicPr>
+                    <pic:cNvPr id="1602850970" name=""/>
+                    <pic:cNvPicPr/>
+                  </pic:nvPicPr>
+                  <pic:blipFill>
+                    <a:blip r:embed="rId22"/>
+                    <a:stretch>
+                      <a:fillRect/>
+                    </a:stretch>
+                  </pic:blipFill>
+                  <pic:spPr>
+                    <a:xfrm>
+                      <a:off x="0" y="0"/>
+                      <a:ext cx="7020560" cy="2794000"/>
+                    </a:xfrm>
+                    <a:prstGeom prst="rect">
+                      <a:avLst/>
+                    </a:prstGeom>
+                  </pic:spPr>
+                </pic:pic>
+              </a:graphicData>
+            </a:graphic>
+          </wp:inline>
+        </w:drawing>
+      </w:r>
+    </w:p>
+    <w:p>
+      <w:pPr>
+        <w:pStyle w:val="ListParagraph"/>
+        <w:shd w:val="clear" w:color="auto" w:fill="FFFFFF"/>
+        <w:spacing w:before="100" w:beforeAutospacing="1" w:after="0" w:line="240" w:lineRule="auto"/>
+        <w:ind w:left="142"/>
+        <w:rPr>
+          <w:rFonts w:eastAsia="Times New Roman" w:cstheme="minorHAnsi"/>
+          <w:color w:val="1D1C1D"/>
+          <w:kern w:val="0"/>
+          <w:sz w:val="28"/>
+          <w:szCs w:val="28"/>
+          <w:lang w:eastAsia="en-IN" w:bidi="ta-IN"/>
+          <w14:ligatures w14:val="none"/>
+        </w:rPr>
+      </w:pPr>
+      <w:r>
+        <w:rPr>
+          <w:rFonts w:eastAsia="Times New Roman" w:cstheme="minorHAnsi"/>
+          <w:noProof/>
+          <w:color w:val="1D1C1D"/>
+          <w:kern w:val="0"/>
+          <w:sz w:val="28"/>
+          <w:szCs w:val="28"/>
+          <w:lang w:eastAsia="en-IN" w:bidi="ta-IN"/>
+          <w14:ligatures w14:val="none"/>
+        </w:rPr>
+        <w:drawing>
+          <wp:inline distT="0" distB="0" distL="0" distR="0" wp14:anchorId="0D7DD63D" wp14:editId="2F90A72C">
+            <wp:extent cx="7020560" cy="2417445"/>
+            <wp:effectExtent l="0" t="0" r="8890" b="1905"/>
+            <wp:docPr id="1061892985" name="Picture 1"/>
+            <wp:cNvGraphicFramePr>
+              <a:graphicFrameLocks xmlns:a="http://schemas.openxmlformats.org/drawingml/2006/main" noChangeAspect="1"/>
+            </wp:cNvGraphicFramePr>
+            <a:graphic xmlns:a="http://schemas.openxmlformats.org/drawingml/2006/main">
+              <a:graphicData uri="http://schemas.openxmlformats.org/drawingml/2006/picture">
+                <pic:pic xmlns:pic="http://schemas.openxmlformats.org/drawingml/2006/picture">
+                  <pic:nvPicPr>
+                    <pic:cNvPr id="1061892985" name=""/>
+                    <pic:cNvPicPr/>
+                  </pic:nvPicPr>
+                  <pic:blipFill>
+                    <a:blip r:embed="rId23"/>
+                    <a:stretch>
+                      <a:fillRect/>
+                    </a:stretch>
+                  </pic:blipFill>
+                  <pic:spPr>
+                    <a:xfrm>
+                      <a:off x="0" y="0"/>
+                      <a:ext cx="7020560" cy="2417445"/>
+                    </a:xfrm>
+                    <a:prstGeom prst="rect">
+                      <a:avLst/>
+                    </a:prstGeom>
+                  </pic:spPr>
+                </pic:pic>
+              </a:graphicData>
+            </a:graphic>
+          </wp:inline>
+        </w:drawing>
+      </w:r>
+    </w:p>
+    <w:p>
+      <w:pPr>
+        <w:pStyle w:val="ListParagraph"/>
+        <w:shd w:val="clear" w:color="auto" w:fill="FFFFFF"/>
+        <w:spacing w:before="100" w:beforeAutospacing="1" w:after="0" w:line="240" w:lineRule="auto"/>
+        <w:ind w:left="142"/>
+        <w:rPr>
+          <w:rFonts w:eastAsia="Times New Roman" w:cstheme="minorHAnsi"/>
+          <w:color w:val="1D1C1D"/>
+          <w:kern w:val="0"/>
+          <w:sz w:val="28"/>
+          <w:szCs w:val="28"/>
+          <w:lang w:eastAsia="en-IN" w:bidi="ta-IN"/>
+          <w14:ligatures w14:val="none"/>
+        </w:rPr>
+      </w:pPr>
+      <w:r>
+        <w:rPr>
+          <w:rFonts w:eastAsia="Times New Roman" w:cstheme="minorHAnsi"/>
+          <w:noProof/>
+          <w:color w:val="1D1C1D"/>
+          <w:kern w:val="0"/>
+          <w:sz w:val="28"/>
+          <w:szCs w:val="28"/>
+          <w:lang w:eastAsia="en-IN" w:bidi="ta-IN"/>
+          <w14:ligatures w14:val="none"/>
+        </w:rPr>
+        <w:lastRenderedPageBreak/>
+        <w:drawing>
+          <wp:inline distT="0" distB="0" distL="0" distR="0" wp14:anchorId="29E25330" wp14:editId="6A9E3413">
+            <wp:extent cx="7020560" cy="2134870"/>
+            <wp:effectExtent l="0" t="0" r="8890" b="0"/>
+            <wp:docPr id="1979394919" name="Picture 1"/>
+            <wp:cNvGraphicFramePr>
+              <a:graphicFrameLocks xmlns:a="http://schemas.openxmlformats.org/drawingml/2006/main" noChangeAspect="1"/>
+            </wp:cNvGraphicFramePr>
+            <a:graphic xmlns:a="http://schemas.openxmlformats.org/drawingml/2006/main">
+              <a:graphicData uri="http://schemas.openxmlformats.org/drawingml/2006/picture">
+                <pic:pic xmlns:pic="http://schemas.openxmlformats.org/drawingml/2006/picture">
+                  <pic:nvPicPr>
+                    <pic:cNvPr id="1979394919" name=""/>
+                    <pic:cNvPicPr/>
+                  </pic:nvPicPr>
+                  <pic:blipFill>
+                    <a:blip r:embed="rId24"/>
+                    <a:stretch>
+                      <a:fillRect/>
+                    </a:stretch>
+                  </pic:blipFill>
+                  <pic:spPr>
+                    <a:xfrm>
+                      <a:off x="0" y="0"/>
+                      <a:ext cx="7020560" cy="2134870"/>
+                    </a:xfrm>
+                    <a:prstGeom prst="rect">
+                      <a:avLst/>
+                    </a:prstGeom>
+                  </pic:spPr>
+                </pic:pic>
+              </a:graphicData>
+            </a:graphic>
+          </wp:inline>
+        </w:drawing>
+      </w:r>
+    </w:p>
+    <w:p>
+      <w:pPr>
+        <w:pStyle w:val="ListParagraph"/>
+        <w:shd w:val="clear" w:color="auto" w:fill="F8F8F8"/>
+        <w:spacing w:before="100" w:beforeAutospacing="1" w:after="0" w:line="240" w:lineRule="auto"/>
+        <w:ind w:left="0"/>
+        <w:rPr>
+          <w:rFonts w:eastAsia="Times New Roman" w:cstheme="minorHAnsi"/>
+          <w:color w:val="1D1C1D"/>
+          <w:kern w:val="0"/>
+          <w:sz w:val="28"/>
+          <w:szCs w:val="28"/>
+          <w:lang w:eastAsia="en-IN" w:bidi="ta-IN"/>
+          <w14:ligatures w14:val="none"/>
+        </w:rPr>
+      </w:pPr>
+      <w:r>
+        <w:rPr>
+          <w:rFonts w:eastAsia="Times New Roman" w:cstheme="minorHAnsi"/>
+          <w:color w:val="1D1C1D"/>
+          <w:kern w:val="0"/>
+          <w:sz w:val="28"/>
+          <w:szCs w:val="28"/>
+          <w:lang w:eastAsia="en-IN" w:bidi="ta-IN"/>
+          <w14:ligatures w14:val="none"/>
+        </w:rPr>
+        <w:t>Step 2: select port and click create target group.</w:t>
+      </w:r>
+    </w:p>
+    <w:p>
+      <w:pPr>
+        <w:pStyle w:val="ListParagraph"/>
+        <w:shd w:val="clear" w:color="auto" w:fill="F8F8F8"/>
+        <w:spacing w:before="100" w:beforeAutospacing="1" w:after="0" w:line="240" w:lineRule="auto"/>
+        <w:ind w:left="0"/>
+        <w:rPr>
+          <w:rFonts w:eastAsia="Times New Roman" w:cstheme="minorHAnsi"/>
+          <w:color w:val="1D1C1D"/>
+          <w:kern w:val="0"/>
+          <w:sz w:val="28"/>
+          <w:szCs w:val="28"/>
+          <w:lang w:eastAsia="en-IN" w:bidi="ta-IN"/>
+          <w14:ligatures w14:val="none"/>
+        </w:rPr>
+      </w:pPr>
+      <w:r>
+        <w:rPr>
+          <w:rFonts w:eastAsia="Times New Roman" w:cstheme="minorHAnsi"/>
+          <w:noProof/>
+          <w:color w:val="1D1C1D"/>
+          <w:kern w:val="0"/>
+          <w:sz w:val="28"/>
+          <w:szCs w:val="28"/>
+          <w:lang w:eastAsia="en-IN" w:bidi="ta-IN"/>
+          <w14:ligatures w14:val="none"/>
+        </w:rPr>
+        <w:drawing>
+          <wp:inline distT="0" distB="0" distL="0" distR="0" wp14:anchorId="3CB280AE" wp14:editId="26FF6004">
+            <wp:extent cx="7020560" cy="2712085"/>
+            <wp:effectExtent l="0" t="0" r="8890" b="0"/>
+            <wp:docPr id="1312805224" name="Picture 1"/>
+            <wp:cNvGraphicFramePr>
+              <a:graphicFrameLocks xmlns:a="http://schemas.openxmlformats.org/drawingml/2006/main" noChangeAspect="1"/>
+            </wp:cNvGraphicFramePr>
+            <a:graphic xmlns:a="http://schemas.openxmlformats.org/drawingml/2006/main">
+              <a:graphicData uri="http://schemas.openxmlformats.org/drawingml/2006/picture">
+                <pic:pic xmlns:pic="http://schemas.openxmlformats.org/drawingml/2006/picture">
+                  <pic:nvPicPr>
+                    <pic:cNvPr id="1312805224" name=""/>
+                    <pic:cNvPicPr/>
+                  </pic:nvPicPr>
+                  <pic:blipFill>
+                    <a:blip r:embed="rId25"/>
+                    <a:stretch>
+                      <a:fillRect/>
+                    </a:stretch>
+                  </pic:blipFill>
+                  <pic:spPr>
+                    <a:xfrm>
+                      <a:off x="0" y="0"/>
+                      <a:ext cx="7020560" cy="2712085"/>
+                    </a:xfrm>
+                    <a:prstGeom prst="rect">
+                      <a:avLst/>
+                    </a:prstGeom>
+                  </pic:spPr>
+                </pic:pic>
+              </a:graphicData>
+            </a:graphic>
+          </wp:inline>
+        </w:drawing>
+      </w:r>
+    </w:p>
+    <w:p>
+      <w:pPr>
+        <w:pStyle w:val="ListParagraph"/>
+        <w:shd w:val="clear" w:color="auto" w:fill="F8F8F8"/>
+        <w:spacing w:after="0" w:line="240" w:lineRule="auto"/>
+        <w:ind w:left="0"/>
+        <w:rPr>
+          <w:rFonts w:eastAsia="Times New Roman" w:cstheme="minorHAnsi"/>
+          <w:color w:val="1D1C1D"/>
+          <w:kern w:val="0"/>
+          <w:sz w:val="28"/>
+          <w:szCs w:val="28"/>
+          <w:lang w:eastAsia="en-IN" w:bidi="ta-IN"/>
+          <w14:ligatures w14:val="none"/>
+        </w:rPr>
+      </w:pPr>
+      <w:r>
+        <w:rPr>
+          <w:rFonts w:eastAsia="Times New Roman" w:cstheme="minorHAnsi"/>
+          <w:color w:val="1D1C1D"/>
+          <w:kern w:val="0"/>
+          <w:sz w:val="28"/>
+          <w:szCs w:val="28"/>
+          <w:lang w:eastAsia="en-IN" w:bidi="ta-IN"/>
+          <w14:ligatures w14:val="none"/>
+        </w:rPr>
+        <w:t>Step 3: select instances</w:t>
+      </w:r>
+      <w:r>
+        <w:rPr>
+          <w:rFonts w:eastAsia="Times New Roman" w:cstheme="minorHAnsi"/>
+          <w:color w:val="1D1C1D"/>
+          <w:kern w:val="0"/>
+          <w:sz w:val="28"/>
+          <w:szCs w:val="28"/>
+          <w:lang w:eastAsia="en-IN" w:bidi="ta-IN"/>
+          <w14:ligatures w14:val="none"/>
+        </w:rPr>
+        <w:sym w:font="Wingdings" w:char="F0E0"/>
+      </w:r>
+      <w:r>
+        <w:rPr>
+          <w:rFonts w:eastAsia="Times New Roman" w:cstheme="minorHAnsi"/>
+          <w:color w:val="1D1C1D"/>
+          <w:kern w:val="0"/>
+          <w:sz w:val="28"/>
+          <w:szCs w:val="28"/>
+          <w:lang w:eastAsia="en-IN" w:bidi="ta-IN"/>
+          <w14:ligatures w14:val="none"/>
+        </w:rPr>
+        <w:t>give name</w:t>
+      </w:r>
+      <w:r>
+        <w:rPr>
+          <w:rFonts w:eastAsia="Times New Roman" w:cstheme="minorHAnsi"/>
+          <w:color w:val="1D1C1D"/>
+          <w:kern w:val="0"/>
+          <w:sz w:val="28"/>
+          <w:szCs w:val="28"/>
+          <w:lang w:eastAsia="en-IN" w:bidi="ta-IN"/>
+          <w14:ligatures w14:val="none"/>
+        </w:rPr>
+        <w:sym w:font="Wingdings" w:char="F0E0"/>
+      </w:r>
+      <w:r>
+        <w:rPr>
+          <w:rFonts w:eastAsia="Times New Roman" w:cstheme="minorHAnsi"/>
+          <w:color w:val="1D1C1D"/>
+          <w:kern w:val="0"/>
+          <w:sz w:val="28"/>
+          <w:szCs w:val="28"/>
+          <w:lang w:eastAsia="en-IN" w:bidi="ta-IN"/>
+          <w14:ligatures w14:val="none"/>
+        </w:rPr>
+        <w:t>select ipv4 and your VPC</w:t>
+      </w:r>
+      <w:r>
+        <w:rPr>
+          <w:rFonts w:eastAsia="Times New Roman" w:cstheme="minorHAnsi"/>
+          <w:color w:val="1D1C1D"/>
+          <w:kern w:val="0"/>
+          <w:sz w:val="28"/>
+          <w:szCs w:val="28"/>
+          <w:lang w:eastAsia="en-IN" w:bidi="ta-IN"/>
+          <w14:ligatures w14:val="none"/>
+        </w:rPr>
+        <w:sym w:font="Wingdings" w:char="F0E0"/>
+      </w:r>
+      <w:r>
+        <w:rPr>
+          <w:rFonts w:eastAsia="Times New Roman" w:cstheme="minorHAnsi"/>
+          <w:color w:val="1D1C1D"/>
+          <w:kern w:val="0"/>
+          <w:sz w:val="28"/>
+          <w:szCs w:val="28"/>
+          <w:lang w:eastAsia="en-IN" w:bidi="ta-IN"/>
+          <w14:ligatures w14:val="none"/>
+        </w:rPr>
+        <w:t>next.</w:t>
+      </w:r>
+    </w:p>
+    <w:p>
+      <w:pPr>
+        <w:pStyle w:val="ListParagraph"/>
+        <w:shd w:val="clear" w:color="auto" w:fill="F8F8F8"/>
+        <w:spacing w:before="100" w:beforeAutospacing="1" w:after="0" w:line="240" w:lineRule="auto"/>
+        <w:ind w:left="0"/>
+        <w:rPr>
+          <w:rFonts w:eastAsia="Times New Roman" w:cstheme="minorHAnsi"/>
+          <w:color w:val="1D1C1D"/>
+          <w:kern w:val="0"/>
+          <w:sz w:val="28"/>
+          <w:szCs w:val="28"/>
+          <w:lang w:eastAsia="en-IN" w:bidi="ta-IN"/>
+          <w14:ligatures w14:val="none"/>
+        </w:rPr>
+      </w:pPr>
+      <w:r>
+        <w:rPr>
+          <w:rFonts w:eastAsia="Times New Roman" w:cstheme="minorHAnsi"/>
+          <w:noProof/>
+          <w:color w:val="1D1C1D"/>
+          <w:kern w:val="0"/>
+          <w:sz w:val="28"/>
+          <w:szCs w:val="28"/>
+          <w:lang w:eastAsia="en-IN" w:bidi="ta-IN"/>
+          <w14:ligatures w14:val="none"/>
+        </w:rPr>
+        <w:drawing>
+          <wp:inline distT="0" distB="0" distL="0" distR="0" wp14:anchorId="4AD320ED" wp14:editId="20A304E8">
+            <wp:extent cx="7020560" cy="2117725"/>
+            <wp:effectExtent l="0" t="0" r="8890" b="0"/>
+            <wp:docPr id="1830724758" name="Picture 1"/>
+            <wp:cNvGraphicFramePr>
+              <a:graphicFrameLocks xmlns:a="http://schemas.openxmlformats.org/drawingml/2006/main" noChangeAspect="1"/>
+            </wp:cNvGraphicFramePr>
+            <a:graphic xmlns:a="http://schemas.openxmlformats.org/drawingml/2006/main">
+              <a:graphicData uri="http://schemas.openxmlformats.org/drawingml/2006/picture">
+                <pic:pic xmlns:pic="http://schemas.openxmlformats.org/drawingml/2006/picture">
+                  <pic:nvPicPr>
+                    <pic:cNvPr id="1830724758" name=""/>
+                    <pic:cNvPicPr/>
+                  </pic:nvPicPr>
+                  <pic:blipFill>
+                    <a:blip r:embed="rId26"/>
+                    <a:stretch>
+                      <a:fillRect/>
+                    </a:stretch>
+                  </pic:blipFill>
+                  <pic:spPr>
+                    <a:xfrm>
+                      <a:off x="0" y="0"/>
+                      <a:ext cx="7020560" cy="2117725"/>
+                    </a:xfrm>
+                    <a:prstGeom prst="rect">
+                      <a:avLst/>
+                    </a:prstGeom>
+                  </pic:spPr>
+                </pic:pic>
+              </a:graphicData>
+            </a:graphic>
+          </wp:inline>
+        </w:drawing>
+      </w:r>
+    </w:p>
+    <w:p>
+      <w:pPr>
+        <w:pStyle w:val="ListParagraph"/>
+        <w:shd w:val="clear" w:color="auto" w:fill="F8F8F8"/>
+        <w:spacing w:before="100" w:beforeAutospacing="1" w:after="0" w:line="240" w:lineRule="auto"/>
+        <w:ind w:left="0"/>
+        <w:rPr>
+          <w:rFonts w:eastAsia="Times New Roman" w:cstheme="minorHAnsi"/>
+          <w:color w:val="1D1C1D"/>
+          <w:kern w:val="0"/>
+          <w:sz w:val="28"/>
+          <w:szCs w:val="28"/>
+          <w:lang w:eastAsia="en-IN" w:bidi="ta-IN"/>
+          <w14:ligatures w14:val="none"/>
+        </w:rPr>
+      </w:pPr>
+      <w:r>
+        <w:rPr>
+          <w:rFonts w:eastAsia="Times New Roman" w:cstheme="minorHAnsi"/>
+          <w:noProof/>
+          <w:color w:val="1D1C1D"/>
+          <w:kern w:val="0"/>
+          <w:sz w:val="28"/>
+          <w:szCs w:val="28"/>
+          <w:lang w:eastAsia="en-IN" w:bidi="ta-IN"/>
+          <w14:ligatures w14:val="none"/>
+        </w:rPr>
+        <w:drawing>
+          <wp:inline distT="0" distB="0" distL="0" distR="0" wp14:anchorId="09BC3A07" wp14:editId="5737CB61">
+            <wp:extent cx="7291070" cy="3107933"/>
+            <wp:effectExtent l="0" t="0" r="5080" b="0"/>
+            <wp:docPr id="579029894" name="Picture 1"/>
+            <wp:cNvGraphicFramePr>
+              <a:graphicFrameLocks xmlns:a="http://schemas.openxmlformats.org/drawingml/2006/main" noChangeAspect="1"/>
+            </wp:cNvGraphicFramePr>
+            <a:graphic xmlns:a="http://schemas.openxmlformats.org/drawingml/2006/main">
+              <a:graphicData uri="http://schemas.openxmlformats.org/drawingml/2006/picture">
+                <pic:pic xmlns:pic="http://schemas.openxmlformats.org/drawingml/2006/picture">
+                  <pic:nvPicPr>
+                    <pic:cNvPr id="579029894" name=""/>
+                    <pic:cNvPicPr/>
+                  </pic:nvPicPr>
+                  <pic:blipFill>
+                    <a:blip r:embed="rId27"/>
+                    <a:stretch>
+                      <a:fillRect/>
+                    </a:stretch>
+                  </pic:blipFill>
+                  <pic:spPr>
+                    <a:xfrm>
+                      <a:off x="0" y="0"/>
+                      <a:ext cx="7299755" cy="3111635"/>
+                    </a:xfrm>
+                    <a:prstGeom prst="rect">
+                      <a:avLst/>
+                    </a:prstGeom>
+                  </pic:spPr>
+                </pic:pic>
+              </a:graphicData>
+            </a:graphic>
+          </wp:inline>
+        </w:drawing>
+      </w:r>
+    </w:p>
+    <w:p>
+      <w:pPr>
+        <w:pStyle w:val="ListParagraph"/>
+        <w:shd w:val="clear" w:color="auto" w:fill="F8F8F8"/>
+        <w:spacing w:before="100" w:beforeAutospacing="1" w:after="0" w:line="240" w:lineRule="auto"/>
+        <w:ind w:left="0"/>
+        <w:rPr>
+          <w:rFonts w:eastAsia="Times New Roman" w:cstheme="minorHAnsi"/>
+          <w:color w:val="1D1C1D"/>
+          <w:kern w:val="0"/>
+          <w:sz w:val="28"/>
+          <w:szCs w:val="28"/>
+          <w:lang w:eastAsia="en-IN" w:bidi="ta-IN"/>
+          <w14:ligatures w14:val="none"/>
+        </w:rPr>
+      </w:pPr>
+    </w:p>
+    <w:p>
+      <w:pPr>
+        <w:pStyle w:val="ListParagraph"/>
+        <w:shd w:val="clear" w:color="auto" w:fill="F8F8F8"/>
+        <w:spacing w:before="100" w:beforeAutospacing="1" w:after="0" w:line="240" w:lineRule="auto"/>
+        <w:ind w:left="0"/>
+        <w:rPr>
+          <w:rFonts w:eastAsia="Times New Roman" w:cstheme="minorHAnsi"/>
+          <w:color w:val="1D1C1D"/>
+          <w:kern w:val="0"/>
+          <w:sz w:val="28"/>
+          <w:szCs w:val="28"/>
+          <w:lang w:eastAsia="en-IN" w:bidi="ta-IN"/>
+          <w14:ligatures w14:val="none"/>
+        </w:rPr>
+      </w:pPr>
+    </w:p>
+    <w:p>
+      <w:pPr>
+        <w:pStyle w:val="ListParagraph"/>
+        <w:shd w:val="clear" w:color="auto" w:fill="F8F8F8"/>
+        <w:spacing w:before="100" w:beforeAutospacing="1" w:after="0" w:line="240" w:lineRule="auto"/>
+        <w:ind w:left="0"/>
+        <w:rPr>
+          <w:rFonts w:eastAsia="Times New Roman" w:cstheme="minorHAnsi"/>
+          <w:color w:val="1D1C1D"/>
+          <w:kern w:val="0"/>
+          <w:sz w:val="28"/>
+          <w:szCs w:val="28"/>
+          <w:lang w:eastAsia="en-IN" w:bidi="ta-IN"/>
+          <w14:ligatures w14:val="none"/>
+        </w:rPr>
+      </w:pPr>
+    </w:p>
+    <w:p>
+      <w:pPr>
+        <w:pStyle w:val="ListParagraph"/>
+        <w:shd w:val="clear" w:color="auto" w:fill="F8F8F8"/>
+        <w:spacing w:before="100" w:beforeAutospacing="1" w:after="0" w:line="240" w:lineRule="auto"/>
+        <w:ind w:left="0"/>
+        <w:rPr>
+          <w:rFonts w:eastAsia="Times New Roman" w:cstheme="minorHAnsi"/>
+          <w:color w:val="1D1C1D"/>
+          <w:kern w:val="0"/>
+          <w:sz w:val="28"/>
+          <w:szCs w:val="28"/>
+          <w:lang w:eastAsia="en-IN" w:bidi="ta-IN"/>
+          <w14:ligatures w14:val="none"/>
+        </w:rPr>
+      </w:pPr>
+      <w:r>
+        <w:rPr>
+          <w:rFonts w:eastAsia="Times New Roman" w:cstheme="minorHAnsi"/>
+          <w:noProof/>
+          <w:color w:val="1D1C1D"/>
+          <w:kern w:val="0"/>
+          <w:sz w:val="28"/>
+          <w:szCs w:val="28"/>
+          <w:lang w:eastAsia="en-IN" w:bidi="ta-IN"/>
+          <w14:ligatures w14:val="none"/>
+        </w:rPr>
+        <w:drawing>
+          <wp:inline distT="0" distB="0" distL="0" distR="0" wp14:anchorId="6E2FCAE7" wp14:editId="3A87E78B">
+            <wp:extent cx="7020560" cy="1471295"/>
+            <wp:effectExtent l="0" t="0" r="8890" b="0"/>
+            <wp:docPr id="699871638" name="Picture 1"/>
+            <wp:cNvGraphicFramePr>
+              <a:graphicFrameLocks xmlns:a="http://schemas.openxmlformats.org/drawingml/2006/main" noChangeAspect="1"/>
+            </wp:cNvGraphicFramePr>
+            <a:graphic xmlns:a="http://schemas.openxmlformats.org/drawingml/2006/main">
+              <a:graphicData uri="http://schemas.openxmlformats.org/drawingml/2006/picture">
+                <pic:pic xmlns:pic="http://schemas.openxmlformats.org/drawingml/2006/picture">
+                  <pic:nvPicPr>
+                    <pic:cNvPr id="699871638" name=""/>
+                    <pic:cNvPicPr/>
+                  </pic:nvPicPr>
+                  <pic:blipFill>
+                    <a:blip r:embed="rId28"/>
+                    <a:stretch>
+                      <a:fillRect/>
+                    </a:stretch>
+                  </pic:blipFill>
+                  <pic:spPr>
+                    <a:xfrm>
+                      <a:off x="0" y="0"/>
+                      <a:ext cx="7020560" cy="1471295"/>
+                    </a:xfrm>
+                    <a:prstGeom prst="rect">
+                      <a:avLst/>
+                    </a:prstGeom>
+                  </pic:spPr>
+                </pic:pic>
+              </a:graphicData>
+            </a:graphic>
+          </wp:inline>
+        </w:drawing>
+      </w:r>
+    </w:p>
+    <w:p>
+      <w:pPr>
+        <w:pStyle w:val="ListParagraph"/>
+        <w:shd w:val="clear" w:color="auto" w:fill="F8F8F8"/>
+        <w:spacing w:before="100" w:beforeAutospacing="1" w:after="0" w:line="240" w:lineRule="auto"/>
+        <w:ind w:left="0"/>
+        <w:rPr>
+          <w:rFonts w:eastAsia="Times New Roman" w:cstheme="minorHAnsi"/>
+          <w:color w:val="1D1C1D"/>
+          <w:kern w:val="0"/>
+          <w:sz w:val="28"/>
+          <w:szCs w:val="28"/>
+          <w:lang w:eastAsia="en-IN" w:bidi="ta-IN"/>
+          <w14:ligatures w14:val="none"/>
+        </w:rPr>
+      </w:pPr>
+      <w:r>
+        <w:rPr>
+          <w:rFonts w:eastAsia="Times New Roman" w:cstheme="minorHAnsi"/>
+          <w:color w:val="1D1C1D"/>
+          <w:kern w:val="0"/>
+          <w:sz w:val="28"/>
+          <w:szCs w:val="28"/>
+          <w:lang w:eastAsia="en-IN" w:bidi="ta-IN"/>
+          <w14:ligatures w14:val="none"/>
+        </w:rPr>
+        <w:t xml:space="preserve">Step </w:t>
+      </w:r>
+      <w:proofErr w:type="gramStart"/>
+      <w:r>
+        <w:rPr>
+          <w:rFonts w:eastAsia="Times New Roman" w:cstheme="minorHAnsi"/>
+          <w:color w:val="1D1C1D"/>
+          <w:kern w:val="0"/>
+          <w:sz w:val="28"/>
+          <w:szCs w:val="28"/>
+          <w:lang w:eastAsia="en-IN" w:bidi="ta-IN"/>
+          <w14:ligatures w14:val="none"/>
+        </w:rPr>
+        <w:t>4:Select</w:t>
+      </w:r>
+      <w:proofErr w:type="gramEnd"/>
+      <w:r>
+        <w:rPr>
+          <w:rFonts w:eastAsia="Times New Roman" w:cstheme="minorHAnsi"/>
+          <w:color w:val="1D1C1D"/>
+          <w:kern w:val="0"/>
+          <w:sz w:val="28"/>
+          <w:szCs w:val="28"/>
+          <w:lang w:eastAsia="en-IN" w:bidi="ta-IN"/>
+          <w14:ligatures w14:val="none"/>
+        </w:rPr>
+        <w:t xml:space="preserve"> the instances and select include as pending below</w:t>
+      </w:r>
+      <w:r>
+        <w:rPr>
+          <w:rFonts w:eastAsia="Times New Roman" w:cstheme="minorHAnsi"/>
+          <w:color w:val="1D1C1D"/>
+          <w:kern w:val="0"/>
+          <w:sz w:val="28"/>
+          <w:szCs w:val="28"/>
+          <w:lang w:eastAsia="en-IN" w:bidi="ta-IN"/>
+          <w14:ligatures w14:val="none"/>
+        </w:rPr>
+        <w:sym w:font="Wingdings" w:char="F0E0"/>
+      </w:r>
+      <w:r>
+        <w:rPr>
+          <w:rFonts w:eastAsia="Times New Roman" w:cstheme="minorHAnsi"/>
+          <w:color w:val="1D1C1D"/>
+          <w:kern w:val="0"/>
+          <w:sz w:val="28"/>
+          <w:szCs w:val="28"/>
+          <w:lang w:eastAsia="en-IN" w:bidi="ta-IN"/>
+          <w14:ligatures w14:val="none"/>
+        </w:rPr>
+        <w:t>create.</w:t>
+      </w:r>
+    </w:p>
+    <w:p>
+      <w:pPr>
+        <w:pStyle w:val="ListParagraph"/>
+        <w:shd w:val="clear" w:color="auto" w:fill="F8F8F8"/>
+        <w:spacing w:before="100" w:beforeAutospacing="1" w:after="0" w:line="240" w:lineRule="auto"/>
+        <w:ind w:left="0"/>
+        <w:rPr>
+          <w:rFonts w:eastAsia="Times New Roman" w:cstheme="minorHAnsi"/>
+          <w:color w:val="1D1C1D"/>
+          <w:kern w:val="0"/>
+          <w:sz w:val="28"/>
+          <w:szCs w:val="28"/>
+          <w:lang w:eastAsia="en-IN" w:bidi="ta-IN"/>
+          <w14:ligatures w14:val="none"/>
+        </w:rPr>
+      </w:pPr>
+      <w:r>
+        <w:rPr>
+          <w:rFonts w:eastAsia="Times New Roman" w:cstheme="minorHAnsi"/>
+          <w:noProof/>
+          <w:color w:val="1D1C1D"/>
+          <w:kern w:val="0"/>
+          <w:sz w:val="28"/>
+          <w:szCs w:val="28"/>
+          <w:lang w:eastAsia="en-IN" w:bidi="ta-IN"/>
+          <w14:ligatures w14:val="none"/>
+        </w:rPr>
+        <w:drawing>
+          <wp:inline distT="0" distB="0" distL="0" distR="0" wp14:anchorId="1929672F" wp14:editId="2226A14D">
+            <wp:extent cx="7291070" cy="2639695"/>
+            <wp:effectExtent l="0" t="0" r="5080" b="8255"/>
+            <wp:docPr id="1667819023" name="Picture 1"/>
+            <wp:cNvGraphicFramePr>
+              <a:graphicFrameLocks xmlns:a="http://schemas.openxmlformats.org/drawingml/2006/main" noChangeAspect="1"/>
+            </wp:cNvGraphicFramePr>
+            <a:graphic xmlns:a="http://schemas.openxmlformats.org/drawingml/2006/main">
+              <a:graphicData uri="http://schemas.openxmlformats.org/drawingml/2006/picture">
+                <pic:pic xmlns:pic="http://schemas.openxmlformats.org/drawingml/2006/picture">
+                  <pic:nvPicPr>
+                    <pic:cNvPr id="1667819023" name=""/>
+                    <pic:cNvPicPr/>
+                  </pic:nvPicPr>
+                  <pic:blipFill>
+                    <a:blip r:embed="rId29"/>
+                    <a:stretch>
+                      <a:fillRect/>
+                    </a:stretch>
+                  </pic:blipFill>
+                  <pic:spPr>
+                    <a:xfrm>
+                      <a:off x="0" y="0"/>
+                      <a:ext cx="7291070" cy="2639695"/>
+                    </a:xfrm>
+                    <a:prstGeom prst="rect">
+                      <a:avLst/>
+                    </a:prstGeom>
+                  </pic:spPr>
+                </pic:pic>
+              </a:graphicData>
+            </a:graphic>
+          </wp:inline>
+        </w:drawing>
+      </w:r>
+    </w:p>
+    <w:p>
+      <w:pPr>
+        <w:pStyle w:val="ListParagraph"/>
+        <w:shd w:val="clear" w:color="auto" w:fill="F8F8F8"/>
+        <w:spacing w:before="100" w:beforeAutospacing="1" w:after="0" w:line="240" w:lineRule="auto"/>
+        <w:ind w:left="0"/>
+        <w:rPr>
+          <w:rFonts w:eastAsia="Times New Roman" w:cstheme="minorHAnsi"/>
+          <w:color w:val="1D1C1D"/>
+          <w:kern w:val="0"/>
+          <w:sz w:val="28"/>
+          <w:szCs w:val="28"/>
+          <w:lang w:eastAsia="en-IN" w:bidi="ta-IN"/>
+          <w14:ligatures w14:val="none"/>
+        </w:rPr>
+      </w:pPr>
+      <w:r>
+        <w:rPr>
+          <w:rFonts w:eastAsia="Times New Roman" w:cstheme="minorHAnsi"/>
+          <w:noProof/>
+          <w:color w:val="1D1C1D"/>
+          <w:kern w:val="0"/>
+          <w:sz w:val="28"/>
+          <w:szCs w:val="28"/>
+          <w:lang w:eastAsia="en-IN" w:bidi="ta-IN"/>
+          <w14:ligatures w14:val="none"/>
+        </w:rPr>
+        <w:drawing>
+          <wp:inline distT="0" distB="0" distL="0" distR="0" wp14:anchorId="3C788130" wp14:editId="7600E414">
+            <wp:extent cx="7020560" cy="2218055"/>
+            <wp:effectExtent l="0" t="0" r="8890" b="0"/>
+            <wp:docPr id="37629088" name="Picture 1"/>
+            <wp:cNvGraphicFramePr>
+              <a:graphicFrameLocks xmlns:a="http://schemas.openxmlformats.org/drawingml/2006/main" noChangeAspect="1"/>
+            </wp:cNvGraphicFramePr>
+            <a:graphic xmlns:a="http://schemas.openxmlformats.org/drawingml/2006/main">
+              <a:graphicData uri="http://schemas.openxmlformats.org/drawingml/2006/picture">
+                <pic:pic xmlns:pic="http://schemas.openxmlformats.org/drawingml/2006/picture">
+                  <pic:nvPicPr>
+                    <pic:cNvPr id="37629088" name=""/>
+                    <pic:cNvPicPr/>
+                  </pic:nvPicPr>
+                  <pic:blipFill>
+                    <a:blip r:embed="rId30"/>
+                    <a:stretch>
+                      <a:fillRect/>
+                    </a:stretch>
+                  </pic:blipFill>
+                  <pic:spPr>
+                    <a:xfrm>
+                      <a:off x="0" y="0"/>
+                      <a:ext cx="7020560" cy="2218055"/>
+                    </a:xfrm>
+                    <a:prstGeom prst="rect">
+                      <a:avLst/>
+                    </a:prstGeom>
+                  </pic:spPr>
+                </pic:pic>
+              </a:graphicData>
+            </a:graphic>
+          </wp:inline>
+        </w:drawing>
+      </w:r>
+    </w:p>
+    <w:p>
+      <w:pPr>
+        <w:pStyle w:val="ListParagraph"/>
+        <w:shd w:val="clear" w:color="auto" w:fill="F8F8F8"/>
+        <w:spacing w:before="100" w:beforeAutospacing="1" w:after="0" w:line="240" w:lineRule="auto"/>
+        <w:ind w:left="0"/>
+        <w:rPr>
+          <w:rFonts w:eastAsia="Times New Roman" w:cstheme="minorHAnsi"/>
+          <w:color w:val="1D1C1D"/>
+          <w:kern w:val="0"/>
+          <w:sz w:val="28"/>
+          <w:szCs w:val="28"/>
+          <w:lang w:eastAsia="en-IN" w:bidi="ta-IN"/>
+          <w14:ligatures w14:val="none"/>
+        </w:rPr>
+      </w:pPr>
+      <w:r>
+        <w:rPr>
+          <w:rFonts w:eastAsia="Times New Roman" w:cstheme="minorHAnsi"/>
+          <w:noProof/>
+          <w:color w:val="1D1C1D"/>
+          <w:kern w:val="0"/>
+          <w:sz w:val="28"/>
+          <w:szCs w:val="28"/>
+          <w:lang w:eastAsia="en-IN" w:bidi="ta-IN"/>
+          <w14:ligatures w14:val="none"/>
+        </w:rPr>
+        <w:drawing>
+          <wp:inline distT="0" distB="0" distL="0" distR="0" wp14:anchorId="3893805D" wp14:editId="0DB04116">
+            <wp:extent cx="7020560" cy="2185035"/>
+            <wp:effectExtent l="0" t="0" r="8890" b="5715"/>
+            <wp:docPr id="444777198" name="Picture 1"/>
+            <wp:cNvGraphicFramePr>
+              <a:graphicFrameLocks xmlns:a="http://schemas.openxmlformats.org/drawingml/2006/main" noChangeAspect="1"/>
+            </wp:cNvGraphicFramePr>
+            <a:graphic xmlns:a="http://schemas.openxmlformats.org/drawingml/2006/main">
+              <a:graphicData uri="http://schemas.openxmlformats.org/drawingml/2006/picture">
+                <pic:pic xmlns:pic="http://schemas.openxmlformats.org/drawingml/2006/picture">
+                  <pic:nvPicPr>
+                    <pic:cNvPr id="444777198" name=""/>
+                    <pic:cNvPicPr/>
+                  </pic:nvPicPr>
+                  <pic:blipFill>
+                    <a:blip r:embed="rId31"/>
+                    <a:stretch>
+                      <a:fillRect/>
+                    </a:stretch>
+                  </pic:blipFill>
+                  <pic:spPr>
+                    <a:xfrm>
+                      <a:off x="0" y="0"/>
+                      <a:ext cx="7020560" cy="2185035"/>
+                    </a:xfrm>
+                    <a:prstGeom prst="rect">
+                      <a:avLst/>
+                    </a:prstGeom>
+                  </pic:spPr>
+                </pic:pic>
+              </a:graphicData>
+            </a:graphic>
+          </wp:inline>
+        </w:drawing>
+      </w:r>
+    </w:p>
+    <w:p>
+      <w:pPr>
+        <w:pStyle w:val="ListParagraph"/>
+        <w:shd w:val="clear" w:color="auto" w:fill="F8F8F8"/>
+        <w:spacing w:before="100" w:beforeAutospacing="1" w:after="0" w:line="240" w:lineRule="auto"/>
+        <w:ind w:left="0"/>
+        <w:rPr>
+          <w:rFonts w:eastAsia="Times New Roman" w:cstheme="minorHAnsi"/>
+          <w:color w:val="1D1C1D"/>
+          <w:kern w:val="0"/>
+          <w:sz w:val="28"/>
+          <w:szCs w:val="28"/>
+          <w:lang w:eastAsia="en-IN" w:bidi="ta-IN"/>
+          <w14:ligatures w14:val="none"/>
+        </w:rPr>
+      </w:pPr>
+    </w:p>
+    <w:p>
+      <w:pPr>
+        <w:pStyle w:val="ListParagraph"/>
+        <w:shd w:val="clear" w:color="auto" w:fill="F8F8F8"/>
+        <w:spacing w:before="100" w:beforeAutospacing="1" w:after="0" w:line="240" w:lineRule="auto"/>
+        <w:ind w:left="0"/>
+        <w:rPr>
+          <w:rFonts w:eastAsia="Times New Roman" w:cstheme="minorHAnsi"/>
+          <w:color w:val="1D1C1D"/>
+          <w:kern w:val="0"/>
+          <w:sz w:val="28"/>
+          <w:szCs w:val="28"/>
+          <w:lang w:eastAsia="en-IN" w:bidi="ta-IN"/>
+          <w14:ligatures w14:val="none"/>
+        </w:rPr>
+      </w:pPr>
+    </w:p>
+    <w:p>
+      <w:pPr>
+        <w:pStyle w:val="ListParagraph"/>
+        <w:shd w:val="clear" w:color="auto" w:fill="F8F8F8"/>
+        <w:spacing w:before="100" w:beforeAutospacing="1" w:after="0" w:line="240" w:lineRule="auto"/>
+        <w:ind w:left="0"/>
+        <w:rPr>
+          <w:rFonts w:eastAsia="Times New Roman" w:cstheme="minorHAnsi"/>
+          <w:color w:val="1D1C1D"/>
+          <w:kern w:val="0"/>
+          <w:sz w:val="28"/>
+          <w:szCs w:val="28"/>
+          <w:lang w:eastAsia="en-IN" w:bidi="ta-IN"/>
+          <w14:ligatures w14:val="none"/>
+        </w:rPr>
+      </w:pPr>
+    </w:p>
+    <w:p>
+      <w:pPr>
+        <w:pStyle w:val="ListParagraph"/>
+        <w:shd w:val="clear" w:color="auto" w:fill="F8F8F8"/>
+        <w:spacing w:before="100" w:beforeAutospacing="1" w:after="0" w:line="240" w:lineRule="auto"/>
+        <w:ind w:left="0"/>
+        <w:rPr>
+          <w:rFonts w:eastAsia="Times New Roman" w:cstheme="minorHAnsi"/>
+          <w:color w:val="1D1C1D"/>
+          <w:kern w:val="0"/>
+          <w:sz w:val="28"/>
+          <w:szCs w:val="28"/>
+          <w:lang w:eastAsia="en-IN" w:bidi="ta-IN"/>
+          <w14:ligatures w14:val="none"/>
+        </w:rPr>
+      </w:pPr>
+    </w:p>
+    <w:p>
+      <w:pPr>
+        <w:pStyle w:val="ListParagraph"/>
+        <w:shd w:val="clear" w:color="auto" w:fill="F8F8F8"/>
+        <w:spacing w:before="100" w:beforeAutospacing="1" w:after="0" w:line="240" w:lineRule="auto"/>
+        <w:ind w:left="0"/>
+        <w:rPr>
+          <w:rFonts w:eastAsia="Times New Roman" w:cstheme="minorHAnsi"/>
+          <w:color w:val="1D1C1D"/>
+          <w:kern w:val="0"/>
+          <w:sz w:val="28"/>
+          <w:szCs w:val="28"/>
+          <w:lang w:eastAsia="en-IN" w:bidi="ta-IN"/>
+          <w14:ligatures w14:val="none"/>
+        </w:rPr>
+      </w:pPr>
+    </w:p>
+    <w:p>
+      <w:pPr>
+        <w:pStyle w:val="ListParagraph"/>
+        <w:shd w:val="clear" w:color="auto" w:fill="F8F8F8"/>
+        <w:spacing w:before="100" w:beforeAutospacing="1" w:after="0" w:line="240" w:lineRule="auto"/>
+        <w:ind w:left="0"/>
+        <w:rPr>
+          <w:rFonts w:eastAsia="Times New Roman" w:cstheme="minorHAnsi"/>
+          <w:color w:val="1D1C1D"/>
+          <w:kern w:val="0"/>
+          <w:sz w:val="28"/>
+          <w:szCs w:val="28"/>
+          <w:lang w:eastAsia="en-IN" w:bidi="ta-IN"/>
+          <w14:ligatures w14:val="none"/>
+        </w:rPr>
+      </w:pPr>
+    </w:p>
+    <w:p>
+      <w:pPr>
+        <w:pStyle w:val="ListParagraph"/>
+        <w:shd w:val="clear" w:color="auto" w:fill="F8F8F8"/>
+        <w:spacing w:before="100" w:beforeAutospacing="1" w:after="0" w:line="240" w:lineRule="auto"/>
+        <w:ind w:left="0"/>
+        <w:rPr>
+          <w:rFonts w:eastAsia="Times New Roman" w:cstheme="minorHAnsi"/>
+          <w:color w:val="1D1C1D"/>
+          <w:kern w:val="0"/>
+          <w:sz w:val="28"/>
+          <w:szCs w:val="28"/>
+          <w:lang w:eastAsia="en-IN" w:bidi="ta-IN"/>
+          <w14:ligatures w14:val="none"/>
+        </w:rPr>
+      </w:pPr>
+    </w:p>
+    <w:p>
+      <w:pPr>
+        <w:pStyle w:val="ListParagraph"/>
+        <w:shd w:val="clear" w:color="auto" w:fill="F8F8F8"/>
+        <w:spacing w:before="100" w:beforeAutospacing="1" w:after="0" w:line="240" w:lineRule="auto"/>
+        <w:ind w:left="0"/>
+        <w:rPr>
+          <w:rFonts w:eastAsia="Times New Roman" w:cstheme="minorHAnsi"/>
+          <w:color w:val="1D1C1D"/>
+          <w:kern w:val="0"/>
+          <w:sz w:val="28"/>
+          <w:szCs w:val="28"/>
+          <w:lang w:eastAsia="en-IN" w:bidi="ta-IN"/>
+          <w14:ligatures w14:val="none"/>
+        </w:rPr>
+      </w:pPr>
+      <w:r>
+        <w:rPr>
+          <w:rFonts w:eastAsia="Times New Roman" w:cstheme="minorHAnsi"/>
+          <w:color w:val="1D1C1D"/>
+          <w:kern w:val="0"/>
+          <w:sz w:val="28"/>
+          <w:szCs w:val="28"/>
+          <w:lang w:eastAsia="en-IN" w:bidi="ta-IN"/>
+          <w14:ligatures w14:val="none"/>
+        </w:rPr>
+        <w:t>Step 5: Now comeback to Load balancer page and select the created target group.</w:t>
+      </w:r>
+    </w:p>
+    <w:p>
+      <w:pPr>
+        <w:pStyle w:val="ListParagraph"/>
+        <w:shd w:val="clear" w:color="auto" w:fill="F8F8F8"/>
+        <w:spacing w:before="100" w:beforeAutospacing="1" w:after="0" w:line="240" w:lineRule="auto"/>
+        <w:ind w:left="0"/>
+        <w:rPr>
+          <w:rFonts w:eastAsia="Times New Roman" w:cstheme="minorHAnsi"/>
+          <w:color w:val="1D1C1D"/>
+          <w:kern w:val="0"/>
+          <w:sz w:val="28"/>
+          <w:szCs w:val="28"/>
+          <w:lang w:eastAsia="en-IN" w:bidi="ta-IN"/>
+          <w14:ligatures w14:val="none"/>
+        </w:rPr>
+      </w:pPr>
+      <w:r>
+        <w:rPr>
+          <w:rFonts w:eastAsia="Times New Roman" w:cstheme="minorHAnsi"/>
+          <w:noProof/>
+          <w:color w:val="1D1C1D"/>
+          <w:kern w:val="0"/>
+          <w:sz w:val="28"/>
+          <w:szCs w:val="28"/>
+          <w:lang w:eastAsia="en-IN" w:bidi="ta-IN"/>
+          <w14:ligatures w14:val="none"/>
+        </w:rPr>
+        <w:drawing>
+          <wp:inline distT="0" distB="0" distL="0" distR="0" wp14:anchorId="3EC8E28E" wp14:editId="3B00A576">
+            <wp:extent cx="7291070" cy="1769745"/>
+            <wp:effectExtent l="0" t="0" r="5080" b="1905"/>
+            <wp:docPr id="1878954891" name="Picture 1"/>
+            <wp:cNvGraphicFramePr>
+              <a:graphicFrameLocks xmlns:a="http://schemas.openxmlformats.org/drawingml/2006/main" noChangeAspect="1"/>
+            </wp:cNvGraphicFramePr>
+            <a:graphic xmlns:a="http://schemas.openxmlformats.org/drawingml/2006/main">
+              <a:graphicData uri="http://schemas.openxmlformats.org/drawingml/2006/picture">
+                <pic:pic xmlns:pic="http://schemas.openxmlformats.org/drawingml/2006/picture">
+                  <pic:nvPicPr>
+                    <pic:cNvPr id="1878954891" name=""/>
+                    <pic:cNvPicPr/>
+                  </pic:nvPicPr>
+                  <pic:blipFill>
+                    <a:blip r:embed="rId32"/>
+                    <a:stretch>
+                      <a:fillRect/>
+                    </a:stretch>
+                  </pic:blipFill>
+                  <pic:spPr>
+                    <a:xfrm>
+                      <a:off x="0" y="0"/>
+                      <a:ext cx="7291070" cy="1769745"/>
+                    </a:xfrm>
+                    <a:prstGeom prst="rect">
+                      <a:avLst/>
+                    </a:prstGeom>
+                  </pic:spPr>
+                </pic:pic>
+              </a:graphicData>
+            </a:graphic>
+          </wp:inline>
+        </w:drawing>
+      </w:r>
+    </w:p>
+    <w:p>
+      <w:pPr>
+        <w:pStyle w:val="ListParagraph"/>
+        <w:shd w:val="clear" w:color="auto" w:fill="F8F8F8"/>
+        <w:spacing w:before="100" w:beforeAutospacing="1" w:after="0" w:line="240" w:lineRule="auto"/>
+        <w:ind w:left="0"/>
+        <w:rPr>
+          <w:rFonts w:eastAsia="Times New Roman" w:cstheme="minorHAnsi"/>
+          <w:color w:val="1D1C1D"/>
+          <w:kern w:val="0"/>
+          <w:sz w:val="28"/>
+          <w:szCs w:val="28"/>
+          <w:lang w:eastAsia="en-IN" w:bidi="ta-IN"/>
+          <w14:ligatures w14:val="none"/>
+        </w:rPr>
+      </w:pPr>
+      <w:r>
+        <w:rPr>
+          <w:rFonts w:eastAsia="Times New Roman" w:cstheme="minorHAnsi"/>
+          <w:color w:val="1D1C1D"/>
+          <w:kern w:val="0"/>
+          <w:sz w:val="28"/>
+          <w:szCs w:val="28"/>
+          <w:lang w:eastAsia="en-IN" w:bidi="ta-IN"/>
+          <w14:ligatures w14:val="none"/>
+        </w:rPr>
+        <w:t>Step 6: click create Load Balancer.</w:t>
+      </w:r>
+    </w:p>
+    <w:p>
+      <w:pPr>
+        <w:pStyle w:val="ListParagraph"/>
+        <w:shd w:val="clear" w:color="auto" w:fill="F8F8F8"/>
+        <w:spacing w:before="100" w:beforeAutospacing="1" w:after="0" w:line="240" w:lineRule="auto"/>
+        <w:ind w:left="0"/>
+        <w:rPr>
+          <w:rFonts w:eastAsia="Times New Roman" w:cstheme="minorHAnsi"/>
+          <w:color w:val="1D1C1D"/>
+          <w:kern w:val="0"/>
+          <w:sz w:val="28"/>
+          <w:szCs w:val="28"/>
+          <w:lang w:eastAsia="en-IN" w:bidi="ta-IN"/>
+          <w14:ligatures w14:val="none"/>
+        </w:rPr>
+      </w:pPr>
+      <w:r>
+        <w:rPr>
+          <w:rFonts w:eastAsia="Times New Roman" w:cstheme="minorHAnsi"/>
+          <w:noProof/>
+          <w:color w:val="1D1C1D"/>
+          <w:kern w:val="0"/>
+          <w:sz w:val="28"/>
+          <w:szCs w:val="28"/>
+          <w:lang w:eastAsia="en-IN" w:bidi="ta-IN"/>
+          <w14:ligatures w14:val="none"/>
+        </w:rPr>
+        <w:drawing>
+          <wp:inline distT="0" distB="0" distL="0" distR="0" wp14:anchorId="3CAC52B8" wp14:editId="39EE3230">
+            <wp:extent cx="7020560" cy="1717675"/>
+            <wp:effectExtent l="0" t="0" r="8890" b="0"/>
+            <wp:docPr id="1701104724" name="Picture 1"/>
+            <wp:cNvGraphicFramePr>
+              <a:graphicFrameLocks xmlns:a="http://schemas.openxmlformats.org/drawingml/2006/main" noChangeAspect="1"/>
+            </wp:cNvGraphicFramePr>
+            <a:graphic xmlns:a="http://schemas.openxmlformats.org/drawingml/2006/main">
+              <a:graphicData uri="http://schemas.openxmlformats.org/drawingml/2006/picture">
+                <pic:pic xmlns:pic="http://schemas.openxmlformats.org/drawingml/2006/picture">
+                  <pic:nvPicPr>
+                    <pic:cNvPr id="1701104724" name=""/>
+                    <pic:cNvPicPr/>
+                  </pic:nvPicPr>
+                  <pic:blipFill>
+                    <a:blip r:embed="rId33"/>
+                    <a:stretch>
+                      <a:fillRect/>
+                    </a:stretch>
+                  </pic:blipFill>
+                  <pic:spPr>
+                    <a:xfrm>
+                      <a:off x="0" y="0"/>
+                      <a:ext cx="7020560" cy="1717675"/>
+                    </a:xfrm>
+                    <a:prstGeom prst="rect">
+                      <a:avLst/>
+                    </a:prstGeom>
+                  </pic:spPr>
+                </pic:pic>
+              </a:graphicData>
+            </a:graphic>
+          </wp:inline>
+        </w:drawing>
+      </w:r>
+    </w:p>
+    <w:p>
+      <w:pPr>
+        <w:pStyle w:val="ListParagraph"/>
+        <w:shd w:val="clear" w:color="auto" w:fill="F8F8F8"/>
+        <w:spacing w:before="100" w:beforeAutospacing="1" w:after="0" w:line="240" w:lineRule="auto"/>
+        <w:ind w:left="0"/>
+        <w:rPr>
+          <w:rFonts w:eastAsia="Times New Roman" w:cstheme="minorHAnsi"/>
+          <w:color w:val="1D1C1D"/>
+          <w:kern w:val="0"/>
+          <w:sz w:val="28"/>
+          <w:szCs w:val="28"/>
+          <w:lang w:eastAsia="en-IN" w:bidi="ta-IN"/>
+          <w14:ligatures w14:val="none"/>
+        </w:rPr>
+      </w:pPr>
+      <w:r>
+        <w:rPr>
+          <w:rFonts w:eastAsia="Times New Roman" w:cstheme="minorHAnsi"/>
+          <w:noProof/>
+          <w:color w:val="1D1C1D"/>
+          <w:kern w:val="0"/>
+          <w:sz w:val="28"/>
+          <w:szCs w:val="28"/>
+          <w:lang w:eastAsia="en-IN" w:bidi="ta-IN"/>
+          <w14:ligatures w14:val="none"/>
+        </w:rPr>
+        <w:drawing>
+          <wp:inline distT="0" distB="0" distL="0" distR="0" wp14:anchorId="76F16841" wp14:editId="77D83F35">
+            <wp:extent cx="7291070" cy="2376805"/>
+            <wp:effectExtent l="0" t="0" r="5080" b="4445"/>
+            <wp:docPr id="552817106" name="Picture 1"/>
+            <wp:cNvGraphicFramePr>
+              <a:graphicFrameLocks xmlns:a="http://schemas.openxmlformats.org/drawingml/2006/main" noChangeAspect="1"/>
+            </wp:cNvGraphicFramePr>
+            <a:graphic xmlns:a="http://schemas.openxmlformats.org/drawingml/2006/main">
+              <a:graphicData uri="http://schemas.openxmlformats.org/drawingml/2006/picture">
+                <pic:pic xmlns:pic="http://schemas.openxmlformats.org/drawingml/2006/picture">
+                  <pic:nvPicPr>
+                    <pic:cNvPr id="552817106" name=""/>
+                    <pic:cNvPicPr/>
+                  </pic:nvPicPr>
+                  <pic:blipFill>
+                    <a:blip r:embed="rId34"/>
+                    <a:stretch>
+                      <a:fillRect/>
+                    </a:stretch>
+                  </pic:blipFill>
+                  <pic:spPr>
+                    <a:xfrm>
+                      <a:off x="0" y="0"/>
+                      <a:ext cx="7291070" cy="2376805"/>
+                    </a:xfrm>
+                    <a:prstGeom prst="rect">
+                      <a:avLst/>
+                    </a:prstGeom>
+                  </pic:spPr>
+                </pic:pic>
+              </a:graphicData>
+            </a:graphic>
+          </wp:inline>
+        </w:drawing>
+      </w:r>
+    </w:p>
+    <w:p>
+      <w:pPr>
+        <w:pStyle w:val="ListParagraph"/>
+        <w:shd w:val="clear" w:color="auto" w:fill="F8F8F8"/>
+        <w:spacing w:before="100" w:beforeAutospacing="1" w:after="0" w:line="240" w:lineRule="auto"/>
+        <w:ind w:left="0"/>
+        <w:rPr>
+          <w:rFonts w:eastAsia="Times New Roman" w:cstheme="minorHAnsi"/>
+          <w:color w:val="1D1C1D"/>
+          <w:kern w:val="0"/>
+          <w:sz w:val="28"/>
+          <w:szCs w:val="28"/>
+          <w:lang w:eastAsia="en-IN" w:bidi="ta-IN"/>
+          <w14:ligatures w14:val="none"/>
+        </w:rPr>
+      </w:pPr>
+      <w:r>
+        <w:rPr>
+          <w:rFonts w:eastAsia="Times New Roman" w:cstheme="minorHAnsi"/>
+          <w:color w:val="1D1C1D"/>
+          <w:kern w:val="0"/>
+          <w:sz w:val="28"/>
+          <w:szCs w:val="28"/>
+          <w:lang w:eastAsia="en-IN" w:bidi="ta-IN"/>
+          <w14:ligatures w14:val="none"/>
+        </w:rPr>
+        <w:t xml:space="preserve">Step </w:t>
+      </w:r>
+      <w:proofErr w:type="gramStart"/>
+      <w:r>
+        <w:rPr>
+          <w:rFonts w:eastAsia="Times New Roman" w:cstheme="minorHAnsi"/>
+          <w:color w:val="1D1C1D"/>
+          <w:kern w:val="0"/>
+          <w:sz w:val="28"/>
+          <w:szCs w:val="28"/>
+          <w:lang w:eastAsia="en-IN" w:bidi="ta-IN"/>
+          <w14:ligatures w14:val="none"/>
+        </w:rPr>
+        <w:t>7:copy</w:t>
+      </w:r>
+      <w:proofErr w:type="gramEnd"/>
+      <w:r>
+        <w:rPr>
+          <w:rFonts w:eastAsia="Times New Roman" w:cstheme="minorHAnsi"/>
+          <w:color w:val="1D1C1D"/>
+          <w:kern w:val="0"/>
+          <w:sz w:val="28"/>
+          <w:szCs w:val="28"/>
+          <w:lang w:eastAsia="en-IN" w:bidi="ta-IN"/>
+          <w14:ligatures w14:val="none"/>
+        </w:rPr>
+        <w:t xml:space="preserve"> DNS name and run it in browser.</w:t>
+      </w:r>
+    </w:p>
+    <w:p>
+      <w:pPr>
+        <w:pStyle w:val="ListParagraph"/>
+        <w:shd w:val="clear" w:color="auto" w:fill="F8F8F8"/>
+        <w:spacing w:before="100" w:beforeAutospacing="1" w:after="0" w:line="240" w:lineRule="auto"/>
+        <w:ind w:left="0"/>
+        <w:rPr>
+          <w:rFonts w:eastAsia="Times New Roman" w:cstheme="minorHAnsi"/>
+          <w:color w:val="1D1C1D"/>
+          <w:kern w:val="0"/>
+          <w:sz w:val="28"/>
+          <w:szCs w:val="28"/>
+          <w:lang w:eastAsia="en-IN" w:bidi="ta-IN"/>
+          <w14:ligatures w14:val="none"/>
+        </w:rPr>
+      </w:pPr>
+      <w:r>
+        <w:rPr>
+          <w:rFonts w:eastAsia="Times New Roman" w:cstheme="minorHAnsi"/>
+          <w:noProof/>
+          <w:color w:val="1D1C1D"/>
+          <w:kern w:val="0"/>
+          <w:sz w:val="28"/>
+          <w:szCs w:val="28"/>
+          <w:lang w:eastAsia="en-IN" w:bidi="ta-IN"/>
+          <w14:ligatures w14:val="none"/>
+        </w:rPr>
+        <w:drawing>
+          <wp:inline distT="0" distB="0" distL="0" distR="0" wp14:anchorId="0C0D03DA" wp14:editId="38BA82FF">
+            <wp:extent cx="7289941" cy="2162710"/>
+            <wp:effectExtent l="0" t="0" r="6350" b="9525"/>
+            <wp:docPr id="2138516730" name="Picture 1"/>
+            <wp:cNvGraphicFramePr>
+              <a:graphicFrameLocks xmlns:a="http://schemas.openxmlformats.org/drawingml/2006/main" noChangeAspect="1"/>
+            </wp:cNvGraphicFramePr>
+            <a:graphic xmlns:a="http://schemas.openxmlformats.org/drawingml/2006/main">
+              <a:graphicData uri="http://schemas.openxmlformats.org/drawingml/2006/picture">
+                <pic:pic xmlns:pic="http://schemas.openxmlformats.org/drawingml/2006/picture">
+                  <pic:nvPicPr>
+                    <pic:cNvPr id="2138516730" name=""/>
+                    <pic:cNvPicPr/>
+                  </pic:nvPicPr>
+                  <pic:blipFill>
+                    <a:blip r:embed="rId35"/>
+                    <a:stretch>
+                      <a:fillRect/>
+                    </a:stretch>
+                  </pic:blipFill>
+                  <pic:spPr>
+                    <a:xfrm>
+                      <a:off x="0" y="0"/>
+                      <a:ext cx="7297797" cy="2165041"/>
+                    </a:xfrm>
+                    <a:prstGeom prst="rect">
+                      <a:avLst/>
+                    </a:prstGeom>
+                  </pic:spPr>
+                </pic:pic>
+              </a:graphicData>
+            </a:graphic>
+          </wp:inline>
+        </w:drawing>
+      </w:r>
+    </w:p>
+    <w:p>
+      <w:pPr>
+        <w:pStyle w:val="ListParagraph"/>
+        <w:shd w:val="clear" w:color="auto" w:fill="F8F8F8"/>
+        <w:spacing w:before="100" w:beforeAutospacing="1" w:after="0" w:line="240" w:lineRule="auto"/>
+        <w:ind w:left="0"/>
+        <w:rPr>
+          <w:rFonts w:eastAsia="Times New Roman" w:cstheme="minorHAnsi"/>
+          <w:color w:val="1D1C1D"/>
+          <w:kern w:val="0"/>
+          <w:sz w:val="28"/>
+          <w:szCs w:val="28"/>
+          <w:lang w:eastAsia="en-IN" w:bidi="ta-IN"/>
+          <w14:ligatures w14:val="none"/>
+        </w:rPr>
+      </w:pPr>
+      <w:r>
+        <w:rPr>
+          <w:rFonts w:eastAsia="Times New Roman" w:cstheme="minorHAnsi"/>
+          <w:noProof/>
+          <w:color w:val="1D1C1D"/>
+          <w:kern w:val="0"/>
+          <w:sz w:val="28"/>
+          <w:szCs w:val="28"/>
+          <w:lang w:eastAsia="en-IN" w:bidi="ta-IN"/>
+          <w14:ligatures w14:val="none"/>
+        </w:rPr>
+        <w:drawing>
+          <wp:inline distT="0" distB="0" distL="0" distR="0" wp14:anchorId="3DBB1040" wp14:editId="2683D4A2">
+            <wp:extent cx="7290463" cy="1299681"/>
+            <wp:effectExtent l="0" t="0" r="5715" b="0"/>
+            <wp:docPr id="1688881640" name="Picture 1"/>
+            <wp:cNvGraphicFramePr>
+              <a:graphicFrameLocks xmlns:a="http://schemas.openxmlformats.org/drawingml/2006/main" noChangeAspect="1"/>
+            </wp:cNvGraphicFramePr>
+            <a:graphic xmlns:a="http://schemas.openxmlformats.org/drawingml/2006/main">
+              <a:graphicData uri="http://schemas.openxmlformats.org/drawingml/2006/picture">
+                <pic:pic xmlns:pic="http://schemas.openxmlformats.org/drawingml/2006/picture">
+                  <pic:nvPicPr>
+                    <pic:cNvPr id="1688881640" name=""/>
+                    <pic:cNvPicPr/>
+                  </pic:nvPicPr>
+                  <pic:blipFill>
+                    <a:blip r:embed="rId36"/>
+                    <a:stretch>
+                      <a:fillRect/>
+                    </a:stretch>
+                  </pic:blipFill>
+                  <pic:spPr>
+                    <a:xfrm>
+                      <a:off x="0" y="0"/>
+                      <a:ext cx="7299295" cy="1301256"/>
+                    </a:xfrm>
+                    <a:prstGeom prst="rect">
+                      <a:avLst/>
+                    </a:prstGeom>
+                  </pic:spPr>
+                </pic:pic>
+              </a:graphicData>
+            </a:graphic>
+          </wp:inline>
+        </w:drawing>
+      </w:r>
+    </w:p>
+    <w:p>
+      <w:pPr>
+        <w:pStyle w:val="ListParagraph"/>
+        <w:shd w:val="clear" w:color="auto" w:fill="F8F8F8"/>
+        <w:spacing w:before="100" w:beforeAutospacing="1" w:after="0" w:line="240" w:lineRule="auto"/>
+        <w:ind w:left="0"/>
+        <w:rPr>
+          <w:rFonts w:eastAsia="Times New Roman" w:cstheme="minorHAnsi"/>
+          <w:color w:val="1D1C1D"/>
+          <w:kern w:val="0"/>
+          <w:sz w:val="28"/>
+          <w:szCs w:val="28"/>
+          <w:lang w:eastAsia="en-IN" w:bidi="ta-IN"/>
+          <w14:ligatures w14:val="none"/>
+        </w:rPr>
+      </w:pPr>
+      <w:r>
+        <w:rPr>
+          <w:rFonts w:eastAsia="Times New Roman" w:cstheme="minorHAnsi"/>
+          <w:noProof/>
+          <w:color w:val="1D1C1D"/>
+          <w:kern w:val="0"/>
+          <w:sz w:val="28"/>
+          <w:szCs w:val="28"/>
+          <w:lang w:eastAsia="en-IN" w:bidi="ta-IN"/>
+          <w14:ligatures w14:val="none"/>
+        </w:rPr>
+        <w:lastRenderedPageBreak/>
+        <w:drawing>
+          <wp:inline distT="0" distB="0" distL="0" distR="0" wp14:anchorId="01DE09E8" wp14:editId="130DD0BF">
+            <wp:extent cx="7291070" cy="1442720"/>
+            <wp:effectExtent l="0" t="0" r="5080" b="5080"/>
+            <wp:docPr id="858754867" name="Picture 1"/>
+            <wp:cNvGraphicFramePr>
+              <a:graphicFrameLocks xmlns:a="http://schemas.openxmlformats.org/drawingml/2006/main" noChangeAspect="1"/>
+            </wp:cNvGraphicFramePr>
+            <a:graphic xmlns:a="http://schemas.openxmlformats.org/drawingml/2006/main">
+              <a:graphicData uri="http://schemas.openxmlformats.org/drawingml/2006/picture">
+                <pic:pic xmlns:pic="http://schemas.openxmlformats.org/drawingml/2006/picture">
+                  <pic:nvPicPr>
+                    <pic:cNvPr id="858754867" name=""/>
+                    <pic:cNvPicPr/>
+                  </pic:nvPicPr>
+                  <pic:blipFill>
+                    <a:blip r:embed="rId37"/>
+                    <a:stretch>
+                      <a:fillRect/>
+                    </a:stretch>
+                  </pic:blipFill>
+                  <pic:spPr>
+                    <a:xfrm>
+                      <a:off x="0" y="0"/>
+                      <a:ext cx="7291070" cy="1442720"/>
+                    </a:xfrm>
+                    <a:prstGeom prst="rect">
+                      <a:avLst/>
+                    </a:prstGeom>
+                  </pic:spPr>
+                </pic:pic>
+              </a:graphicData>
+            </a:graphic>
+          </wp:inline>
+        </w:drawing>
+      </w:r>
+    </w:p>
+    <w:p>
+      <w:pPr>
+        <w:pStyle w:val="ListParagraph"/>
+        <w:numPr>
+          <w:ilvl w:val="0"/>
+          <w:numId w:val="4"/>
+        </w:numPr>
+        <w:shd w:val="clear" w:color="auto" w:fill="F8F8F8"/>
+        <w:spacing w:before="100" w:beforeAutospacing="1" w:after="0" w:line="240" w:lineRule="auto"/>
+        <w:ind w:left="142" w:hanging="284"/>
+        <w:rPr>
+          <w:rFonts w:eastAsia="Times New Roman" w:cstheme="minorHAnsi"/>
+          <w:color w:val="1D1C1D"/>
+          <w:kern w:val="0"/>
+          <w:sz w:val="36"/>
+          <w:szCs w:val="36"/>
+          <w:lang w:eastAsia="en-IN" w:bidi="ta-IN"/>
+          <w14:ligatures w14:val="none"/>
+        </w:rPr>
+      </w:pPr>
+      <w:r>
+        <w:rPr>
+          <w:rFonts w:eastAsia="Times New Roman" w:cstheme="minorHAnsi"/>
+          <w:color w:val="1D1C1D"/>
+          <w:kern w:val="0"/>
+          <w:sz w:val="36"/>
+          <w:szCs w:val="36"/>
+          <w:lang w:eastAsia="en-IN" w:bidi="ta-IN"/>
+          <w14:ligatures w14:val="none"/>
+        </w:rPr>
+        <w:t>Configure Network Load balancer.</w:t>
+      </w:r>
+    </w:p>
+    <w:p>
+      <w:pPr>
+        <w:pStyle w:val="ListParagraph"/>
+        <w:shd w:val="clear" w:color="auto" w:fill="F8F8F8"/>
+        <w:spacing w:after="0" w:line="240" w:lineRule="auto"/>
+        <w:ind w:left="142"/>
+        <w:rPr>
+          <w:rFonts w:eastAsia="Times New Roman" w:cstheme="minorHAnsi"/>
+          <w:color w:val="1D1C1D"/>
+          <w:kern w:val="0"/>
+          <w:sz w:val="28"/>
+          <w:szCs w:val="28"/>
+          <w:lang w:eastAsia="en-IN" w:bidi="ta-IN"/>
+          <w14:ligatures w14:val="none"/>
+        </w:rPr>
+      </w:pPr>
+      <w:r>
+        <w:rPr>
+          <w:rFonts w:eastAsia="Times New Roman" w:cstheme="minorHAnsi"/>
+          <w:color w:val="1D1C1D"/>
+          <w:kern w:val="0"/>
+          <w:sz w:val="28"/>
+          <w:szCs w:val="28"/>
+          <w:lang w:eastAsia="en-IN" w:bidi="ta-IN"/>
+          <w14:ligatures w14:val="none"/>
+        </w:rPr>
+        <w:t>Step 1: Goto EC2</w:t>
+      </w:r>
+      <w:r>
+        <w:rPr>
+          <w:lang w:eastAsia="en-IN" w:bidi="ta-IN"/>
+        </w:rPr>
+        <w:sym w:font="Wingdings" w:char="F0E0"/>
+      </w:r>
+      <w:r>
+        <w:rPr>
+          <w:rFonts w:eastAsia="Times New Roman" w:cstheme="minorHAnsi"/>
+          <w:color w:val="1D1C1D"/>
+          <w:kern w:val="0"/>
+          <w:sz w:val="28"/>
+          <w:szCs w:val="28"/>
+          <w:lang w:eastAsia="en-IN" w:bidi="ta-IN"/>
+          <w14:ligatures w14:val="none"/>
+        </w:rPr>
+        <w:t>Load balancer</w:t>
+      </w:r>
+      <w:r>
+        <w:rPr>
+          <w:lang w:eastAsia="en-IN" w:bidi="ta-IN"/>
+        </w:rPr>
+        <w:sym w:font="Wingdings" w:char="F0E0"/>
+      </w:r>
+      <w:r>
+        <w:rPr>
+          <w:rFonts w:eastAsia="Times New Roman" w:cstheme="minorHAnsi"/>
+          <w:color w:val="1D1C1D"/>
+          <w:kern w:val="0"/>
+          <w:sz w:val="28"/>
+          <w:szCs w:val="28"/>
+          <w:lang w:eastAsia="en-IN" w:bidi="ta-IN"/>
+          <w14:ligatures w14:val="none"/>
+        </w:rPr>
+        <w:t>create LB</w:t>
+      </w:r>
+      <w:r>
+        <w:rPr>
+          <w:lang w:eastAsia="en-IN" w:bidi="ta-IN"/>
+        </w:rPr>
+        <w:sym w:font="Wingdings" w:char="F0E0"/>
+      </w:r>
+      <w:r>
+        <w:rPr>
+          <w:rFonts w:eastAsia="Times New Roman" w:cstheme="minorHAnsi"/>
+          <w:color w:val="1D1C1D"/>
+          <w:kern w:val="0"/>
+          <w:sz w:val="28"/>
+          <w:szCs w:val="28"/>
+          <w:lang w:eastAsia="en-IN" w:bidi="ta-IN"/>
+          <w14:ligatures w14:val="none"/>
+        </w:rPr>
+        <w:t>select LB type</w:t>
+      </w:r>
+      <w:r>
+        <w:rPr>
+          <w:lang w:eastAsia="en-IN" w:bidi="ta-IN"/>
+        </w:rPr>
+        <w:sym w:font="Wingdings" w:char="F0E0"/>
+      </w:r>
+      <w:r>
+        <w:rPr>
+          <w:rFonts w:eastAsia="Times New Roman" w:cstheme="minorHAnsi"/>
+          <w:color w:val="1D1C1D"/>
+          <w:kern w:val="0"/>
+          <w:sz w:val="28"/>
+          <w:szCs w:val="28"/>
+          <w:lang w:eastAsia="en-IN" w:bidi="ta-IN"/>
+          <w14:ligatures w14:val="none"/>
+        </w:rPr>
+        <w:t>Enter details</w:t>
+      </w:r>
+      <w:r>
+        <w:rPr>
+          <w:rFonts w:eastAsia="Times New Roman" w:cstheme="minorHAnsi"/>
+          <w:color w:val="1D1C1D"/>
+          <w:kern w:val="0"/>
+          <w:sz w:val="28"/>
+          <w:szCs w:val="28"/>
+          <w:lang w:eastAsia="en-IN" w:bidi="ta-IN"/>
+          <w14:ligatures w14:val="none"/>
+        </w:rPr>
+        <w:sym w:font="Wingdings" w:char="F0E0"/>
+      </w:r>
+      <w:r>
+        <w:rPr>
+          <w:rFonts w:eastAsia="Times New Roman" w:cstheme="minorHAnsi"/>
+          <w:color w:val="1D1C1D"/>
+          <w:kern w:val="0"/>
+          <w:sz w:val="28"/>
+          <w:szCs w:val="28"/>
+          <w:lang w:eastAsia="en-IN" w:bidi="ta-IN"/>
+          <w14:ligatures w14:val="none"/>
+        </w:rPr>
+        <w:t>Create Target Group</w:t>
+      </w:r>
+      <w:r>
+        <w:rPr>
+          <w:rFonts w:eastAsia="Times New Roman" w:cstheme="minorHAnsi"/>
+          <w:color w:val="1D1C1D"/>
+          <w:kern w:val="0"/>
+          <w:sz w:val="28"/>
+          <w:szCs w:val="28"/>
+          <w:lang w:eastAsia="en-IN" w:bidi="ta-IN"/>
+          <w14:ligatures w14:val="none"/>
+        </w:rPr>
+        <w:t>.</w:t>
+      </w:r>
+    </w:p>
+    <w:p>
+      <w:pPr>
+        <w:pStyle w:val="ListParagraph"/>
+        <w:shd w:val="clear" w:color="auto" w:fill="F8F8F8"/>
+        <w:spacing w:after="0" w:line="240" w:lineRule="auto"/>
+        <w:ind w:left="-142"/>
+        <w:rPr>
+          <w:rFonts w:eastAsia="Times New Roman" w:cstheme="minorHAnsi"/>
+          <w:color w:val="1D1C1D"/>
+          <w:kern w:val="0"/>
+          <w:sz w:val="36"/>
+          <w:szCs w:val="36"/>
+          <w:lang w:eastAsia="en-IN" w:bidi="ta-IN"/>
+          <w14:ligatures w14:val="none"/>
+        </w:rPr>
+      </w:pPr>
+      <w:r>
+        <w:rPr>
+          <w:rFonts w:eastAsia="Times New Roman" w:cstheme="minorHAnsi"/>
+          <w:noProof/>
+          <w:color w:val="1D1C1D"/>
+          <w:kern w:val="0"/>
+          <w:sz w:val="36"/>
+          <w:szCs w:val="36"/>
+          <w:lang w:eastAsia="en-IN" w:bidi="ta-IN"/>
+          <w14:ligatures w14:val="none"/>
+        </w:rPr>
+        <w:drawing>
+          <wp:inline distT="0" distB="0" distL="0" distR="0" wp14:anchorId="61D636DA" wp14:editId="788A7506">
+            <wp:extent cx="7291070" cy="3074035"/>
+            <wp:effectExtent l="0" t="0" r="5080" b="0"/>
+            <wp:docPr id="1042846199" name="Picture 1"/>
+            <wp:cNvGraphicFramePr>
+              <a:graphicFrameLocks xmlns:a="http://schemas.openxmlformats.org/drawingml/2006/main" noChangeAspect="1"/>
+            </wp:cNvGraphicFramePr>
+            <a:graphic xmlns:a="http://schemas.openxmlformats.org/drawingml/2006/main">
+              <a:graphicData uri="http://schemas.openxmlformats.org/drawingml/2006/picture">
+                <pic:pic xmlns:pic="http://schemas.openxmlformats.org/drawingml/2006/picture">
+                  <pic:nvPicPr>
+                    <pic:cNvPr id="1042846199" name=""/>
+                    <pic:cNvPicPr/>
+                  </pic:nvPicPr>
+                  <pic:blipFill>
+                    <a:blip r:embed="rId38"/>
+                    <a:stretch>
+                      <a:fillRect/>
+                    </a:stretch>
+                  </pic:blipFill>
+                  <pic:spPr>
+                    <a:xfrm>
+                      <a:off x="0" y="0"/>
+                      <a:ext cx="7291070" cy="3074035"/>
+                    </a:xfrm>
+                    <a:prstGeom prst="rect">
+                      <a:avLst/>
+                    </a:prstGeom>
+                  </pic:spPr>
+                </pic:pic>
+              </a:graphicData>
+            </a:graphic>
+          </wp:inline>
+        </w:drawing>
+      </w:r>
+    </w:p>
+    <w:p>
+      <w:pPr>
+        <w:pStyle w:val="ListParagraph"/>
+        <w:shd w:val="clear" w:color="auto" w:fill="F8F8F8"/>
+        <w:spacing w:after="0" w:line="240" w:lineRule="auto"/>
+        <w:ind w:left="-142"/>
+        <w:rPr>
+          <w:rFonts w:eastAsia="Times New Roman" w:cstheme="minorHAnsi"/>
+          <w:color w:val="1D1C1D"/>
+          <w:kern w:val="0"/>
+          <w:sz w:val="36"/>
+          <w:szCs w:val="36"/>
+          <w:lang w:eastAsia="en-IN" w:bidi="ta-IN"/>
+          <w14:ligatures w14:val="none"/>
+        </w:rPr>
+      </w:pPr>
+      <w:r>
+        <w:rPr>
+          <w:rFonts w:eastAsia="Times New Roman" w:cstheme="minorHAnsi"/>
+          <w:noProof/>
+          <w:color w:val="1D1C1D"/>
+          <w:kern w:val="0"/>
+          <w:sz w:val="36"/>
+          <w:szCs w:val="36"/>
+          <w:lang w:eastAsia="en-IN" w:bidi="ta-IN"/>
+          <w14:ligatures w14:val="none"/>
+        </w:rPr>
+        <w:drawing>
+          <wp:inline distT="0" distB="0" distL="0" distR="0" wp14:anchorId="4A85ADB2" wp14:editId="73B18401">
+            <wp:extent cx="7291070" cy="2640330"/>
+            <wp:effectExtent l="0" t="0" r="5080" b="7620"/>
+            <wp:docPr id="156884653" name="Picture 1"/>
+            <wp:cNvGraphicFramePr>
+              <a:graphicFrameLocks xmlns:a="http://schemas.openxmlformats.org/drawingml/2006/main" noChangeAspect="1"/>
+            </wp:cNvGraphicFramePr>
+            <a:graphic xmlns:a="http://schemas.openxmlformats.org/drawingml/2006/main">
+              <a:graphicData uri="http://schemas.openxmlformats.org/drawingml/2006/picture">
+                <pic:pic xmlns:pic="http://schemas.openxmlformats.org/drawingml/2006/picture">
+                  <pic:nvPicPr>
+                    <pic:cNvPr id="156884653" name=""/>
+                    <pic:cNvPicPr/>
+                  </pic:nvPicPr>
+                  <pic:blipFill>
+                    <a:blip r:embed="rId39"/>
+                    <a:stretch>
+                      <a:fillRect/>
+                    </a:stretch>
+                  </pic:blipFill>
+                  <pic:spPr>
+                    <a:xfrm>
+                      <a:off x="0" y="0"/>
+                      <a:ext cx="7291070" cy="2640330"/>
+                    </a:xfrm>
+                    <a:prstGeom prst="rect">
+                      <a:avLst/>
+                    </a:prstGeom>
+                  </pic:spPr>
+                </pic:pic>
+              </a:graphicData>
+            </a:graphic>
+          </wp:inline>
+        </w:drawing>
+      </w:r>
+    </w:p>
+    <w:p>
+      <w:pPr>
+        <w:pStyle w:val="ListParagraph"/>
+        <w:shd w:val="clear" w:color="auto" w:fill="F8F8F8"/>
+        <w:spacing w:after="0" w:line="240" w:lineRule="auto"/>
+        <w:ind w:left="-142"/>
+        <w:rPr>
+          <w:rFonts w:eastAsia="Times New Roman" w:cstheme="minorHAnsi"/>
+          <w:color w:val="1D1C1D"/>
+          <w:kern w:val="0"/>
+          <w:sz w:val="36"/>
+          <w:szCs w:val="36"/>
+          <w:lang w:eastAsia="en-IN" w:bidi="ta-IN"/>
+          <w14:ligatures w14:val="none"/>
+        </w:rPr>
+      </w:pPr>
+      <w:r>
+        <w:rPr>
+          <w:rFonts w:eastAsia="Times New Roman" w:cstheme="minorHAnsi"/>
+          <w:noProof/>
+          <w:color w:val="1D1C1D"/>
+          <w:kern w:val="0"/>
+          <w:sz w:val="36"/>
+          <w:szCs w:val="36"/>
+          <w:lang w:eastAsia="en-IN" w:bidi="ta-IN"/>
+          <w14:ligatures w14:val="none"/>
+        </w:rPr>
+        <w:drawing>
+          <wp:inline distT="0" distB="0" distL="0" distR="0" wp14:anchorId="5856E847" wp14:editId="679A5C4F">
+            <wp:extent cx="7291070" cy="1315085"/>
+            <wp:effectExtent l="0" t="0" r="5080" b="0"/>
+            <wp:docPr id="1817204861" name="Picture 1"/>
+            <wp:cNvGraphicFramePr>
+              <a:graphicFrameLocks xmlns:a="http://schemas.openxmlformats.org/drawingml/2006/main" noChangeAspect="1"/>
+            </wp:cNvGraphicFramePr>
+            <a:graphic xmlns:a="http://schemas.openxmlformats.org/drawingml/2006/main">
+              <a:graphicData uri="http://schemas.openxmlformats.org/drawingml/2006/picture">
+                <pic:pic xmlns:pic="http://schemas.openxmlformats.org/drawingml/2006/picture">
+                  <pic:nvPicPr>
+                    <pic:cNvPr id="1817204861" name=""/>
+                    <pic:cNvPicPr/>
+                  </pic:nvPicPr>
+                  <pic:blipFill>
+                    <a:blip r:embed="rId40"/>
+                    <a:stretch>
+                      <a:fillRect/>
+                    </a:stretch>
+                  </pic:blipFill>
+                  <pic:spPr>
+                    <a:xfrm>
+                      <a:off x="0" y="0"/>
+                      <a:ext cx="7291070" cy="1315085"/>
+                    </a:xfrm>
+                    <a:prstGeom prst="rect">
+                      <a:avLst/>
+                    </a:prstGeom>
+                  </pic:spPr>
+                </pic:pic>
+              </a:graphicData>
+            </a:graphic>
+          </wp:inline>
+        </w:drawing>
+      </w:r>
+    </w:p>
+    <w:p>
+      <w:pPr>
+        <w:pStyle w:val="ListParagraph"/>
+        <w:shd w:val="clear" w:color="auto" w:fill="F8F8F8"/>
+        <w:spacing w:before="100" w:beforeAutospacing="1" w:after="0" w:line="240" w:lineRule="auto"/>
+        <w:ind w:left="142"/>
+        <w:rPr>
+          <w:rFonts w:eastAsia="Times New Roman" w:cstheme="minorHAnsi"/>
+          <w:color w:val="1D1C1D"/>
+          <w:kern w:val="0"/>
+          <w:sz w:val="28"/>
+          <w:szCs w:val="28"/>
+          <w:lang w:eastAsia="en-IN" w:bidi="ta-IN"/>
+          <w14:ligatures w14:val="none"/>
+        </w:rPr>
+      </w:pPr>
+      <w:r>
+        <w:rPr>
+          <w:rFonts w:eastAsia="Times New Roman" w:cstheme="minorHAnsi"/>
+          <w:noProof/>
+          <w:color w:val="1D1C1D"/>
+          <w:kern w:val="0"/>
+          <w:sz w:val="28"/>
+          <w:szCs w:val="28"/>
+          <w:lang w:eastAsia="en-IN" w:bidi="ta-IN"/>
+          <w14:ligatures w14:val="none"/>
+        </w:rPr>
+        <w:drawing>
+          <wp:inline distT="0" distB="0" distL="0" distR="0" wp14:anchorId="3FD11FD1" wp14:editId="1BDE8805">
+            <wp:extent cx="7291070" cy="1076960"/>
+            <wp:effectExtent l="0" t="0" r="5080" b="8890"/>
+            <wp:docPr id="922711362" name="Picture 1"/>
+            <wp:cNvGraphicFramePr>
+              <a:graphicFrameLocks xmlns:a="http://schemas.openxmlformats.org/drawingml/2006/main" noChangeAspect="1"/>
+            </wp:cNvGraphicFramePr>
+            <a:graphic xmlns:a="http://schemas.openxmlformats.org/drawingml/2006/main">
+              <a:graphicData uri="http://schemas.openxmlformats.org/drawingml/2006/picture">
+                <pic:pic xmlns:pic="http://schemas.openxmlformats.org/drawingml/2006/picture">
+                  <pic:nvPicPr>
+                    <pic:cNvPr id="922711362" name=""/>
+                    <pic:cNvPicPr/>
+                  </pic:nvPicPr>
+                  <pic:blipFill>
+                    <a:blip r:embed="rId41"/>
+                    <a:stretch>
+                      <a:fillRect/>
+                    </a:stretch>
+                  </pic:blipFill>
+                  <pic:spPr>
+                    <a:xfrm>
+                      <a:off x="0" y="0"/>
+                      <a:ext cx="7291070" cy="1076960"/>
+                    </a:xfrm>
+                    <a:prstGeom prst="rect">
+                      <a:avLst/>
+                    </a:prstGeom>
+                  </pic:spPr>
+                </pic:pic>
+              </a:graphicData>
+            </a:graphic>
+          </wp:inline>
+        </w:drawing>
+      </w:r>
+    </w:p>
+    <w:p>
+      <w:pPr>
+        <w:pStyle w:val="ListParagraph"/>
+        <w:shd w:val="clear" w:color="auto" w:fill="F8F8F8"/>
+        <w:spacing w:before="100" w:beforeAutospacing="1" w:after="0" w:line="240" w:lineRule="auto"/>
+        <w:ind w:left="142"/>
+        <w:rPr>
+          <w:rFonts w:eastAsia="Times New Roman" w:cstheme="minorHAnsi"/>
+          <w:color w:val="1D1C1D"/>
+          <w:kern w:val="0"/>
+          <w:sz w:val="28"/>
+          <w:szCs w:val="28"/>
+          <w:lang w:eastAsia="en-IN" w:bidi="ta-IN"/>
+          <w14:ligatures w14:val="none"/>
+        </w:rPr>
+      </w:pPr>
+    </w:p>
+    <w:p>
+      <w:pPr>
+        <w:pStyle w:val="ListParagraph"/>
+        <w:shd w:val="clear" w:color="auto" w:fill="F8F8F8"/>
+        <w:spacing w:before="100" w:beforeAutospacing="1" w:after="0" w:line="240" w:lineRule="auto"/>
+        <w:ind w:left="142"/>
+        <w:rPr>
+          <w:rFonts w:eastAsia="Times New Roman" w:cstheme="minorHAnsi"/>
+          <w:color w:val="1D1C1D"/>
+          <w:kern w:val="0"/>
+          <w:sz w:val="28"/>
+          <w:szCs w:val="28"/>
+          <w:lang w:eastAsia="en-IN" w:bidi="ta-IN"/>
+          <w14:ligatures w14:val="none"/>
+        </w:rPr>
+      </w:pPr>
+    </w:p>
+    <w:p>
+      <w:pPr>
+        <w:pStyle w:val="ListParagraph"/>
+        <w:shd w:val="clear" w:color="auto" w:fill="F8F8F8"/>
+        <w:spacing w:before="100" w:beforeAutospacing="1" w:after="0" w:line="240" w:lineRule="auto"/>
+        <w:ind w:left="142"/>
+        <w:rPr>
+          <w:rFonts w:eastAsia="Times New Roman" w:cstheme="minorHAnsi"/>
+          <w:color w:val="1D1C1D"/>
+          <w:kern w:val="0"/>
+          <w:sz w:val="28"/>
+          <w:szCs w:val="28"/>
+          <w:lang w:eastAsia="en-IN" w:bidi="ta-IN"/>
+          <w14:ligatures w14:val="none"/>
+        </w:rPr>
+      </w:pPr>
+      <w:r>
+        <w:rPr>
+          <w:rFonts w:eastAsia="Times New Roman" w:cstheme="minorHAnsi"/>
+          <w:noProof/>
+          <w:color w:val="1D1C1D"/>
+          <w:kern w:val="0"/>
+          <w:sz w:val="28"/>
+          <w:szCs w:val="28"/>
+          <w:lang w:eastAsia="en-IN" w:bidi="ta-IN"/>
+          <w14:ligatures w14:val="none"/>
+        </w:rPr>
+        <w:lastRenderedPageBreak/>
+        <w:drawing>
+          <wp:inline distT="0" distB="0" distL="0" distR="0" wp14:anchorId="7DB2B64A" wp14:editId="5331FBBA">
+            <wp:extent cx="7291070" cy="1887855"/>
+            <wp:effectExtent l="0" t="0" r="5080" b="0"/>
+            <wp:docPr id="1168099305" name="Picture 1"/>
+            <wp:cNvGraphicFramePr>
+              <a:graphicFrameLocks xmlns:a="http://schemas.openxmlformats.org/drawingml/2006/main" noChangeAspect="1"/>
+            </wp:cNvGraphicFramePr>
+            <a:graphic xmlns:a="http://schemas.openxmlformats.org/drawingml/2006/main">
+              <a:graphicData uri="http://schemas.openxmlformats.org/drawingml/2006/picture">
+                <pic:pic xmlns:pic="http://schemas.openxmlformats.org/drawingml/2006/picture">
+                  <pic:nvPicPr>
+                    <pic:cNvPr id="1168099305" name=""/>
+                    <pic:cNvPicPr/>
+                  </pic:nvPicPr>
+                  <pic:blipFill>
+                    <a:blip r:embed="rId42"/>
+                    <a:stretch>
+                      <a:fillRect/>
+                    </a:stretch>
+                  </pic:blipFill>
+                  <pic:spPr>
+                    <a:xfrm>
+                      <a:off x="0" y="0"/>
+                      <a:ext cx="7291070" cy="1887855"/>
+                    </a:xfrm>
+                    <a:prstGeom prst="rect">
+                      <a:avLst/>
+                    </a:prstGeom>
+                  </pic:spPr>
+                </pic:pic>
+              </a:graphicData>
+            </a:graphic>
+          </wp:inline>
+        </w:drawing>
+      </w:r>
+    </w:p>
+    <w:p>
+      <w:pPr>
+        <w:pStyle w:val="ListParagraph"/>
+        <w:shd w:val="clear" w:color="auto" w:fill="F8F8F8"/>
+        <w:spacing w:before="100" w:beforeAutospacing="1" w:after="0" w:line="240" w:lineRule="auto"/>
+        <w:ind w:left="142"/>
+        <w:rPr>
+          <w:noProof/>
+        </w:rPr>
+      </w:pPr>
+      <w:r>
+        <w:rPr>
+          <w:rFonts w:eastAsia="Times New Roman" w:cstheme="minorHAnsi"/>
+          <w:noProof/>
+          <w:color w:val="1D1C1D"/>
+          <w:kern w:val="0"/>
+          <w:sz w:val="28"/>
+          <w:szCs w:val="28"/>
+          <w:lang w:eastAsia="en-IN" w:bidi="ta-IN"/>
+          <w14:ligatures w14:val="none"/>
+        </w:rPr>
+        <w:drawing>
+          <wp:inline distT="0" distB="0" distL="0" distR="0" wp14:anchorId="195909BD" wp14:editId="342E9F1A">
+            <wp:extent cx="7291070" cy="1735455"/>
+            <wp:effectExtent l="0" t="0" r="5080" b="0"/>
+            <wp:docPr id="800774852" name="Picture 1"/>
+            <wp:cNvGraphicFramePr>
+              <a:graphicFrameLocks xmlns:a="http://schemas.openxmlformats.org/drawingml/2006/main" noChangeAspect="1"/>
+            </wp:cNvGraphicFramePr>
+            <a:graphic xmlns:a="http://schemas.openxmlformats.org/drawingml/2006/main">
+              <a:graphicData uri="http://schemas.openxmlformats.org/drawingml/2006/picture">
+                <pic:pic xmlns:pic="http://schemas.openxmlformats.org/drawingml/2006/picture">
+                  <pic:nvPicPr>
+                    <pic:cNvPr id="800774852" name=""/>
+                    <pic:cNvPicPr/>
+                  </pic:nvPicPr>
+                  <pic:blipFill>
+                    <a:blip r:embed="rId43"/>
+                    <a:stretch>
+                      <a:fillRect/>
+                    </a:stretch>
+                  </pic:blipFill>
+                  <pic:spPr>
+                    <a:xfrm>
+                      <a:off x="0" y="0"/>
+                      <a:ext cx="7291070" cy="1735455"/>
+                    </a:xfrm>
+                    <a:prstGeom prst="rect">
+                      <a:avLst/>
+                    </a:prstGeom>
+                  </pic:spPr>
+                </pic:pic>
+              </a:graphicData>
+            </a:graphic>
+          </wp:inline>
+        </w:drawing>
+      </w:r>
+      <w:r>
+        <w:rPr>
+          <w:noProof/>
+        </w:rPr>
+        <w:t xml:space="preserve"> </w:t>
+      </w:r>
+      <w:r>
+        <w:rPr>
+          <w:rFonts w:eastAsia="Times New Roman" w:cstheme="minorHAnsi"/>
+          <w:noProof/>
+          <w:color w:val="1D1C1D"/>
+          <w:kern w:val="0"/>
+          <w:sz w:val="28"/>
+          <w:szCs w:val="28"/>
+          <w:lang w:eastAsia="en-IN" w:bidi="ta-IN"/>
+          <w14:ligatures w14:val="none"/>
+        </w:rPr>
+        <w:drawing>
+          <wp:inline distT="0" distB="0" distL="0" distR="0" wp14:anchorId="1146CDAA" wp14:editId="613F3F3F">
+            <wp:extent cx="7291070" cy="1548765"/>
+            <wp:effectExtent l="0" t="0" r="5080" b="0"/>
+            <wp:docPr id="800840334" name="Picture 1"/>
+            <wp:cNvGraphicFramePr>
+              <a:graphicFrameLocks xmlns:a="http://schemas.openxmlformats.org/drawingml/2006/main" noChangeAspect="1"/>
+            </wp:cNvGraphicFramePr>
+            <a:graphic xmlns:a="http://schemas.openxmlformats.org/drawingml/2006/main">
+              <a:graphicData uri="http://schemas.openxmlformats.org/drawingml/2006/picture">
+                <pic:pic xmlns:pic="http://schemas.openxmlformats.org/drawingml/2006/picture">
+                  <pic:nvPicPr>
+                    <pic:cNvPr id="800840334" name=""/>
+                    <pic:cNvPicPr/>
+                  </pic:nvPicPr>
+                  <pic:blipFill>
+                    <a:blip r:embed="rId44"/>
+                    <a:stretch>
+                      <a:fillRect/>
+                    </a:stretch>
+                  </pic:blipFill>
+                  <pic:spPr>
+                    <a:xfrm>
+                      <a:off x="0" y="0"/>
+                      <a:ext cx="7291070" cy="1548765"/>
+                    </a:xfrm>
+                    <a:prstGeom prst="rect">
+                      <a:avLst/>
+                    </a:prstGeom>
+                  </pic:spPr>
+                </pic:pic>
+              </a:graphicData>
+            </a:graphic>
+          </wp:inline>
+        </w:drawing>
+      </w:r>
+    </w:p>
+    <w:p>
+      <w:pPr>
+        <w:pStyle w:val="ListParagraph"/>
+        <w:shd w:val="clear" w:color="auto" w:fill="F8F8F8"/>
+        <w:spacing w:before="100" w:beforeAutospacing="1" w:after="0" w:line="240" w:lineRule="auto"/>
+        <w:ind w:left="-142"/>
+        <w:rPr>
+          <w:noProof/>
+        </w:rPr>
+      </w:pPr>
+      <w:r>
+        <w:rPr>
+          <w:rFonts w:eastAsia="Times New Roman" w:cstheme="minorHAnsi"/>
+          <w:noProof/>
+          <w:color w:val="1D1C1D"/>
+          <w:kern w:val="0"/>
+          <w:sz w:val="28"/>
+          <w:szCs w:val="28"/>
+          <w:lang w:eastAsia="en-IN" w:bidi="ta-IN"/>
+          <w14:ligatures w14:val="none"/>
+        </w:rPr>
+        <w:drawing>
+          <wp:inline distT="0" distB="0" distL="0" distR="0" wp14:anchorId="6E2CE33D" wp14:editId="7D3F020B">
+            <wp:extent cx="7291070" cy="2677160"/>
+            <wp:effectExtent l="0" t="0" r="5080" b="8890"/>
+            <wp:docPr id="334980035" name="Picture 1"/>
+            <wp:cNvGraphicFramePr>
+              <a:graphicFrameLocks xmlns:a="http://schemas.openxmlformats.org/drawingml/2006/main" noChangeAspect="1"/>
+            </wp:cNvGraphicFramePr>
+            <a:graphic xmlns:a="http://schemas.openxmlformats.org/drawingml/2006/main">
+              <a:graphicData uri="http://schemas.openxmlformats.org/drawingml/2006/picture">
+                <pic:pic xmlns:pic="http://schemas.openxmlformats.org/drawingml/2006/picture">
+                  <pic:nvPicPr>
+                    <pic:cNvPr id="334980035" name=""/>
+                    <pic:cNvPicPr/>
+                  </pic:nvPicPr>
+                  <pic:blipFill>
+                    <a:blip r:embed="rId45"/>
+                    <a:stretch>
+                      <a:fillRect/>
+                    </a:stretch>
+                  </pic:blipFill>
+                  <pic:spPr>
+                    <a:xfrm>
+                      <a:off x="0" y="0"/>
+                      <a:ext cx="7291070" cy="2677160"/>
+                    </a:xfrm>
+                    <a:prstGeom prst="rect">
+                      <a:avLst/>
+                    </a:prstGeom>
+                  </pic:spPr>
+                </pic:pic>
+              </a:graphicData>
+            </a:graphic>
+          </wp:inline>
+        </w:drawing>
+      </w:r>
+      <w:r>
+        <w:rPr>
+          <w:noProof/>
+        </w:rPr>
+        <w:t xml:space="preserve"> </w:t>
+      </w:r>
+      <w:r>
+        <w:rPr>
+          <w:rFonts w:eastAsia="Times New Roman" w:cstheme="minorHAnsi"/>
+          <w:noProof/>
+          <w:color w:val="1D1C1D"/>
+          <w:kern w:val="0"/>
+          <w:sz w:val="28"/>
+          <w:szCs w:val="28"/>
+          <w:lang w:eastAsia="en-IN" w:bidi="ta-IN"/>
+          <w14:ligatures w14:val="none"/>
+        </w:rPr>
+        <w:drawing>
+          <wp:inline distT="0" distB="0" distL="0" distR="0" wp14:anchorId="3BB5E98E" wp14:editId="6284309D">
+            <wp:extent cx="7291070" cy="1746606"/>
+            <wp:effectExtent l="0" t="0" r="5080" b="6350"/>
+            <wp:docPr id="713880863" name="Picture 1"/>
+            <wp:cNvGraphicFramePr>
+              <a:graphicFrameLocks xmlns:a="http://schemas.openxmlformats.org/drawingml/2006/main" noChangeAspect="1"/>
+            </wp:cNvGraphicFramePr>
+            <a:graphic xmlns:a="http://schemas.openxmlformats.org/drawingml/2006/main">
+              <a:graphicData uri="http://schemas.openxmlformats.org/drawingml/2006/picture">
+                <pic:pic xmlns:pic="http://schemas.openxmlformats.org/drawingml/2006/picture">
+                  <pic:nvPicPr>
+                    <pic:cNvPr id="713880863" name=""/>
+                    <pic:cNvPicPr/>
+                  </pic:nvPicPr>
+                  <pic:blipFill>
+                    <a:blip r:embed="rId46"/>
+                    <a:stretch>
+                      <a:fillRect/>
+                    </a:stretch>
+                  </pic:blipFill>
+                  <pic:spPr>
+                    <a:xfrm>
+                      <a:off x="0" y="0"/>
+                      <a:ext cx="7296231" cy="1747842"/>
+                    </a:xfrm>
+                    <a:prstGeom prst="rect">
+                      <a:avLst/>
+                    </a:prstGeom>
+                  </pic:spPr>
+                </pic:pic>
+              </a:graphicData>
+            </a:graphic>
+          </wp:inline>
+        </w:drawing>
+      </w:r>
+    </w:p>
+    <w:p>
+      <w:pPr>
+        <w:pStyle w:val="ListParagraph"/>
+        <w:shd w:val="clear" w:color="auto" w:fill="F8F8F8"/>
+        <w:spacing w:before="100" w:beforeAutospacing="1" w:after="0" w:line="240" w:lineRule="auto"/>
+        <w:ind w:left="-142"/>
+        <w:rPr>
+          <w:rFonts w:eastAsia="Times New Roman" w:cstheme="minorHAnsi"/>
+          <w:color w:val="1D1C1D"/>
+          <w:kern w:val="0"/>
+          <w:sz w:val="28"/>
+          <w:szCs w:val="28"/>
+          <w:lang w:eastAsia="en-IN" w:bidi="ta-IN"/>
+          <w14:ligatures w14:val="none"/>
+        </w:rPr>
+      </w:pPr>
+      <w:r>
+        <w:rPr>
+          <w:rFonts w:eastAsia="Times New Roman" w:cstheme="minorHAnsi"/>
+          <w:noProof/>
+          <w:color w:val="1D1C1D"/>
+          <w:kern w:val="0"/>
+          <w:sz w:val="28"/>
+          <w:szCs w:val="28"/>
+          <w:lang w:eastAsia="en-IN" w:bidi="ta-IN"/>
+          <w14:ligatures w14:val="none"/>
+        </w:rPr>
+        <w:drawing>
+          <wp:inline distT="0" distB="0" distL="0" distR="0" wp14:anchorId="3FD2DC79" wp14:editId="68F8FD0E">
+            <wp:extent cx="7291070" cy="880745"/>
+            <wp:effectExtent l="0" t="0" r="5080" b="0"/>
+            <wp:docPr id="1586597807" name="Picture 1"/>
+            <wp:cNvGraphicFramePr>
+              <a:graphicFrameLocks xmlns:a="http://schemas.openxmlformats.org/drawingml/2006/main" noChangeAspect="1"/>
+            </wp:cNvGraphicFramePr>
+            <a:graphic xmlns:a="http://schemas.openxmlformats.org/drawingml/2006/main">
+              <a:graphicData uri="http://schemas.openxmlformats.org/drawingml/2006/picture">
+                <pic:pic xmlns:pic="http://schemas.openxmlformats.org/drawingml/2006/picture">
+                  <pic:nvPicPr>
+                    <pic:cNvPr id="1586597807" name=""/>
+                    <pic:cNvPicPr/>
+                  </pic:nvPicPr>
+                  <pic:blipFill>
+                    <a:blip r:embed="rId47"/>
+                    <a:stretch>
+                      <a:fillRect/>
+                    </a:stretch>
+                  </pic:blipFill>
+                  <pic:spPr>
+                    <a:xfrm>
+                      <a:off x="0" y="0"/>
+                      <a:ext cx="7291070" cy="880745"/>
+                    </a:xfrm>
+                    <a:prstGeom prst="rect">
+                      <a:avLst/>
+                    </a:prstGeom>
+                  </pic:spPr>
+                </pic:pic>
+              </a:graphicData>
+            </a:graphic>
+          </wp:inline>
+        </w:drawing>
+      </w:r>
+    </w:p>
+    <w:p>
+      <w:pPr>
+        <w:pStyle w:val="ListParagraph"/>
+        <w:shd w:val="clear" w:color="auto" w:fill="F8F8F8"/>
+        <w:spacing w:before="100" w:beforeAutospacing="1" w:after="0" w:line="240" w:lineRule="auto"/>
+        <w:ind w:left="-142"/>
+        <w:rPr>
+          <w:rFonts w:eastAsia="Times New Roman" w:cstheme="minorHAnsi"/>
+          <w:color w:val="1D1C1D"/>
+          <w:kern w:val="0"/>
+          <w:sz w:val="28"/>
+          <w:szCs w:val="28"/>
+          <w:lang w:eastAsia="en-IN" w:bidi="ta-IN"/>
+          <w14:ligatures w14:val="none"/>
+        </w:rPr>
+      </w:pPr>
+      <w:r>
+        <w:rPr>
+          <w:rFonts w:eastAsia="Times New Roman" w:cstheme="minorHAnsi"/>
+          <w:noProof/>
+          <w:color w:val="1D1C1D"/>
+          <w:kern w:val="0"/>
+          <w:sz w:val="28"/>
+          <w:szCs w:val="28"/>
+          <w:lang w:eastAsia="en-IN" w:bidi="ta-IN"/>
+          <w14:ligatures w14:val="none"/>
+        </w:rPr>
+        <w:lastRenderedPageBreak/>
+        <w:drawing>
+          <wp:inline distT="0" distB="0" distL="0" distR="0" wp14:anchorId="32F51DDF" wp14:editId="47206A0B">
+            <wp:extent cx="7291070" cy="1214755"/>
+            <wp:effectExtent l="0" t="0" r="5080" b="4445"/>
+            <wp:docPr id="317111014" name="Picture 1"/>
+            <wp:cNvGraphicFramePr>
+              <a:graphicFrameLocks xmlns:a="http://schemas.openxmlformats.org/drawingml/2006/main" noChangeAspect="1"/>
+            </wp:cNvGraphicFramePr>
+            <a:graphic xmlns:a="http://schemas.openxmlformats.org/drawingml/2006/main">
+              <a:graphicData uri="http://schemas.openxmlformats.org/drawingml/2006/picture">
+                <pic:pic xmlns:pic="http://schemas.openxmlformats.org/drawingml/2006/picture">
+                  <pic:nvPicPr>
+                    <pic:cNvPr id="317111014" name=""/>
+                    <pic:cNvPicPr/>
+                  </pic:nvPicPr>
+                  <pic:blipFill>
+                    <a:blip r:embed="rId48"/>
+                    <a:stretch>
+                      <a:fillRect/>
+                    </a:stretch>
+                  </pic:blipFill>
+                  <pic:spPr>
+                    <a:xfrm>
+                      <a:off x="0" y="0"/>
+                      <a:ext cx="7291070" cy="1214755"/>
+                    </a:xfrm>
+                    <a:prstGeom prst="rect">
+                      <a:avLst/>
+                    </a:prstGeom>
+                  </pic:spPr>
+                </pic:pic>
+              </a:graphicData>
+            </a:graphic>
+          </wp:inline>
+        </w:drawing>
+      </w:r>
+    </w:p>
+    <w:p>
+      <w:pPr>
+        <w:pStyle w:val="ListParagraph"/>
+        <w:shd w:val="clear" w:color="auto" w:fill="F8F8F8"/>
+        <w:spacing w:before="100" w:beforeAutospacing="1" w:after="0" w:line="240" w:lineRule="auto"/>
+        <w:ind w:left="-142"/>
+        <w:rPr>
+          <w:rFonts w:eastAsia="Times New Roman" w:cstheme="minorHAnsi"/>
+          <w:color w:val="1D1C1D"/>
+          <w:kern w:val="0"/>
+          <w:sz w:val="28"/>
+          <w:szCs w:val="28"/>
+          <w:lang w:eastAsia="en-IN" w:bidi="ta-IN"/>
+          <w14:ligatures w14:val="none"/>
+        </w:rPr>
+      </w:pPr>
+      <w:r>
+        <w:rPr>
+          <w:rFonts w:eastAsia="Times New Roman" w:cstheme="minorHAnsi"/>
+          <w:noProof/>
+          <w:color w:val="1D1C1D"/>
+          <w:kern w:val="0"/>
+          <w:sz w:val="28"/>
+          <w:szCs w:val="28"/>
+          <w:lang w:eastAsia="en-IN" w:bidi="ta-IN"/>
+          <w14:ligatures w14:val="none"/>
+        </w:rPr>
+        <w:drawing>
+          <wp:inline distT="0" distB="0" distL="0" distR="0" wp14:anchorId="22B7DD69" wp14:editId="1B7638FE">
+            <wp:extent cx="7291070" cy="1481455"/>
+            <wp:effectExtent l="0" t="0" r="5080" b="4445"/>
+            <wp:docPr id="453944072" name="Picture 1"/>
+            <wp:cNvGraphicFramePr>
+              <a:graphicFrameLocks xmlns:a="http://schemas.openxmlformats.org/drawingml/2006/main" noChangeAspect="1"/>
+            </wp:cNvGraphicFramePr>
+            <a:graphic xmlns:a="http://schemas.openxmlformats.org/drawingml/2006/main">
+              <a:graphicData uri="http://schemas.openxmlformats.org/drawingml/2006/picture">
+                <pic:pic xmlns:pic="http://schemas.openxmlformats.org/drawingml/2006/picture">
+                  <pic:nvPicPr>
+                    <pic:cNvPr id="453944072" name=""/>
+                    <pic:cNvPicPr/>
+                  </pic:nvPicPr>
+                  <pic:blipFill>
+                    <a:blip r:embed="rId49"/>
+                    <a:stretch>
+                      <a:fillRect/>
+                    </a:stretch>
+                  </pic:blipFill>
+                  <pic:spPr>
+                    <a:xfrm>
+                      <a:off x="0" y="0"/>
+                      <a:ext cx="7291070" cy="1481455"/>
+                    </a:xfrm>
+                    <a:prstGeom prst="rect">
+                      <a:avLst/>
+                    </a:prstGeom>
+                  </pic:spPr>
+                </pic:pic>
+              </a:graphicData>
+            </a:graphic>
+          </wp:inline>
+        </w:drawing>
+      </w:r>
+    </w:p>
+    <w:p>
+      <w:pPr>
+        <w:pStyle w:val="ListParagraph"/>
+        <w:shd w:val="clear" w:color="auto" w:fill="F8F8F8"/>
+        <w:spacing w:before="100" w:beforeAutospacing="1" w:after="0" w:line="240" w:lineRule="auto"/>
+        <w:ind w:left="-142"/>
+        <w:rPr>
+          <w:rFonts w:eastAsia="Times New Roman" w:cstheme="minorHAnsi"/>
+          <w:color w:val="1D1C1D"/>
+          <w:kern w:val="0"/>
+          <w:sz w:val="28"/>
+          <w:szCs w:val="28"/>
+          <w:lang w:eastAsia="en-IN" w:bidi="ta-IN"/>
+          <w14:ligatures w14:val="none"/>
+        </w:rPr>
+      </w:pPr>
+      <w:r>
+        <w:rPr>
+          <w:rFonts w:eastAsia="Times New Roman" w:cstheme="minorHAnsi"/>
+          <w:color w:val="1D1C1D"/>
+          <w:kern w:val="0"/>
+          <w:sz w:val="28"/>
+          <w:szCs w:val="28"/>
+          <w:lang w:eastAsia="en-IN" w:bidi="ta-IN"/>
+          <w14:ligatures w14:val="none"/>
+        </w:rPr>
+        <w:t>Step 2: Copy DNS name and run it in browser.</w:t>
+      </w:r>
+    </w:p>
+    <w:p>
+      <w:pPr>
+        <w:pStyle w:val="ListParagraph"/>
+        <w:shd w:val="clear" w:color="auto" w:fill="F8F8F8"/>
+        <w:spacing w:before="100" w:beforeAutospacing="1" w:after="0" w:line="240" w:lineRule="auto"/>
+        <w:ind w:left="-142"/>
+        <w:rPr>
+          <w:rFonts w:eastAsia="Times New Roman" w:cstheme="minorHAnsi"/>
+          <w:color w:val="1D1C1D"/>
+          <w:kern w:val="0"/>
+          <w:sz w:val="28"/>
+          <w:szCs w:val="28"/>
+          <w:lang w:eastAsia="en-IN" w:bidi="ta-IN"/>
+          <w14:ligatures w14:val="none"/>
+        </w:rPr>
+      </w:pPr>
+      <w:r>
+        <w:rPr>
+          <w:rFonts w:eastAsia="Times New Roman" w:cstheme="minorHAnsi"/>
+          <w:noProof/>
+          <w:color w:val="1D1C1D"/>
+          <w:kern w:val="0"/>
+          <w:sz w:val="28"/>
+          <w:szCs w:val="28"/>
+          <w:lang w:eastAsia="en-IN" w:bidi="ta-IN"/>
+          <w14:ligatures w14:val="none"/>
+        </w:rPr>
+        <w:drawing>
+          <wp:inline distT="0" distB="0" distL="0" distR="0" wp14:anchorId="3F741476" wp14:editId="2E4F8EC6">
+            <wp:extent cx="7291070" cy="2193290"/>
+            <wp:effectExtent l="0" t="0" r="5080" b="0"/>
+            <wp:docPr id="2111634436" name="Picture 1"/>
+            <wp:cNvGraphicFramePr>
+              <a:graphicFrameLocks xmlns:a="http://schemas.openxmlformats.org/drawingml/2006/main" noChangeAspect="1"/>
+            </wp:cNvGraphicFramePr>
+            <a:graphic xmlns:a="http://schemas.openxmlformats.org/drawingml/2006/main">
+              <a:graphicData uri="http://schemas.openxmlformats.org/drawingml/2006/picture">
+                <pic:pic xmlns:pic="http://schemas.openxmlformats.org/drawingml/2006/picture">
+                  <pic:nvPicPr>
+                    <pic:cNvPr id="2111634436" name=""/>
+                    <pic:cNvPicPr/>
+                  </pic:nvPicPr>
+                  <pic:blipFill>
+                    <a:blip r:embed="rId50"/>
+                    <a:stretch>
+                      <a:fillRect/>
+                    </a:stretch>
+                  </pic:blipFill>
+                  <pic:spPr>
+                    <a:xfrm>
+                      <a:off x="0" y="0"/>
+                      <a:ext cx="7291070" cy="2193290"/>
+                    </a:xfrm>
+                    <a:prstGeom prst="rect">
+                      <a:avLst/>
+                    </a:prstGeom>
+                  </pic:spPr>
+                </pic:pic>
+              </a:graphicData>
+            </a:graphic>
+          </wp:inline>
+        </w:drawing>
+      </w:r>
+    </w:p>
+    <w:p>
+      <w:pPr>
+        <w:pStyle w:val="ListParagraph"/>
+        <w:shd w:val="clear" w:color="auto" w:fill="F8F8F8"/>
+        <w:spacing w:before="100" w:beforeAutospacing="1" w:after="0" w:line="240" w:lineRule="auto"/>
+        <w:ind w:left="-142"/>
+        <w:rPr>
+          <w:rFonts w:eastAsia="Times New Roman" w:cstheme="minorHAnsi"/>
+          <w:color w:val="1D1C1D"/>
+          <w:kern w:val="0"/>
+          <w:sz w:val="28"/>
+          <w:szCs w:val="28"/>
+          <w:lang w:eastAsia="en-IN" w:bidi="ta-IN"/>
+          <w14:ligatures w14:val="none"/>
+        </w:rPr>
+      </w:pPr>
+      <w:r>
+        <w:rPr>
+          <w:rFonts w:eastAsia="Times New Roman" w:cstheme="minorHAnsi"/>
+          <w:noProof/>
+          <w:color w:val="1D1C1D"/>
+          <w:kern w:val="0"/>
+          <w:sz w:val="28"/>
+          <w:szCs w:val="28"/>
+          <w:lang w:eastAsia="en-IN" w:bidi="ta-IN"/>
+          <w14:ligatures w14:val="none"/>
+        </w:rPr>
+        <w:drawing>
+          <wp:inline distT="0" distB="0" distL="0" distR="0" wp14:anchorId="11058C62" wp14:editId="640A7F76">
+            <wp:extent cx="7291070" cy="975360"/>
+            <wp:effectExtent l="0" t="0" r="5080" b="0"/>
+            <wp:docPr id="117618626" name="Picture 1"/>
+            <wp:cNvGraphicFramePr>
+              <a:graphicFrameLocks xmlns:a="http://schemas.openxmlformats.org/drawingml/2006/main" noChangeAspect="1"/>
+            </wp:cNvGraphicFramePr>
+            <a:graphic xmlns:a="http://schemas.openxmlformats.org/drawingml/2006/main">
+              <a:graphicData uri="http://schemas.openxmlformats.org/drawingml/2006/picture">
+                <pic:pic xmlns:pic="http://schemas.openxmlformats.org/drawingml/2006/picture">
+                  <pic:nvPicPr>
+                    <pic:cNvPr id="117618626" name=""/>
+                    <pic:cNvPicPr/>
+                  </pic:nvPicPr>
+                  <pic:blipFill>
+                    <a:blip r:embed="rId51"/>
+                    <a:stretch>
+                      <a:fillRect/>
+                    </a:stretch>
+                  </pic:blipFill>
+                  <pic:spPr>
+                    <a:xfrm>
+                      <a:off x="0" y="0"/>
+                      <a:ext cx="7291070" cy="975360"/>
+                    </a:xfrm>
+                    <a:prstGeom prst="rect">
+                      <a:avLst/>
+                    </a:prstGeom>
+                  </pic:spPr>
+                </pic:pic>
+              </a:graphicData>
+            </a:graphic>
+          </wp:inline>
+        </w:drawing>
+      </w:r>
+    </w:p>
+    <w:p>
+      <w:pPr>
+        <w:pStyle w:val="ListParagraph"/>
+        <w:shd w:val="clear" w:color="auto" w:fill="F8F8F8"/>
+        <w:spacing w:before="100" w:beforeAutospacing="1" w:after="0" w:line="240" w:lineRule="auto"/>
+        <w:ind w:left="-142"/>
+        <w:rPr>
+          <w:rFonts w:eastAsia="Times New Roman" w:cstheme="minorHAnsi"/>
+          <w:color w:val="1D1C1D"/>
+          <w:kern w:val="0"/>
+          <w:sz w:val="28"/>
+          <w:szCs w:val="28"/>
+          <w:lang w:eastAsia="en-IN" w:bidi="ta-IN"/>
+          <w14:ligatures w14:val="none"/>
+        </w:rPr>
+      </w:pPr>
+      <w:r>
+        <w:rPr>
+          <w:rFonts w:eastAsia="Times New Roman" w:cstheme="minorHAnsi"/>
+          <w:noProof/>
+          <w:color w:val="1D1C1D"/>
+          <w:kern w:val="0"/>
+          <w:sz w:val="28"/>
+          <w:szCs w:val="28"/>
+          <w:lang w:eastAsia="en-IN" w:bidi="ta-IN"/>
+          <w14:ligatures w14:val="none"/>
+        </w:rPr>
+        <w:drawing>
+          <wp:inline distT="0" distB="0" distL="0" distR="0" wp14:anchorId="4DB34D96" wp14:editId="3427F9BE">
+            <wp:extent cx="7291070" cy="1094105"/>
+            <wp:effectExtent l="0" t="0" r="5080" b="0"/>
+            <wp:docPr id="473932105" name="Picture 1"/>
+            <wp:cNvGraphicFramePr>
+              <a:graphicFrameLocks xmlns:a="http://schemas.openxmlformats.org/drawingml/2006/main" noChangeAspect="1"/>
+            </wp:cNvGraphicFramePr>
+            <a:graphic xmlns:a="http://schemas.openxmlformats.org/drawingml/2006/main">
+              <a:graphicData uri="http://schemas.openxmlformats.org/drawingml/2006/picture">
+                <pic:pic xmlns:pic="http://schemas.openxmlformats.org/drawingml/2006/picture">
+                  <pic:nvPicPr>
+                    <pic:cNvPr id="473932105" name=""/>
+                    <pic:cNvPicPr/>
+                  </pic:nvPicPr>
+                  <pic:blipFill>
+                    <a:blip r:embed="rId52"/>
+                    <a:stretch>
+                      <a:fillRect/>
+                    </a:stretch>
+                  </pic:blipFill>
+                  <pic:spPr>
+                    <a:xfrm>
+                      <a:off x="0" y="0"/>
+                      <a:ext cx="7291070" cy="1094105"/>
+                    </a:xfrm>
+                    <a:prstGeom prst="rect">
+                      <a:avLst/>
+                    </a:prstGeom>
+                  </pic:spPr>
+                </pic:pic>
+              </a:graphicData>
+            </a:graphic>
+          </wp:inline>
+        </w:drawing>
+      </w:r>
+    </w:p>
+    <w:p>
+      <w:pPr>
+        <w:pStyle w:val="ListParagraph"/>
+        <w:shd w:val="clear" w:color="auto" w:fill="F8F8F8"/>
+        <w:spacing w:before="100" w:beforeAutospacing="1" w:after="0" w:line="240" w:lineRule="auto"/>
+        <w:ind w:left="-142"/>
+        <w:rPr>
+          <w:rFonts w:eastAsia="Times New Roman" w:cstheme="minorHAnsi"/>
+          <w:color w:val="1D1C1D"/>
+          <w:kern w:val="0"/>
+          <w:sz w:val="28"/>
+          <w:szCs w:val="28"/>
+          <w:lang w:eastAsia="en-IN" w:bidi="ta-IN"/>
+          <w14:ligatures w14:val="none"/>
+        </w:rPr>
+      </w:pPr>
+    </w:p>
+    <w:p>
+      <w:pPr>
+        <w:pStyle w:val="ListParagraph"/>
+        <w:shd w:val="clear" w:color="auto" w:fill="F8F8F8"/>
+        <w:spacing w:before="100" w:beforeAutospacing="1" w:after="0" w:line="240" w:lineRule="auto"/>
+        <w:ind w:left="-142"/>
+        <w:rPr>
+          <w:rFonts w:eastAsia="Times New Roman" w:cstheme="minorHAnsi"/>
+          <w:color w:val="1D1C1D"/>
+          <w:kern w:val="0"/>
+          <w:sz w:val="28"/>
+          <w:szCs w:val="28"/>
+          <w:lang w:eastAsia="en-IN" w:bidi="ta-IN"/>
+          <w14:ligatures w14:val="none"/>
+        </w:rPr>
+      </w:pPr>
+    </w:p>
+    <w:p>
+      <w:pPr>
+        <w:pStyle w:val="ListParagraph"/>
+        <w:shd w:val="clear" w:color="auto" w:fill="F8F8F8"/>
+        <w:spacing w:before="100" w:beforeAutospacing="1" w:after="0" w:line="240" w:lineRule="auto"/>
+        <w:ind w:left="-142"/>
+        <w:rPr>
+          <w:rFonts w:eastAsia="Times New Roman" w:cstheme="minorHAnsi"/>
+          <w:color w:val="1D1C1D"/>
+          <w:kern w:val="0"/>
+          <w:sz w:val="28"/>
+          <w:szCs w:val="28"/>
+          <w:lang w:eastAsia="en-IN" w:bidi="ta-IN"/>
+          <w14:ligatures w14:val="none"/>
+        </w:rPr>
+      </w:pPr>
+    </w:p>
+    <w:p>
+      <w:pPr>
+        <w:pStyle w:val="ListParagraph"/>
+        <w:shd w:val="clear" w:color="auto" w:fill="F8F8F8"/>
+        <w:spacing w:before="100" w:beforeAutospacing="1" w:after="0" w:line="240" w:lineRule="auto"/>
+        <w:ind w:left="-142"/>
+        <w:rPr>
+          <w:rFonts w:eastAsia="Times New Roman" w:cstheme="minorHAnsi"/>
+          <w:color w:val="1D1C1D"/>
+          <w:kern w:val="0"/>
+          <w:sz w:val="28"/>
+          <w:szCs w:val="28"/>
+          <w:lang w:eastAsia="en-IN" w:bidi="ta-IN"/>
+          <w14:ligatures w14:val="none"/>
+        </w:rPr>
+      </w:pPr>
+    </w:p>
+    <w:p>
+      <w:pPr>
+        <w:pStyle w:val="ListParagraph"/>
+        <w:shd w:val="clear" w:color="auto" w:fill="F8F8F8"/>
+        <w:spacing w:before="100" w:beforeAutospacing="1" w:after="0" w:line="240" w:lineRule="auto"/>
+        <w:ind w:left="-142"/>
+        <w:rPr>
+          <w:rFonts w:eastAsia="Times New Roman" w:cstheme="minorHAnsi"/>
+          <w:color w:val="1D1C1D"/>
+          <w:kern w:val="0"/>
+          <w:sz w:val="28"/>
+          <w:szCs w:val="28"/>
+          <w:lang w:eastAsia="en-IN" w:bidi="ta-IN"/>
+          <w14:ligatures w14:val="none"/>
+        </w:rPr>
+      </w:pPr>
+    </w:p>
+    <w:p>
+      <w:pPr>
+        <w:pStyle w:val="ListParagraph"/>
+        <w:shd w:val="clear" w:color="auto" w:fill="F8F8F8"/>
+        <w:spacing w:before="100" w:beforeAutospacing="1" w:after="0" w:line="240" w:lineRule="auto"/>
+        <w:ind w:left="-142"/>
+        <w:rPr>
+          <w:rFonts w:eastAsia="Times New Roman" w:cstheme="minorHAnsi"/>
+          <w:color w:val="1D1C1D"/>
+          <w:kern w:val="0"/>
+          <w:sz w:val="28"/>
+          <w:szCs w:val="28"/>
+          <w:lang w:eastAsia="en-IN" w:bidi="ta-IN"/>
+          <w14:ligatures w14:val="none"/>
+        </w:rPr>
+      </w:pPr>
+    </w:p>
+    <w:p>
+      <w:pPr>
+        <w:pStyle w:val="ListParagraph"/>
+        <w:shd w:val="clear" w:color="auto" w:fill="F8F8F8"/>
+        <w:spacing w:before="100" w:beforeAutospacing="1" w:after="0" w:line="240" w:lineRule="auto"/>
+        <w:ind w:left="-142"/>
+        <w:rPr>
+          <w:rFonts w:eastAsia="Times New Roman" w:cstheme="minorHAnsi"/>
+          <w:color w:val="1D1C1D"/>
+          <w:kern w:val="0"/>
+          <w:sz w:val="28"/>
+          <w:szCs w:val="28"/>
+          <w:lang w:eastAsia="en-IN" w:bidi="ta-IN"/>
+          <w14:ligatures w14:val="none"/>
+        </w:rPr>
+      </w:pPr>
+    </w:p>
+    <w:p>
+      <w:pPr>
+        <w:pStyle w:val="ListParagraph"/>
+        <w:shd w:val="clear" w:color="auto" w:fill="F8F8F8"/>
+        <w:spacing w:before="100" w:beforeAutospacing="1" w:after="0" w:line="240" w:lineRule="auto"/>
+        <w:ind w:left="-142"/>
+        <w:rPr>
+          <w:rFonts w:eastAsia="Times New Roman" w:cstheme="minorHAnsi"/>
+          <w:color w:val="1D1C1D"/>
+          <w:kern w:val="0"/>
+          <w:sz w:val="28"/>
+          <w:szCs w:val="28"/>
+          <w:lang w:eastAsia="en-IN" w:bidi="ta-IN"/>
+          <w14:ligatures w14:val="none"/>
+        </w:rPr>
+      </w:pPr>
+    </w:p>
+    <w:p>
+      <w:pPr>
+        <w:pStyle w:val="ListParagraph"/>
+        <w:shd w:val="clear" w:color="auto" w:fill="F8F8F8"/>
+        <w:spacing w:before="100" w:beforeAutospacing="1" w:after="0" w:line="240" w:lineRule="auto"/>
+        <w:ind w:left="-142"/>
+        <w:rPr>
+          <w:rFonts w:eastAsia="Times New Roman" w:cstheme="minorHAnsi"/>
+          <w:color w:val="1D1C1D"/>
+          <w:kern w:val="0"/>
+          <w:sz w:val="28"/>
+          <w:szCs w:val="28"/>
+          <w:lang w:eastAsia="en-IN" w:bidi="ta-IN"/>
+          <w14:ligatures w14:val="none"/>
+        </w:rPr>
+      </w:pPr>
+    </w:p>
+    <w:p>
+      <w:pPr>
+        <w:pStyle w:val="ListParagraph"/>
+        <w:shd w:val="clear" w:color="auto" w:fill="F8F8F8"/>
+        <w:spacing w:before="100" w:beforeAutospacing="1" w:after="0" w:line="240" w:lineRule="auto"/>
+        <w:ind w:left="-142"/>
+        <w:rPr>
+          <w:rFonts w:eastAsia="Times New Roman" w:cstheme="minorHAnsi"/>
+          <w:color w:val="1D1C1D"/>
+          <w:kern w:val="0"/>
+          <w:sz w:val="28"/>
+          <w:szCs w:val="28"/>
+          <w:lang w:eastAsia="en-IN" w:bidi="ta-IN"/>
+          <w14:ligatures w14:val="none"/>
+        </w:rPr>
+      </w:pPr>
+    </w:p>
+    <w:p>
+      <w:pPr>
+        <w:pStyle w:val="ListParagraph"/>
+        <w:shd w:val="clear" w:color="auto" w:fill="F8F8F8"/>
+        <w:spacing w:before="100" w:beforeAutospacing="1" w:after="0" w:line="240" w:lineRule="auto"/>
+        <w:ind w:left="-142"/>
+        <w:rPr>
+          <w:rFonts w:eastAsia="Times New Roman" w:cstheme="minorHAnsi"/>
+          <w:color w:val="1D1C1D"/>
+          <w:kern w:val="0"/>
+          <w:sz w:val="28"/>
+          <w:szCs w:val="28"/>
+          <w:lang w:eastAsia="en-IN" w:bidi="ta-IN"/>
+          <w14:ligatures w14:val="none"/>
+        </w:rPr>
+      </w:pPr>
+    </w:p>
+    <w:p>
+      <w:pPr>
+        <w:pStyle w:val="ListParagraph"/>
+        <w:shd w:val="clear" w:color="auto" w:fill="F8F8F8"/>
+        <w:spacing w:before="100" w:beforeAutospacing="1" w:after="0" w:line="240" w:lineRule="auto"/>
+        <w:ind w:left="-142"/>
+        <w:rPr>
+          <w:rFonts w:eastAsia="Times New Roman" w:cstheme="minorHAnsi"/>
+          <w:color w:val="1D1C1D"/>
+          <w:kern w:val="0"/>
+          <w:sz w:val="28"/>
+          <w:szCs w:val="28"/>
+          <w:lang w:eastAsia="en-IN" w:bidi="ta-IN"/>
+          <w14:ligatures w14:val="none"/>
+        </w:rPr>
+      </w:pPr>
+    </w:p>
+    <w:p>
+      <w:pPr>
+        <w:pStyle w:val="ListParagraph"/>
+        <w:shd w:val="clear" w:color="auto" w:fill="F8F8F8"/>
+        <w:spacing w:before="100" w:beforeAutospacing="1" w:after="0" w:line="240" w:lineRule="auto"/>
+        <w:ind w:left="-142"/>
+        <w:rPr>
+          <w:rFonts w:eastAsia="Times New Roman" w:cstheme="minorHAnsi"/>
+          <w:color w:val="1D1C1D"/>
+          <w:kern w:val="0"/>
+          <w:sz w:val="28"/>
+          <w:szCs w:val="28"/>
+          <w:lang w:eastAsia="en-IN" w:bidi="ta-IN"/>
+          <w14:ligatures w14:val="none"/>
+        </w:rPr>
+      </w:pPr>
+    </w:p>
+    <w:p>
+      <w:pPr>
+        <w:pStyle w:val="ListParagraph"/>
+        <w:shd w:val="clear" w:color="auto" w:fill="F8F8F8"/>
+        <w:spacing w:before="100" w:beforeAutospacing="1" w:after="0" w:line="240" w:lineRule="auto"/>
+        <w:ind w:left="-142"/>
+        <w:rPr>
+          <w:rFonts w:eastAsia="Times New Roman" w:cstheme="minorHAnsi"/>
+          <w:color w:val="1D1C1D"/>
+          <w:kern w:val="0"/>
+          <w:sz w:val="28"/>
+          <w:szCs w:val="28"/>
+          <w:lang w:eastAsia="en-IN" w:bidi="ta-IN"/>
+          <w14:ligatures w14:val="none"/>
+        </w:rPr>
+      </w:pPr>
+    </w:p>
+    <w:p>
+      <w:pPr>
+        <w:pStyle w:val="ListParagraph"/>
+        <w:shd w:val="clear" w:color="auto" w:fill="F8F8F8"/>
+        <w:spacing w:before="100" w:beforeAutospacing="1" w:after="0" w:line="240" w:lineRule="auto"/>
+        <w:ind w:left="-142"/>
+        <w:rPr>
+          <w:rFonts w:eastAsia="Times New Roman" w:cstheme="minorHAnsi"/>
+          <w:color w:val="1D1C1D"/>
+          <w:kern w:val="0"/>
+          <w:sz w:val="28"/>
+          <w:szCs w:val="28"/>
+          <w:lang w:eastAsia="en-IN" w:bidi="ta-IN"/>
+          <w14:ligatures w14:val="none"/>
+        </w:rPr>
+      </w:pPr>
+    </w:p>
+    <w:p>
+      <w:pPr>
+        <w:pStyle w:val="ListParagraph"/>
+        <w:numPr>
+          <w:ilvl w:val="0"/>
+          <w:numId w:val="4"/>
+        </w:numPr>
+        <w:shd w:val="clear" w:color="auto" w:fill="F8F8F8"/>
+        <w:spacing w:before="100" w:beforeAutospacing="1" w:after="0" w:line="240" w:lineRule="auto"/>
+        <w:ind w:left="142" w:hanging="284"/>
+        <w:rPr>
+          <w:rFonts w:eastAsia="Times New Roman" w:cstheme="minorHAnsi"/>
+          <w:color w:val="1D1C1D"/>
+          <w:kern w:val="0"/>
+          <w:sz w:val="36"/>
+          <w:szCs w:val="36"/>
+          <w:lang w:eastAsia="en-IN" w:bidi="ta-IN"/>
+          <w14:ligatures w14:val="none"/>
+        </w:rPr>
+      </w:pPr>
+      <w:r>
+        <w:rPr>
+          <w:rFonts w:eastAsia="Times New Roman" w:cstheme="minorHAnsi"/>
+          <w:color w:val="1D1C1D"/>
+          <w:kern w:val="0"/>
+          <w:sz w:val="36"/>
+          <w:szCs w:val="36"/>
+          <w:lang w:eastAsia="en-IN" w:bidi="ta-IN"/>
+          <w14:ligatures w14:val="none"/>
+        </w:rPr>
+        <w:lastRenderedPageBreak/>
+        <w:t>Attach SSL for application load balancer.</w:t>
+      </w:r>
+    </w:p>
+    <w:p>
+      <w:pPr>
+        <w:pStyle w:val="ListParagraph"/>
+        <w:shd w:val="clear" w:color="auto" w:fill="F8F8F8"/>
+        <w:spacing w:before="100" w:beforeAutospacing="1" w:after="0" w:line="240" w:lineRule="auto"/>
+        <w:ind w:left="142"/>
+        <w:rPr>
+          <w:rFonts w:eastAsia="Times New Roman" w:cstheme="minorHAnsi"/>
+          <w:color w:val="1D1C1D"/>
+          <w:kern w:val="0"/>
+          <w:sz w:val="28"/>
+          <w:szCs w:val="28"/>
+          <w:lang w:eastAsia="en-IN" w:bidi="ta-IN"/>
+          <w14:ligatures w14:val="none"/>
+        </w:rPr>
+      </w:pPr>
+      <w:r>
+        <w:rPr>
+          <w:rFonts w:eastAsia="Times New Roman" w:cstheme="minorHAnsi"/>
+          <w:color w:val="1D1C1D"/>
+          <w:kern w:val="0"/>
+          <w:sz w:val="28"/>
+          <w:szCs w:val="28"/>
+          <w:lang w:eastAsia="en-IN" w:bidi="ta-IN"/>
+          <w14:ligatures w14:val="none"/>
+        </w:rPr>
+        <w:t>Step 1: Goto Load Balancer and select your App Load balancer, in Listeners and rules select Add listener</w:t>
+      </w:r>
+    </w:p>
+    <w:p>
+      <w:pPr>
+        <w:pStyle w:val="ListParagraph"/>
+        <w:shd w:val="clear" w:color="auto" w:fill="F8F8F8"/>
+        <w:spacing w:before="100" w:beforeAutospacing="1" w:after="0" w:line="240" w:lineRule="auto"/>
+        <w:ind w:left="0"/>
+        <w:rPr>
+          <w:rFonts w:eastAsia="Times New Roman" w:cstheme="minorHAnsi"/>
+          <w:color w:val="1D1C1D"/>
+          <w:kern w:val="0"/>
+          <w:sz w:val="28"/>
+          <w:szCs w:val="28"/>
+          <w:lang w:eastAsia="en-IN" w:bidi="ta-IN"/>
+          <w14:ligatures w14:val="none"/>
+        </w:rPr>
+      </w:pPr>
+      <w:r>
+        <w:rPr>
+          <w:rFonts w:eastAsia="Times New Roman" w:cstheme="minorHAnsi"/>
+          <w:noProof/>
+          <w:color w:val="1D1C1D"/>
+          <w:kern w:val="0"/>
+          <w:sz w:val="28"/>
+          <w:szCs w:val="28"/>
+          <w:lang w:eastAsia="en-IN" w:bidi="ta-IN"/>
+          <w14:ligatures w14:val="none"/>
+        </w:rPr>
+        <w:drawing>
+          <wp:inline distT="0" distB="0" distL="0" distR="0" wp14:anchorId="38DEFF93" wp14:editId="734FE68B">
+            <wp:extent cx="7291070" cy="3404235"/>
+            <wp:effectExtent l="0" t="0" r="5080" b="5715"/>
+            <wp:docPr id="2111768759" name="Picture 1"/>
+            <wp:cNvGraphicFramePr>
+              <a:graphicFrameLocks xmlns:a="http://schemas.openxmlformats.org/drawingml/2006/main" noChangeAspect="1"/>
+            </wp:cNvGraphicFramePr>
+            <a:graphic xmlns:a="http://schemas.openxmlformats.org/drawingml/2006/main">
+              <a:graphicData uri="http://schemas.openxmlformats.org/drawingml/2006/picture">
+                <pic:pic xmlns:pic="http://schemas.openxmlformats.org/drawingml/2006/picture">
+                  <pic:nvPicPr>
+                    <pic:cNvPr id="2111768759" name=""/>
+                    <pic:cNvPicPr/>
+                  </pic:nvPicPr>
+                  <pic:blipFill>
+                    <a:blip r:embed="rId53"/>
+                    <a:stretch>
+                      <a:fillRect/>
+                    </a:stretch>
+                  </pic:blipFill>
+                  <pic:spPr>
+                    <a:xfrm>
+                      <a:off x="0" y="0"/>
+                      <a:ext cx="7291070" cy="3404235"/>
+                    </a:xfrm>
+                    <a:prstGeom prst="rect">
+                      <a:avLst/>
+                    </a:prstGeom>
+                  </pic:spPr>
+                </pic:pic>
+              </a:graphicData>
+            </a:graphic>
+          </wp:inline>
+        </w:drawing>
+      </w:r>
+    </w:p>
+    <w:p>
+      <w:pPr>
+        <w:pStyle w:val="ListParagraph"/>
+        <w:shd w:val="clear" w:color="auto" w:fill="F8F8F8"/>
+        <w:spacing w:before="100" w:beforeAutospacing="1" w:after="0" w:line="240" w:lineRule="auto"/>
+        <w:ind w:left="-142"/>
+        <w:rPr>
+          <w:rFonts w:eastAsia="Times New Roman" w:cstheme="minorHAnsi"/>
+          <w:color w:val="1D1C1D"/>
+          <w:kern w:val="0"/>
+          <w:sz w:val="28"/>
+          <w:szCs w:val="28"/>
+          <w:lang w:eastAsia="en-IN" w:bidi="ta-IN"/>
+          <w14:ligatures w14:val="none"/>
+        </w:rPr>
+      </w:pPr>
+      <w:r>
+        <w:rPr>
+          <w:rFonts w:eastAsia="Times New Roman" w:cstheme="minorHAnsi"/>
+          <w:color w:val="1D1C1D"/>
+          <w:kern w:val="0"/>
+          <w:sz w:val="28"/>
+          <w:szCs w:val="28"/>
+          <w:lang w:eastAsia="en-IN" w:bidi="ta-IN"/>
+          <w14:ligatures w14:val="none"/>
+        </w:rPr>
+        <w:t>Step 2: In protocol select HTTPS and select target group.</w:t>
+      </w:r>
+    </w:p>
+    <w:p>
+      <w:pPr>
+        <w:pStyle w:val="ListParagraph"/>
+        <w:shd w:val="clear" w:color="auto" w:fill="F8F8F8"/>
+        <w:spacing w:before="100" w:beforeAutospacing="1" w:after="0" w:line="240" w:lineRule="auto"/>
+        <w:ind w:left="-142"/>
+        <w:rPr>
+          <w:rFonts w:eastAsia="Times New Roman" w:cstheme="minorHAnsi"/>
+          <w:color w:val="1D1C1D"/>
+          <w:kern w:val="0"/>
+          <w:sz w:val="28"/>
+          <w:szCs w:val="28"/>
+          <w:lang w:eastAsia="en-IN" w:bidi="ta-IN"/>
+          <w14:ligatures w14:val="none"/>
+        </w:rPr>
+      </w:pPr>
+      <w:r>
+        <w:rPr>
+          <w:rFonts w:eastAsia="Times New Roman" w:cstheme="minorHAnsi"/>
+          <w:noProof/>
+          <w:color w:val="1D1C1D"/>
+          <w:kern w:val="0"/>
+          <w:sz w:val="28"/>
+          <w:szCs w:val="28"/>
+          <w:lang w:eastAsia="en-IN" w:bidi="ta-IN"/>
+          <w14:ligatures w14:val="none"/>
+        </w:rPr>
+        <w:drawing>
+          <wp:inline distT="0" distB="0" distL="0" distR="0" wp14:anchorId="55F0B417" wp14:editId="48C1518F">
+            <wp:extent cx="7291070" cy="1332230"/>
+            <wp:effectExtent l="0" t="0" r="5080" b="1270"/>
+            <wp:docPr id="992669907" name="Picture 1"/>
+            <wp:cNvGraphicFramePr>
+              <a:graphicFrameLocks xmlns:a="http://schemas.openxmlformats.org/drawingml/2006/main" noChangeAspect="1"/>
+            </wp:cNvGraphicFramePr>
+            <a:graphic xmlns:a="http://schemas.openxmlformats.org/drawingml/2006/main">
+              <a:graphicData uri="http://schemas.openxmlformats.org/drawingml/2006/picture">
+                <pic:pic xmlns:pic="http://schemas.openxmlformats.org/drawingml/2006/picture">
+                  <pic:nvPicPr>
+                    <pic:cNvPr id="992669907" name=""/>
+                    <pic:cNvPicPr/>
+                  </pic:nvPicPr>
+                  <pic:blipFill>
+                    <a:blip r:embed="rId54"/>
+                    <a:stretch>
+                      <a:fillRect/>
+                    </a:stretch>
+                  </pic:blipFill>
+                  <pic:spPr>
+                    <a:xfrm>
+                      <a:off x="0" y="0"/>
+                      <a:ext cx="7291070" cy="1332230"/>
+                    </a:xfrm>
+                    <a:prstGeom prst="rect">
+                      <a:avLst/>
+                    </a:prstGeom>
+                  </pic:spPr>
+                </pic:pic>
+              </a:graphicData>
+            </a:graphic>
+          </wp:inline>
+        </w:drawing>
+      </w:r>
+    </w:p>
+    <w:p>
+      <w:pPr>
+        <w:pStyle w:val="ListParagraph"/>
+        <w:shd w:val="clear" w:color="auto" w:fill="F8F8F8"/>
+        <w:spacing w:before="100" w:beforeAutospacing="1" w:after="0" w:line="240" w:lineRule="auto"/>
+        <w:ind w:left="-142"/>
+        <w:rPr>
+          <w:rFonts w:eastAsia="Times New Roman" w:cstheme="minorHAnsi"/>
+          <w:color w:val="1D1C1D"/>
+          <w:kern w:val="0"/>
+          <w:sz w:val="28"/>
+          <w:szCs w:val="28"/>
+          <w:lang w:eastAsia="en-IN" w:bidi="ta-IN"/>
+          <w14:ligatures w14:val="none"/>
+        </w:rPr>
+      </w:pPr>
+      <w:r>
+        <w:rPr>
+          <w:rFonts w:eastAsia="Times New Roman" w:cstheme="minorHAnsi"/>
+          <w:noProof/>
+          <w:color w:val="1D1C1D"/>
+          <w:kern w:val="0"/>
+          <w:sz w:val="28"/>
+          <w:szCs w:val="28"/>
+          <w:lang w:eastAsia="en-IN" w:bidi="ta-IN"/>
+          <w14:ligatures w14:val="none"/>
+        </w:rPr>
+        <w:drawing>
+          <wp:inline distT="0" distB="0" distL="0" distR="0" wp14:anchorId="2605B0A7" wp14:editId="6A973C2C">
+            <wp:extent cx="7291070" cy="1762760"/>
+            <wp:effectExtent l="0" t="0" r="5080" b="8890"/>
+            <wp:docPr id="1910641378" name="Picture 1"/>
+            <wp:cNvGraphicFramePr>
+              <a:graphicFrameLocks xmlns:a="http://schemas.openxmlformats.org/drawingml/2006/main" noChangeAspect="1"/>
+            </wp:cNvGraphicFramePr>
+            <a:graphic xmlns:a="http://schemas.openxmlformats.org/drawingml/2006/main">
+              <a:graphicData uri="http://schemas.openxmlformats.org/drawingml/2006/picture">
+                <pic:pic xmlns:pic="http://schemas.openxmlformats.org/drawingml/2006/picture">
+                  <pic:nvPicPr>
+                    <pic:cNvPr id="1910641378" name=""/>
+                    <pic:cNvPicPr/>
+                  </pic:nvPicPr>
+                  <pic:blipFill>
+                    <a:blip r:embed="rId55"/>
+                    <a:stretch>
+                      <a:fillRect/>
+                    </a:stretch>
+                  </pic:blipFill>
+                  <pic:spPr>
+                    <a:xfrm>
+                      <a:off x="0" y="0"/>
+                      <a:ext cx="7291070" cy="1762760"/>
+                    </a:xfrm>
+                    <a:prstGeom prst="rect">
+                      <a:avLst/>
+                    </a:prstGeom>
+                  </pic:spPr>
+                </pic:pic>
+              </a:graphicData>
+            </a:graphic>
+          </wp:inline>
+        </w:drawing>
+      </w:r>
+    </w:p>
+    <w:p>
+      <w:pPr>
+        <w:pStyle w:val="ListParagraph"/>
+        <w:shd w:val="clear" w:color="auto" w:fill="F8F8F8"/>
+        <w:spacing w:before="100" w:beforeAutospacing="1" w:after="0" w:line="240" w:lineRule="auto"/>
+        <w:ind w:left="-142"/>
+        <w:rPr>
+          <w:rFonts w:eastAsia="Times New Roman" w:cstheme="minorHAnsi"/>
+          <w:color w:val="1D1C1D"/>
+          <w:kern w:val="0"/>
+          <w:sz w:val="28"/>
+          <w:szCs w:val="28"/>
+          <w:lang w:eastAsia="en-IN" w:bidi="ta-IN"/>
+          <w14:ligatures w14:val="none"/>
+        </w:rPr>
+      </w:pPr>
+      <w:r>
+        <w:rPr>
+          <w:rFonts w:eastAsia="Times New Roman" w:cstheme="minorHAnsi"/>
+          <w:color w:val="1D1C1D"/>
+          <w:kern w:val="0"/>
+          <w:sz w:val="28"/>
+          <w:szCs w:val="28"/>
+          <w:lang w:eastAsia="en-IN" w:bidi="ta-IN"/>
+          <w14:ligatures w14:val="none"/>
+        </w:rPr>
+        <w:t>Step 3: In certificate option select your SSL certificate and select ADD listeners.</w:t>
+      </w:r>
+    </w:p>
+    <w:p>
+      <w:pPr>
+        <w:pStyle w:val="ListParagraph"/>
+        <w:shd w:val="clear" w:color="auto" w:fill="F8F8F8"/>
+        <w:spacing w:before="100" w:beforeAutospacing="1" w:after="0" w:line="240" w:lineRule="auto"/>
+        <w:ind w:left="-142"/>
+        <w:rPr>
+          <w:rFonts w:eastAsia="Times New Roman" w:cstheme="minorHAnsi"/>
+          <w:color w:val="1D1C1D"/>
+          <w:kern w:val="0"/>
+          <w:sz w:val="28"/>
+          <w:szCs w:val="28"/>
+          <w:lang w:eastAsia="en-IN" w:bidi="ta-IN"/>
+          <w14:ligatures w14:val="none"/>
+        </w:rPr>
+      </w:pPr>
+      <w:r>
+        <w:rPr>
+          <w:rFonts w:eastAsia="Times New Roman" w:cstheme="minorHAnsi"/>
+          <w:noProof/>
+          <w:color w:val="1D1C1D"/>
+          <w:kern w:val="0"/>
+          <w:sz w:val="28"/>
+          <w:szCs w:val="28"/>
+          <w:lang w:eastAsia="en-IN" w:bidi="ta-IN"/>
+          <w14:ligatures w14:val="none"/>
+        </w:rPr>
+        <w:drawing>
+          <wp:inline distT="0" distB="0" distL="0" distR="0" wp14:anchorId="28D9BC66" wp14:editId="228CE47E">
+            <wp:extent cx="7291070" cy="1982470"/>
+            <wp:effectExtent l="0" t="0" r="5080" b="0"/>
+            <wp:docPr id="1101454848" name="Picture 1"/>
+            <wp:cNvGraphicFramePr>
+              <a:graphicFrameLocks xmlns:a="http://schemas.openxmlformats.org/drawingml/2006/main" noChangeAspect="1"/>
+            </wp:cNvGraphicFramePr>
+            <a:graphic xmlns:a="http://schemas.openxmlformats.org/drawingml/2006/main">
+              <a:graphicData uri="http://schemas.openxmlformats.org/drawingml/2006/picture">
+                <pic:pic xmlns:pic="http://schemas.openxmlformats.org/drawingml/2006/picture">
+                  <pic:nvPicPr>
+                    <pic:cNvPr id="1101454848" name=""/>
+                    <pic:cNvPicPr/>
+                  </pic:nvPicPr>
+                  <pic:blipFill>
+                    <a:blip r:embed="rId56"/>
+                    <a:stretch>
+                      <a:fillRect/>
+                    </a:stretch>
+                  </pic:blipFill>
+                  <pic:spPr>
+                    <a:xfrm>
+                      <a:off x="0" y="0"/>
+                      <a:ext cx="7291070" cy="1982470"/>
+                    </a:xfrm>
+                    <a:prstGeom prst="rect">
+                      <a:avLst/>
+                    </a:prstGeom>
+                  </pic:spPr>
+                </pic:pic>
+              </a:graphicData>
+            </a:graphic>
+          </wp:inline>
+        </w:drawing>
+      </w:r>
+    </w:p>
+    <w:p>
+      <w:pPr>
+        <w:pStyle w:val="ListParagraph"/>
+        <w:shd w:val="clear" w:color="auto" w:fill="F8F8F8"/>
+        <w:spacing w:before="100" w:beforeAutospacing="1" w:after="0" w:line="240" w:lineRule="auto"/>
+        <w:ind w:left="-142"/>
+        <w:rPr>
+          <w:rFonts w:eastAsia="Times New Roman" w:cstheme="minorHAnsi"/>
+          <w:color w:val="1D1C1D"/>
+          <w:kern w:val="0"/>
+          <w:sz w:val="28"/>
+          <w:szCs w:val="28"/>
+          <w:lang w:eastAsia="en-IN" w:bidi="ta-IN"/>
+          <w14:ligatures w14:val="none"/>
+        </w:rPr>
+      </w:pPr>
+      <w:r>
+        <w:rPr>
+          <w:noProof/>
+          <w:lang w:eastAsia="en-IN" w:bidi="ta-IN"/>
+        </w:rPr>
+        <w:drawing>
+          <wp:inline distT="0" distB="0" distL="0" distR="0" wp14:anchorId="34F084BA" wp14:editId="26FD1867">
+            <wp:extent cx="7291070" cy="760095"/>
+            <wp:effectExtent l="0" t="0" r="5080" b="1905"/>
+            <wp:docPr id="1847095378" name="Picture 1"/>
+            <wp:cNvGraphicFramePr>
+              <a:graphicFrameLocks xmlns:a="http://schemas.openxmlformats.org/drawingml/2006/main" noChangeAspect="1"/>
+            </wp:cNvGraphicFramePr>
+            <a:graphic xmlns:a="http://schemas.openxmlformats.org/drawingml/2006/main">
+              <a:graphicData uri="http://schemas.openxmlformats.org/drawingml/2006/picture">
+                <pic:pic xmlns:pic="http://schemas.openxmlformats.org/drawingml/2006/picture">
+                  <pic:nvPicPr>
+                    <pic:cNvPr id="651550409" name=""/>
+                    <pic:cNvPicPr/>
+                  </pic:nvPicPr>
+                  <pic:blipFill>
+                    <a:blip r:embed="rId57"/>
+                    <a:stretch>
+                      <a:fillRect/>
+                    </a:stretch>
+                  </pic:blipFill>
+                  <pic:spPr>
+                    <a:xfrm>
+                      <a:off x="0" y="0"/>
+                      <a:ext cx="7291070" cy="760095"/>
+                    </a:xfrm>
+                    <a:prstGeom prst="rect">
+                      <a:avLst/>
+                    </a:prstGeom>
+                  </pic:spPr>
+                </pic:pic>
+              </a:graphicData>
+            </a:graphic>
+          </wp:inline>
+        </w:drawing>
+      </w:r>
+    </w:p>
+    <w:p>
+      <w:pPr>
+        <w:pStyle w:val="ListParagraph"/>
+        <w:shd w:val="clear" w:color="auto" w:fill="F8F8F8"/>
+        <w:spacing w:before="100" w:beforeAutospacing="1" w:after="0" w:line="240" w:lineRule="auto"/>
+        <w:ind w:left="-142"/>
+        <w:rPr>
+          <w:rFonts w:eastAsia="Times New Roman" w:cstheme="minorHAnsi"/>
+          <w:color w:val="1D1C1D"/>
+          <w:kern w:val="0"/>
+          <w:sz w:val="28"/>
+          <w:szCs w:val="28"/>
+          <w:lang w:eastAsia="en-IN" w:bidi="ta-IN"/>
+          <w14:ligatures w14:val="none"/>
+        </w:rPr>
+      </w:pPr>
+      <w:r>
+        <w:rPr>
+          <w:rFonts w:eastAsia="Times New Roman" w:cstheme="minorHAnsi"/>
+          <w:noProof/>
+          <w:color w:val="1D1C1D"/>
+          <w:kern w:val="0"/>
+          <w:sz w:val="28"/>
+          <w:szCs w:val="28"/>
+          <w:lang w:eastAsia="en-IN" w:bidi="ta-IN"/>
+          <w14:ligatures w14:val="none"/>
+        </w:rPr>
+        <w:lastRenderedPageBreak/>
+        <w:drawing>
+          <wp:inline distT="0" distB="0" distL="0" distR="0" wp14:anchorId="528D2668" wp14:editId="7D9A8FC6">
+            <wp:extent cx="7291070" cy="1366463"/>
+            <wp:effectExtent l="0" t="0" r="5080" b="5715"/>
+            <wp:docPr id="541759304" name="Picture 1"/>
+            <wp:cNvGraphicFramePr>
+              <a:graphicFrameLocks xmlns:a="http://schemas.openxmlformats.org/drawingml/2006/main" noChangeAspect="1"/>
+            </wp:cNvGraphicFramePr>
+            <a:graphic xmlns:a="http://schemas.openxmlformats.org/drawingml/2006/main">
+              <a:graphicData uri="http://schemas.openxmlformats.org/drawingml/2006/picture">
+                <pic:pic xmlns:pic="http://schemas.openxmlformats.org/drawingml/2006/picture">
+                  <pic:nvPicPr>
+                    <pic:cNvPr id="541759304" name=""/>
+                    <pic:cNvPicPr/>
+                  </pic:nvPicPr>
+                  <pic:blipFill>
+                    <a:blip r:embed="rId58"/>
+                    <a:stretch>
+                      <a:fillRect/>
+                    </a:stretch>
+                  </pic:blipFill>
+                  <pic:spPr>
+                    <a:xfrm>
+                      <a:off x="0" y="0"/>
+                      <a:ext cx="7313660" cy="1370697"/>
+                    </a:xfrm>
+                    <a:prstGeom prst="rect">
+                      <a:avLst/>
+                    </a:prstGeom>
+                  </pic:spPr>
+                </pic:pic>
+              </a:graphicData>
+            </a:graphic>
+          </wp:inline>
+        </w:drawing>
+      </w:r>
+    </w:p>
+    <w:p>
+      <w:pPr>
+        <w:tabs>
+          <w:tab w:val="left" w:pos="6213"/>
+        </w:tabs>
+        <w:rPr>
+          <w:lang w:eastAsia="en-IN" w:bidi="ta-IN"/>
+        </w:rPr>
+      </w:pPr>
+      <w:r>
+        <w:rPr>
+          <w:noProof/>
+          <w:lang w:eastAsia="en-IN" w:bidi="ta-IN"/>
+        </w:rPr>
+        <w:drawing>
+          <wp:inline distT="0" distB="0" distL="0" distR="0" wp14:anchorId="2E271106" wp14:editId="19D5A544">
+            <wp:extent cx="7291070" cy="1592494"/>
+            <wp:effectExtent l="0" t="0" r="5080" b="8255"/>
+            <wp:docPr id="179885798" name="Picture 1"/>
+            <wp:cNvGraphicFramePr>
+              <a:graphicFrameLocks xmlns:a="http://schemas.openxmlformats.org/drawingml/2006/main" noChangeAspect="1"/>
+            </wp:cNvGraphicFramePr>
+            <a:graphic xmlns:a="http://schemas.openxmlformats.org/drawingml/2006/main">
+              <a:graphicData uri="http://schemas.openxmlformats.org/drawingml/2006/picture">
+                <pic:pic xmlns:pic="http://schemas.openxmlformats.org/drawingml/2006/picture">
+                  <pic:nvPicPr>
+                    <pic:cNvPr id="179885798" name=""/>
+                    <pic:cNvPicPr/>
+                  </pic:nvPicPr>
+                  <pic:blipFill>
+                    <a:blip r:embed="rId59"/>
+                    <a:stretch>
+                      <a:fillRect/>
+                    </a:stretch>
+                  </pic:blipFill>
+                  <pic:spPr>
+                    <a:xfrm>
+                      <a:off x="0" y="0"/>
+                      <a:ext cx="7342251" cy="1603673"/>
+                    </a:xfrm>
+                    <a:prstGeom prst="rect">
+                      <a:avLst/>
+                    </a:prstGeom>
+                  </pic:spPr>
+                </pic:pic>
+              </a:graphicData>
+            </a:graphic>
+          </wp:inline>
+        </w:drawing>
+      </w:r>
+    </w:p>
+    <w:p>
+      <w:pPr>
+        <w:tabs>
+          <w:tab w:val="left" w:pos="6213"/>
+        </w:tabs>
+        <w:rPr>
+          <w:lang w:eastAsia="en-IN" w:bidi="ta-IN"/>
+        </w:rPr>
+      </w:pPr>
+    </w:p>
+    <w:p>
+      <w:pPr>
+        <w:pStyle w:val="ListParagraph"/>
+        <w:numPr>
+          <w:ilvl w:val="0"/>
+          <w:numId w:val="4"/>
+        </w:numPr>
+        <w:shd w:val="clear" w:color="auto" w:fill="F8F8F8"/>
+        <w:spacing w:before="100" w:beforeAutospacing="1" w:after="0" w:line="240" w:lineRule="auto"/>
+        <w:ind w:left="142" w:hanging="284"/>
+        <w:rPr>
+          <w:rFonts w:eastAsia="Times New Roman" w:cstheme="minorHAnsi"/>
+          <w:color w:val="1D1C1D"/>
+          <w:kern w:val="0"/>
+          <w:sz w:val="36"/>
+          <w:szCs w:val="36"/>
+          <w:lang w:eastAsia="en-IN" w:bidi="ta-IN"/>
+          <w14:ligatures w14:val="none"/>
+        </w:rPr>
+      </w:pPr>
+      <w:r>
+        <w:rPr>
+          <w:rFonts w:eastAsia="Times New Roman" w:cstheme="minorHAnsi"/>
+          <w:color w:val="1D1C1D"/>
+          <w:kern w:val="0"/>
+          <w:sz w:val="36"/>
+          <w:szCs w:val="36"/>
+          <w:lang w:eastAsia="en-IN" w:bidi="ta-IN"/>
+          <w14:ligatures w14:val="none"/>
+        </w:rPr>
+        <w:t>Map Application load balancer to R53.</w:t>
+      </w:r>
+    </w:p>
+    <w:p>
+      <w:pPr>
+        <w:pStyle w:val="ListParagraph"/>
+        <w:shd w:val="clear" w:color="auto" w:fill="F8F8F8"/>
+        <w:spacing w:before="100" w:beforeAutospacing="1" w:after="0" w:line="240" w:lineRule="auto"/>
+        <w:ind w:left="142"/>
+        <w:rPr>
+          <w:rFonts w:eastAsia="Times New Roman" w:cstheme="minorHAnsi"/>
+          <w:color w:val="1D1C1D"/>
+          <w:kern w:val="0"/>
+          <w:sz w:val="28"/>
+          <w:szCs w:val="28"/>
+          <w:lang w:eastAsia="en-IN" w:bidi="ta-IN"/>
+          <w14:ligatures w14:val="none"/>
+        </w:rPr>
+      </w:pPr>
+      <w:r>
+        <w:rPr>
+          <w:rFonts w:eastAsia="Times New Roman" w:cstheme="minorHAnsi"/>
+          <w:color w:val="1D1C1D"/>
+          <w:kern w:val="0"/>
+          <w:sz w:val="28"/>
+          <w:szCs w:val="28"/>
+          <w:lang w:eastAsia="en-IN" w:bidi="ta-IN"/>
+          <w14:ligatures w14:val="none"/>
+        </w:rPr>
+        <w:t xml:space="preserve">Step 1: </w:t>
+      </w:r>
+      <w:r>
+        <w:rPr>
+          <w:rFonts w:eastAsia="Times New Roman" w:cstheme="minorHAnsi"/>
+          <w:color w:val="1D1C1D"/>
+          <w:kern w:val="0"/>
+          <w:sz w:val="28"/>
+          <w:szCs w:val="28"/>
+          <w:lang w:eastAsia="en-IN" w:bidi="ta-IN"/>
+          <w14:ligatures w14:val="none"/>
+        </w:rPr>
+        <w:t>Goto Load balancer, select Application load balancer and copy DNS Name.</w:t>
+      </w:r>
+    </w:p>
+    <w:p>
+      <w:pPr>
+        <w:pStyle w:val="ListParagraph"/>
+        <w:shd w:val="clear" w:color="auto" w:fill="F8F8F8"/>
+        <w:spacing w:before="100" w:beforeAutospacing="1" w:after="0" w:line="240" w:lineRule="auto"/>
+        <w:ind w:left="142"/>
+        <w:rPr>
+          <w:rFonts w:eastAsia="Times New Roman" w:cstheme="minorHAnsi"/>
+          <w:color w:val="1D1C1D"/>
+          <w:kern w:val="0"/>
+          <w:sz w:val="28"/>
+          <w:szCs w:val="28"/>
+          <w:lang w:eastAsia="en-IN" w:bidi="ta-IN"/>
+          <w14:ligatures w14:val="none"/>
+        </w:rPr>
+      </w:pPr>
+      <w:r>
+        <w:rPr>
+          <w:rFonts w:eastAsia="Times New Roman" w:cstheme="minorHAnsi"/>
+          <w:noProof/>
+          <w:color w:val="1D1C1D"/>
+          <w:kern w:val="0"/>
+          <w:sz w:val="28"/>
+          <w:szCs w:val="28"/>
+          <w:lang w:eastAsia="en-IN" w:bidi="ta-IN"/>
+          <w14:ligatures w14:val="none"/>
+        </w:rPr>
+        <w:drawing>
+          <wp:inline distT="0" distB="0" distL="0" distR="0" wp14:anchorId="6255A71A" wp14:editId="19F60F92">
+            <wp:extent cx="7291070" cy="2273300"/>
+            <wp:effectExtent l="0" t="0" r="5080" b="0"/>
+            <wp:docPr id="1915503221" name="Picture 1"/>
+            <wp:cNvGraphicFramePr>
+              <a:graphicFrameLocks xmlns:a="http://schemas.openxmlformats.org/drawingml/2006/main" noChangeAspect="1"/>
+            </wp:cNvGraphicFramePr>
+            <a:graphic xmlns:a="http://schemas.openxmlformats.org/drawingml/2006/main">
+              <a:graphicData uri="http://schemas.openxmlformats.org/drawingml/2006/picture">
+                <pic:pic xmlns:pic="http://schemas.openxmlformats.org/drawingml/2006/picture">
+                  <pic:nvPicPr>
+                    <pic:cNvPr id="1915503221" name=""/>
+                    <pic:cNvPicPr/>
+                  </pic:nvPicPr>
+                  <pic:blipFill>
+                    <a:blip r:embed="rId60"/>
+                    <a:stretch>
+                      <a:fillRect/>
+                    </a:stretch>
+                  </pic:blipFill>
+                  <pic:spPr>
+                    <a:xfrm>
+                      <a:off x="0" y="0"/>
+                      <a:ext cx="7291070" cy="2273300"/>
+                    </a:xfrm>
+                    <a:prstGeom prst="rect">
+                      <a:avLst/>
+                    </a:prstGeom>
+                  </pic:spPr>
+                </pic:pic>
+              </a:graphicData>
+            </a:graphic>
+          </wp:inline>
+        </w:drawing>
+      </w:r>
+    </w:p>
+    <w:p>
+      <w:pPr>
+        <w:pStyle w:val="ListParagraph"/>
+        <w:shd w:val="clear" w:color="auto" w:fill="F8F8F8"/>
+        <w:spacing w:before="100" w:beforeAutospacing="1" w:after="0" w:line="240" w:lineRule="auto"/>
+        <w:ind w:left="142"/>
+        <w:rPr>
+          <w:rFonts w:eastAsia="Times New Roman" w:cstheme="minorHAnsi"/>
+          <w:color w:val="1D1C1D"/>
+          <w:kern w:val="0"/>
+          <w:sz w:val="28"/>
+          <w:szCs w:val="28"/>
+          <w:lang w:eastAsia="en-IN" w:bidi="ta-IN"/>
+          <w14:ligatures w14:val="none"/>
+        </w:rPr>
+      </w:pPr>
+      <w:r>
+        <w:rPr>
+          <w:rFonts w:eastAsia="Times New Roman" w:cstheme="minorHAnsi"/>
+          <w:color w:val="1D1C1D"/>
+          <w:kern w:val="0"/>
+          <w:sz w:val="28"/>
+          <w:szCs w:val="28"/>
+          <w:lang w:eastAsia="en-IN" w:bidi="ta-IN"/>
+          <w14:ligatures w14:val="none"/>
+        </w:rPr>
+        <w:t>Step 2: Goto R53</w:t>
+      </w:r>
+      <w:r>
+        <w:rPr>
+          <w:rFonts w:eastAsia="Times New Roman" w:cstheme="minorHAnsi"/>
+          <w:color w:val="1D1C1D"/>
+          <w:kern w:val="0"/>
+          <w:sz w:val="28"/>
+          <w:szCs w:val="28"/>
+          <w:lang w:eastAsia="en-IN" w:bidi="ta-IN"/>
+          <w14:ligatures w14:val="none"/>
+        </w:rPr>
+        <w:sym w:font="Wingdings" w:char="F0E0"/>
+      </w:r>
+      <w:r>
+        <w:rPr>
+          <w:rFonts w:eastAsia="Times New Roman" w:cstheme="minorHAnsi"/>
+          <w:color w:val="1D1C1D"/>
+          <w:kern w:val="0"/>
+          <w:sz w:val="28"/>
+          <w:szCs w:val="28"/>
+          <w:lang w:eastAsia="en-IN" w:bidi="ta-IN"/>
+          <w14:ligatures w14:val="none"/>
+        </w:rPr>
+        <w:t>select your domain</w:t>
+      </w:r>
+      <w:r>
+        <w:rPr>
+          <w:rFonts w:eastAsia="Times New Roman" w:cstheme="minorHAnsi"/>
+          <w:color w:val="1D1C1D"/>
+          <w:kern w:val="0"/>
+          <w:sz w:val="28"/>
+          <w:szCs w:val="28"/>
+          <w:lang w:eastAsia="en-IN" w:bidi="ta-IN"/>
+          <w14:ligatures w14:val="none"/>
+        </w:rPr>
+        <w:sym w:font="Wingdings" w:char="F0E0"/>
+      </w:r>
+      <w:r>
+        <w:rPr>
+          <w:rFonts w:eastAsia="Times New Roman" w:cstheme="minorHAnsi"/>
+          <w:color w:val="1D1C1D"/>
+          <w:kern w:val="0"/>
+          <w:sz w:val="28"/>
+          <w:szCs w:val="28"/>
+          <w:lang w:eastAsia="en-IN" w:bidi="ta-IN"/>
+          <w14:ligatures w14:val="none"/>
+        </w:rPr>
+        <w:t>create record</w:t>
+      </w:r>
+      <w:r>
+        <w:rPr>
+          <w:rFonts w:eastAsia="Times New Roman" w:cstheme="minorHAnsi"/>
+          <w:color w:val="1D1C1D"/>
+          <w:kern w:val="0"/>
+          <w:sz w:val="28"/>
+          <w:szCs w:val="28"/>
+          <w:lang w:eastAsia="en-IN" w:bidi="ta-IN"/>
+          <w14:ligatures w14:val="none"/>
+        </w:rPr>
+        <w:sym w:font="Wingdings" w:char="F0E0"/>
+      </w:r>
+      <w:r>
+        <w:rPr>
+          <w:rFonts w:eastAsia="Times New Roman" w:cstheme="minorHAnsi"/>
+          <w:color w:val="1D1C1D"/>
+          <w:kern w:val="0"/>
+          <w:sz w:val="28"/>
+          <w:szCs w:val="28"/>
+          <w:lang w:eastAsia="en-IN" w:bidi="ta-IN"/>
+          <w14:ligatures w14:val="none"/>
+        </w:rPr>
+        <w:t>Alias</w:t>
+      </w:r>
+      <w:r>
+        <w:rPr>
+          <w:rFonts w:eastAsia="Times New Roman" w:cstheme="minorHAnsi"/>
+          <w:color w:val="1D1C1D"/>
+          <w:kern w:val="0"/>
+          <w:sz w:val="28"/>
+          <w:szCs w:val="28"/>
+          <w:lang w:eastAsia="en-IN" w:bidi="ta-IN"/>
+          <w14:ligatures w14:val="none"/>
+        </w:rPr>
+        <w:sym w:font="Wingdings" w:char="F0E0"/>
+      </w:r>
+      <w:r>
+        <w:rPr>
+          <w:rFonts w:eastAsia="Times New Roman" w:cstheme="minorHAnsi"/>
+          <w:color w:val="1D1C1D"/>
+          <w:kern w:val="0"/>
+          <w:sz w:val="28"/>
+          <w:szCs w:val="28"/>
+          <w:lang w:eastAsia="en-IN" w:bidi="ta-IN"/>
+          <w14:ligatures w14:val="none"/>
+        </w:rPr>
+        <w:t>to app &amp; classic LB</w:t>
+      </w:r>
+      <w:r>
+        <w:rPr>
+          <w:rFonts w:eastAsia="Times New Roman" w:cstheme="minorHAnsi"/>
+          <w:color w:val="1D1C1D"/>
+          <w:kern w:val="0"/>
+          <w:sz w:val="28"/>
+          <w:szCs w:val="28"/>
+          <w:lang w:eastAsia="en-IN" w:bidi="ta-IN"/>
+          <w14:ligatures w14:val="none"/>
+        </w:rPr>
+        <w:sym w:font="Wingdings" w:char="F0E0"/>
+      </w:r>
+      <w:r>
+        <w:rPr>
+          <w:rFonts w:eastAsia="Times New Roman" w:cstheme="minorHAnsi"/>
+          <w:color w:val="1D1C1D"/>
+          <w:kern w:val="0"/>
+          <w:sz w:val="28"/>
+          <w:szCs w:val="28"/>
+          <w:lang w:eastAsia="en-IN" w:bidi="ta-IN"/>
+          <w14:ligatures w14:val="none"/>
+        </w:rPr>
+        <w:t>create record</w:t>
+      </w:r>
+    </w:p>
+    <w:p>
+      <w:pPr>
+        <w:pStyle w:val="ListParagraph"/>
+        <w:shd w:val="clear" w:color="auto" w:fill="F8F8F8"/>
+        <w:spacing w:before="100" w:beforeAutospacing="1" w:after="0" w:line="240" w:lineRule="auto"/>
+        <w:ind w:left="-142"/>
+        <w:rPr>
+          <w:rFonts w:eastAsia="Times New Roman" w:cstheme="minorHAnsi"/>
+          <w:color w:val="1D1C1D"/>
+          <w:kern w:val="0"/>
+          <w:sz w:val="28"/>
+          <w:szCs w:val="28"/>
+          <w:lang w:eastAsia="en-IN" w:bidi="ta-IN"/>
+          <w14:ligatures w14:val="none"/>
+        </w:rPr>
+      </w:pPr>
+      <w:r>
+        <w:rPr>
+          <w:rFonts w:eastAsia="Times New Roman" w:cstheme="minorHAnsi"/>
+          <w:noProof/>
+          <w:color w:val="1D1C1D"/>
+          <w:kern w:val="0"/>
+          <w:sz w:val="28"/>
+          <w:szCs w:val="28"/>
+          <w:lang w:eastAsia="en-IN" w:bidi="ta-IN"/>
+          <w14:ligatures w14:val="none"/>
+        </w:rPr>
+        <w:drawing>
+          <wp:inline distT="0" distB="0" distL="0" distR="0" wp14:anchorId="25960AA1" wp14:editId="0FA29E1F">
+            <wp:extent cx="7291070" cy="3368675"/>
+            <wp:effectExtent l="0" t="0" r="5080" b="3175"/>
+            <wp:docPr id="1074375299" name="Picture 1"/>
+            <wp:cNvGraphicFramePr>
+              <a:graphicFrameLocks xmlns:a="http://schemas.openxmlformats.org/drawingml/2006/main" noChangeAspect="1"/>
+            </wp:cNvGraphicFramePr>
+            <a:graphic xmlns:a="http://schemas.openxmlformats.org/drawingml/2006/main">
+              <a:graphicData uri="http://schemas.openxmlformats.org/drawingml/2006/picture">
+                <pic:pic xmlns:pic="http://schemas.openxmlformats.org/drawingml/2006/picture">
+                  <pic:nvPicPr>
+                    <pic:cNvPr id="1074375299" name=""/>
+                    <pic:cNvPicPr/>
+                  </pic:nvPicPr>
+                  <pic:blipFill>
+                    <a:blip r:embed="rId61"/>
+                    <a:stretch>
+                      <a:fillRect/>
+                    </a:stretch>
+                  </pic:blipFill>
+                  <pic:spPr>
+                    <a:xfrm>
+                      <a:off x="0" y="0"/>
+                      <a:ext cx="7291070" cy="3368675"/>
+                    </a:xfrm>
+                    <a:prstGeom prst="rect">
+                      <a:avLst/>
+                    </a:prstGeom>
+                  </pic:spPr>
+                </pic:pic>
+              </a:graphicData>
+            </a:graphic>
+          </wp:inline>
+        </w:drawing>
+      </w:r>
+    </w:p>
+    <w:p>
+      <w:pPr>
+        <w:pStyle w:val="ListParagraph"/>
+        <w:shd w:val="clear" w:color="auto" w:fill="F8F8F8"/>
+        <w:spacing w:before="100" w:beforeAutospacing="1" w:after="0" w:line="240" w:lineRule="auto"/>
+        <w:ind w:left="-142"/>
+        <w:rPr>
+          <w:rFonts w:eastAsia="Times New Roman" w:cstheme="minorHAnsi"/>
+          <w:color w:val="1D1C1D"/>
+          <w:kern w:val="0"/>
+          <w:sz w:val="28"/>
+          <w:szCs w:val="28"/>
+          <w:lang w:eastAsia="en-IN" w:bidi="ta-IN"/>
+          <w14:ligatures w14:val="none"/>
+        </w:rPr>
+      </w:pPr>
+    </w:p>
+    <w:p>
+      <w:pPr>
+        <w:pStyle w:val="ListParagraph"/>
+        <w:shd w:val="clear" w:color="auto" w:fill="F8F8F8"/>
+        <w:spacing w:before="100" w:beforeAutospacing="1" w:after="0" w:line="240" w:lineRule="auto"/>
+        <w:ind w:left="-142"/>
+        <w:rPr>
+          <w:rFonts w:eastAsia="Times New Roman" w:cstheme="minorHAnsi"/>
+          <w:color w:val="1D1C1D"/>
+          <w:kern w:val="0"/>
+          <w:sz w:val="28"/>
+          <w:szCs w:val="28"/>
+          <w:lang w:eastAsia="en-IN" w:bidi="ta-IN"/>
+          <w14:ligatures w14:val="none"/>
+        </w:rPr>
+      </w:pPr>
+    </w:p>
+    <w:p>
+      <w:pPr>
+        <w:pStyle w:val="ListParagraph"/>
+        <w:shd w:val="clear" w:color="auto" w:fill="F8F8F8"/>
+        <w:spacing w:before="100" w:beforeAutospacing="1" w:after="0" w:line="240" w:lineRule="auto"/>
+        <w:ind w:left="-142"/>
+        <w:rPr>
+          <w:rFonts w:eastAsia="Times New Roman" w:cstheme="minorHAnsi"/>
+          <w:color w:val="1D1C1D"/>
+          <w:kern w:val="0"/>
+          <w:sz w:val="28"/>
+          <w:szCs w:val="28"/>
+          <w:lang w:eastAsia="en-IN" w:bidi="ta-IN"/>
+          <w14:ligatures w14:val="none"/>
+        </w:rPr>
+      </w:pPr>
+    </w:p>
+    <w:p>
+      <w:pPr>
+        <w:pStyle w:val="ListParagraph"/>
+        <w:shd w:val="clear" w:color="auto" w:fill="F8F8F8"/>
+        <w:spacing w:before="100" w:beforeAutospacing="1" w:after="0" w:line="240" w:lineRule="auto"/>
+        <w:ind w:left="-142"/>
+        <w:rPr>
+          <w:rFonts w:eastAsia="Times New Roman" w:cstheme="minorHAnsi"/>
+          <w:color w:val="1D1C1D"/>
+          <w:kern w:val="0"/>
+          <w:sz w:val="28"/>
+          <w:szCs w:val="28"/>
+          <w:lang w:eastAsia="en-IN" w:bidi="ta-IN"/>
+          <w14:ligatures w14:val="none"/>
+        </w:rPr>
+      </w:pPr>
+      <w:r>
+        <w:rPr>
+          <w:rFonts w:eastAsia="Times New Roman" w:cstheme="minorHAnsi"/>
+          <w:noProof/>
+          <w:color w:val="1D1C1D"/>
+          <w:kern w:val="0"/>
+          <w:sz w:val="28"/>
+          <w:szCs w:val="28"/>
+          <w:lang w:eastAsia="en-IN" w:bidi="ta-IN"/>
+          <w14:ligatures w14:val="none"/>
+        </w:rPr>
+        <w:lastRenderedPageBreak/>
+        <w:drawing>
+          <wp:inline distT="0" distB="0" distL="0" distR="0" wp14:anchorId="2DD5BC7B" wp14:editId="69488DB3">
+            <wp:extent cx="7291070" cy="1304925"/>
+            <wp:effectExtent l="0" t="0" r="5080" b="9525"/>
+            <wp:docPr id="1633909430" name="Picture 1"/>
+            <wp:cNvGraphicFramePr>
+              <a:graphicFrameLocks xmlns:a="http://schemas.openxmlformats.org/drawingml/2006/main" noChangeAspect="1"/>
+            </wp:cNvGraphicFramePr>
+            <a:graphic xmlns:a="http://schemas.openxmlformats.org/drawingml/2006/main">
+              <a:graphicData uri="http://schemas.openxmlformats.org/drawingml/2006/picture">
+                <pic:pic xmlns:pic="http://schemas.openxmlformats.org/drawingml/2006/picture">
+                  <pic:nvPicPr>
+                    <pic:cNvPr id="1633909430" name=""/>
+                    <pic:cNvPicPr/>
+                  </pic:nvPicPr>
+                  <pic:blipFill>
+                    <a:blip r:embed="rId62"/>
+                    <a:stretch>
+                      <a:fillRect/>
+                    </a:stretch>
+                  </pic:blipFill>
+                  <pic:spPr>
+                    <a:xfrm>
+                      <a:off x="0" y="0"/>
+                      <a:ext cx="7291070" cy="1304925"/>
+                    </a:xfrm>
+                    <a:prstGeom prst="rect">
+                      <a:avLst/>
+                    </a:prstGeom>
+                  </pic:spPr>
+                </pic:pic>
+              </a:graphicData>
+            </a:graphic>
+          </wp:inline>
+        </w:drawing>
+      </w:r>
+    </w:p>
+    <w:p>
+      <w:pPr>
+        <w:pStyle w:val="ListParagraph"/>
+        <w:shd w:val="clear" w:color="auto" w:fill="F8F8F8"/>
+        <w:spacing w:before="100" w:beforeAutospacing="1" w:after="0" w:line="240" w:lineRule="auto"/>
+        <w:ind w:left="-142"/>
+        <w:rPr>
+          <w:rFonts w:eastAsia="Times New Roman" w:cstheme="minorHAnsi"/>
+          <w:color w:val="1D1C1D"/>
+          <w:kern w:val="0"/>
+          <w:sz w:val="28"/>
+          <w:szCs w:val="28"/>
+          <w:lang w:eastAsia="en-IN" w:bidi="ta-IN"/>
+          <w14:ligatures w14:val="none"/>
+        </w:rPr>
+      </w:pPr>
+      <w:r>
+        <w:rPr>
+          <w:rFonts w:eastAsia="Times New Roman" w:cstheme="minorHAnsi"/>
+          <w:color w:val="1D1C1D"/>
+          <w:kern w:val="0"/>
+          <w:sz w:val="28"/>
+          <w:szCs w:val="28"/>
+          <w:lang w:eastAsia="en-IN" w:bidi="ta-IN"/>
+          <w14:ligatures w14:val="none"/>
+        </w:rPr>
+        <w:t>Step 3: Now run your domain in browser.</w:t>
+      </w:r>
+    </w:p>
+    <w:p>
+      <w:pPr>
+        <w:pStyle w:val="ListParagraph"/>
+        <w:shd w:val="clear" w:color="auto" w:fill="F8F8F8"/>
+        <w:spacing w:before="100" w:beforeAutospacing="1" w:after="0" w:line="240" w:lineRule="auto"/>
+        <w:ind w:left="-142"/>
+        <w:rPr>
+          <w:rFonts w:eastAsia="Times New Roman" w:cstheme="minorHAnsi"/>
+          <w:color w:val="1D1C1D"/>
+          <w:kern w:val="0"/>
+          <w:sz w:val="28"/>
+          <w:szCs w:val="28"/>
+          <w:lang w:eastAsia="en-IN" w:bidi="ta-IN"/>
+          <w14:ligatures w14:val="none"/>
+        </w:rPr>
+      </w:pPr>
+      <w:r>
+        <w:rPr>
+          <w:rFonts w:eastAsia="Times New Roman" w:cstheme="minorHAnsi"/>
+          <w:noProof/>
+          <w:color w:val="1D1C1D"/>
+          <w:kern w:val="0"/>
+          <w:sz w:val="28"/>
+          <w:szCs w:val="28"/>
+          <w:lang w:eastAsia="en-IN" w:bidi="ta-IN"/>
+          <w14:ligatures w14:val="none"/>
+        </w:rPr>
+        <w:drawing>
+          <wp:inline distT="0" distB="0" distL="0" distR="0" wp14:anchorId="2F35BA32" wp14:editId="6C89F563">
+            <wp:extent cx="7291070" cy="1163320"/>
+            <wp:effectExtent l="0" t="0" r="5080" b="0"/>
+            <wp:docPr id="11370414" name="Picture 1"/>
+            <wp:cNvGraphicFramePr>
+              <a:graphicFrameLocks xmlns:a="http://schemas.openxmlformats.org/drawingml/2006/main" noChangeAspect="1"/>
+            </wp:cNvGraphicFramePr>
+            <a:graphic xmlns:a="http://schemas.openxmlformats.org/drawingml/2006/main">
+              <a:graphicData uri="http://schemas.openxmlformats.org/drawingml/2006/picture">
+                <pic:pic xmlns:pic="http://schemas.openxmlformats.org/drawingml/2006/picture">
+                  <pic:nvPicPr>
+                    <pic:cNvPr id="11370414" name=""/>
+                    <pic:cNvPicPr/>
+                  </pic:nvPicPr>
+                  <pic:blipFill>
+                    <a:blip r:embed="rId63"/>
+                    <a:stretch>
+                      <a:fillRect/>
+                    </a:stretch>
+                  </pic:blipFill>
+                  <pic:spPr>
+                    <a:xfrm>
+                      <a:off x="0" y="0"/>
+                      <a:ext cx="7291070" cy="1163320"/>
+                    </a:xfrm>
+                    <a:prstGeom prst="rect">
+                      <a:avLst/>
+                    </a:prstGeom>
+                  </pic:spPr>
+                </pic:pic>
+              </a:graphicData>
+            </a:graphic>
+          </wp:inline>
+        </w:drawing>
+      </w:r>
+    </w:p>
+    <w:p>
+      <w:pPr>
+        <w:pStyle w:val="ListParagraph"/>
+        <w:shd w:val="clear" w:color="auto" w:fill="F8F8F8"/>
+        <w:spacing w:before="100" w:beforeAutospacing="1" w:after="0" w:line="240" w:lineRule="auto"/>
+        <w:ind w:left="-142"/>
+        <w:rPr>
+          <w:rFonts w:eastAsia="Times New Roman" w:cstheme="minorHAnsi"/>
+          <w:color w:val="1D1C1D"/>
+          <w:kern w:val="0"/>
+          <w:sz w:val="28"/>
+          <w:szCs w:val="28"/>
+          <w:lang w:eastAsia="en-IN" w:bidi="ta-IN"/>
+          <w14:ligatures w14:val="none"/>
+        </w:rPr>
+      </w:pPr>
+    </w:p>
+    <w:p>
+      <w:pPr>
+        <w:pStyle w:val="ListParagraph"/>
+        <w:numPr>
+          <w:ilvl w:val="0"/>
+          <w:numId w:val="4"/>
+        </w:numPr>
+        <w:shd w:val="clear" w:color="auto" w:fill="FFFFFF"/>
+        <w:spacing w:before="100" w:beforeAutospacing="1" w:after="0" w:line="240" w:lineRule="auto"/>
+        <w:ind w:left="284"/>
+        <w:rPr>
+          <w:rFonts w:eastAsia="Times New Roman" w:cstheme="minorHAnsi"/>
+          <w:color w:val="1D1C1D"/>
+          <w:kern w:val="0"/>
+          <w:sz w:val="36"/>
+          <w:szCs w:val="36"/>
+          <w:lang w:eastAsia="en-IN" w:bidi="ta-IN"/>
+          <w14:ligatures w14:val="none"/>
+        </w:rPr>
+      </w:pPr>
+      <w:r>
+        <w:rPr>
+          <w:rFonts w:eastAsia="Times New Roman" w:cstheme="minorHAnsi"/>
+          <w:color w:val="1D1C1D"/>
+          <w:kern w:val="0"/>
+          <w:sz w:val="36"/>
+          <w:szCs w:val="36"/>
+          <w:lang w:eastAsia="en-IN" w:bidi="ta-IN"/>
+          <w14:ligatures w14:val="none"/>
+        </w:rPr>
+        <w:t>Push the application load balancer logs to S3.</w:t>
+      </w:r>
+    </w:p>
+    <w:p>
+      <w:pPr>
+        <w:pStyle w:val="ListParagraph"/>
+        <w:shd w:val="clear" w:color="auto" w:fill="FFFFFF"/>
+        <w:spacing w:before="100" w:beforeAutospacing="1" w:after="0" w:line="240" w:lineRule="auto"/>
+        <w:ind w:left="284"/>
+        <w:rPr>
+          <w:rFonts w:eastAsia="Times New Roman" w:cstheme="minorHAnsi"/>
+          <w:color w:val="1D1C1D"/>
+          <w:kern w:val="0"/>
+          <w:sz w:val="28"/>
+          <w:szCs w:val="28"/>
+          <w:lang w:eastAsia="en-IN" w:bidi="ta-IN"/>
+          <w14:ligatures w14:val="none"/>
+        </w:rPr>
+      </w:pPr>
+      <w:r>
+        <w:rPr>
+          <w:rFonts w:eastAsia="Times New Roman" w:cstheme="minorHAnsi"/>
+          <w:color w:val="1D1C1D"/>
+          <w:kern w:val="0"/>
+          <w:sz w:val="28"/>
+          <w:szCs w:val="28"/>
+          <w:lang w:eastAsia="en-IN" w:bidi="ta-IN"/>
+          <w14:ligatures w14:val="none"/>
+        </w:rPr>
+        <w:t>Step 1: Goto S3</w:t>
+      </w:r>
+      <w:r>
+        <w:rPr>
+          <w:rFonts w:eastAsia="Times New Roman" w:cstheme="minorHAnsi"/>
+          <w:color w:val="1D1C1D"/>
+          <w:kern w:val="0"/>
+          <w:sz w:val="28"/>
+          <w:szCs w:val="28"/>
+          <w:lang w:eastAsia="en-IN" w:bidi="ta-IN"/>
+          <w14:ligatures w14:val="none"/>
+        </w:rPr>
+        <w:sym w:font="Wingdings" w:char="F0E0"/>
+      </w:r>
+      <w:r>
+        <w:rPr>
+          <w:rFonts w:eastAsia="Times New Roman" w:cstheme="minorHAnsi"/>
+          <w:color w:val="1D1C1D"/>
+          <w:kern w:val="0"/>
+          <w:sz w:val="28"/>
+          <w:szCs w:val="28"/>
+          <w:lang w:eastAsia="en-IN" w:bidi="ta-IN"/>
+          <w14:ligatures w14:val="none"/>
+        </w:rPr>
+        <w:t>select a bucket</w:t>
+      </w:r>
+      <w:r>
+        <w:rPr>
+          <w:rFonts w:eastAsia="Times New Roman" w:cstheme="minorHAnsi"/>
+          <w:color w:val="1D1C1D"/>
+          <w:kern w:val="0"/>
+          <w:sz w:val="28"/>
+          <w:szCs w:val="28"/>
+          <w:lang w:eastAsia="en-IN" w:bidi="ta-IN"/>
+          <w14:ligatures w14:val="none"/>
+        </w:rPr>
+        <w:sym w:font="Wingdings" w:char="F0E0"/>
+      </w:r>
+      <w:r>
+        <w:rPr>
+          <w:rFonts w:eastAsia="Times New Roman" w:cstheme="minorHAnsi"/>
+          <w:color w:val="1D1C1D"/>
+          <w:kern w:val="0"/>
+          <w:sz w:val="28"/>
+          <w:szCs w:val="28"/>
+          <w:lang w:eastAsia="en-IN" w:bidi="ta-IN"/>
+          <w14:ligatures w14:val="none"/>
+        </w:rPr>
+        <w:t>change bucket policy under permission.</w:t>
+      </w:r>
+    </w:p>
+    <w:p>
+      <w:pPr>
+        <w:pStyle w:val="ListParagraph"/>
+        <w:shd w:val="clear" w:color="auto" w:fill="FFFFFF"/>
+        <w:spacing w:before="100" w:beforeAutospacing="1" w:after="0" w:line="240" w:lineRule="auto"/>
+        <w:ind w:left="284"/>
+        <w:rPr>
+          <w:rFonts w:eastAsia="Times New Roman" w:cstheme="minorHAnsi"/>
+          <w:color w:val="1D1C1D"/>
+          <w:kern w:val="0"/>
+          <w:sz w:val="28"/>
+          <w:szCs w:val="28"/>
+          <w:lang w:eastAsia="en-IN" w:bidi="ta-IN"/>
+          <w14:ligatures w14:val="none"/>
+        </w:rPr>
+      </w:pPr>
+      <w:r>
+        <w:rPr>
+          <w:rFonts w:eastAsia="Times New Roman" w:cstheme="minorHAnsi"/>
+          <w:color w:val="1D1C1D"/>
+          <w:kern w:val="0"/>
+          <w:sz w:val="28"/>
+          <w:szCs w:val="28"/>
+          <w:lang w:eastAsia="en-IN" w:bidi="ta-IN"/>
+          <w14:ligatures w14:val="none"/>
+        </w:rPr>
+        <w:t xml:space="preserve"> </w:t>
+      </w:r>
+      <w:r>
+        <w:rPr>
+          <w:rFonts w:eastAsia="Times New Roman" w:cstheme="minorHAnsi"/>
+          <w:color w:val="1D1C1D"/>
+          <w:kern w:val="0"/>
+          <w:sz w:val="28"/>
+          <w:szCs w:val="28"/>
+          <w:lang w:eastAsia="en-IN" w:bidi="ta-IN"/>
+          <w14:ligatures w14:val="none"/>
+        </w:rPr>
+        <w:t>{</w:t>
+      </w:r>
+    </w:p>
+    <w:p>
+      <w:pPr>
+        <w:pStyle w:val="ListParagraph"/>
+        <w:shd w:val="clear" w:color="auto" w:fill="FFFFFF"/>
+        <w:spacing w:before="100" w:beforeAutospacing="1" w:after="0" w:line="240" w:lineRule="auto"/>
+        <w:ind w:left="284"/>
+        <w:rPr>
+          <w:rFonts w:eastAsia="Times New Roman" w:cstheme="minorHAnsi"/>
+          <w:color w:val="1D1C1D"/>
+          <w:kern w:val="0"/>
+          <w:sz w:val="28"/>
+          <w:szCs w:val="28"/>
+          <w:lang w:eastAsia="en-IN" w:bidi="ta-IN"/>
+          <w14:ligatures w14:val="none"/>
+        </w:rPr>
+      </w:pPr>
+      <w:r>
+        <w:rPr>
+          <w:rFonts w:eastAsia="Times New Roman" w:cstheme="minorHAnsi"/>
+          <w:color w:val="1D1C1D"/>
+          <w:kern w:val="0"/>
+          <w:sz w:val="28"/>
+          <w:szCs w:val="28"/>
+          <w:lang w:eastAsia="en-IN" w:bidi="ta-IN"/>
+          <w14:ligatures w14:val="none"/>
+        </w:rPr>
+        <w:t xml:space="preserve">    "Version": "2012-10-17",</w:t>
+      </w:r>
+    </w:p>
+    <w:p>
+      <w:pPr>
+        <w:pStyle w:val="ListParagraph"/>
+        <w:shd w:val="clear" w:color="auto" w:fill="FFFFFF"/>
+        <w:spacing w:before="100" w:beforeAutospacing="1" w:after="0" w:line="240" w:lineRule="auto"/>
+        <w:ind w:left="284"/>
+        <w:rPr>
+          <w:rFonts w:eastAsia="Times New Roman" w:cstheme="minorHAnsi"/>
+          <w:color w:val="1D1C1D"/>
+          <w:kern w:val="0"/>
+          <w:sz w:val="28"/>
+          <w:szCs w:val="28"/>
+          <w:lang w:eastAsia="en-IN" w:bidi="ta-IN"/>
+          <w14:ligatures w14:val="none"/>
+        </w:rPr>
+      </w:pPr>
+      <w:r>
+        <w:rPr>
+          <w:rFonts w:eastAsia="Times New Roman" w:cstheme="minorHAnsi"/>
+          <w:color w:val="1D1C1D"/>
+          <w:kern w:val="0"/>
+          <w:sz w:val="28"/>
+          <w:szCs w:val="28"/>
+          <w:lang w:eastAsia="en-IN" w:bidi="ta-IN"/>
+          <w14:ligatures w14:val="none"/>
+        </w:rPr>
+        <w:t xml:space="preserve">    "Statement": [</w:t>
+      </w:r>
+    </w:p>
+    <w:p>
+      <w:pPr>
+        <w:pStyle w:val="ListParagraph"/>
+        <w:shd w:val="clear" w:color="auto" w:fill="FFFFFF"/>
+        <w:spacing w:before="100" w:beforeAutospacing="1" w:after="0" w:line="240" w:lineRule="auto"/>
+        <w:ind w:left="284"/>
+        <w:rPr>
+          <w:rFonts w:eastAsia="Times New Roman" w:cstheme="minorHAnsi"/>
+          <w:color w:val="1D1C1D"/>
+          <w:kern w:val="0"/>
+          <w:sz w:val="28"/>
+          <w:szCs w:val="28"/>
+          <w:lang w:eastAsia="en-IN" w:bidi="ta-IN"/>
+          <w14:ligatures w14:val="none"/>
+        </w:rPr>
+      </w:pPr>
+      <w:r>
+        <w:rPr>
+          <w:rFonts w:eastAsia="Times New Roman" w:cstheme="minorHAnsi"/>
+          <w:color w:val="1D1C1D"/>
+          <w:kern w:val="0"/>
+          <w:sz w:val="28"/>
+          <w:szCs w:val="28"/>
+          <w:lang w:eastAsia="en-IN" w:bidi="ta-IN"/>
+          <w14:ligatures w14:val="none"/>
+        </w:rPr>
+        <w:t xml:space="preserve">        {</w:t>
+      </w:r>
+    </w:p>
+    <w:p>
+      <w:pPr>
+        <w:pStyle w:val="ListParagraph"/>
+        <w:shd w:val="clear" w:color="auto" w:fill="FFFFFF"/>
+        <w:spacing w:before="100" w:beforeAutospacing="1" w:after="0" w:line="240" w:lineRule="auto"/>
+        <w:ind w:left="284"/>
+        <w:rPr>
+          <w:rFonts w:eastAsia="Times New Roman" w:cstheme="minorHAnsi"/>
+          <w:color w:val="1D1C1D"/>
+          <w:kern w:val="0"/>
+          <w:sz w:val="28"/>
+          <w:szCs w:val="28"/>
+          <w:lang w:eastAsia="en-IN" w:bidi="ta-IN"/>
+          <w14:ligatures w14:val="none"/>
+        </w:rPr>
+      </w:pPr>
+      <w:r>
+        <w:rPr>
+          <w:rFonts w:eastAsia="Times New Roman" w:cstheme="minorHAnsi"/>
+          <w:color w:val="1D1C1D"/>
+          <w:kern w:val="0"/>
+          <w:sz w:val="28"/>
+          <w:szCs w:val="28"/>
+          <w:lang w:eastAsia="en-IN" w:bidi="ta-IN"/>
+          <w14:ligatures w14:val="none"/>
+        </w:rPr>
+        <w:t xml:space="preserve">            "Effect": "Allow",</w:t>
+      </w:r>
+    </w:p>
+    <w:p>
+      <w:pPr>
+        <w:pStyle w:val="ListParagraph"/>
+        <w:shd w:val="clear" w:color="auto" w:fill="FFFFFF"/>
+        <w:spacing w:before="100" w:beforeAutospacing="1" w:after="0" w:line="240" w:lineRule="auto"/>
+        <w:ind w:left="284"/>
+        <w:rPr>
+          <w:rFonts w:eastAsia="Times New Roman" w:cstheme="minorHAnsi"/>
+          <w:color w:val="1D1C1D"/>
+          <w:kern w:val="0"/>
+          <w:sz w:val="28"/>
+          <w:szCs w:val="28"/>
+          <w:lang w:eastAsia="en-IN" w:bidi="ta-IN"/>
+          <w14:ligatures w14:val="none"/>
+        </w:rPr>
+      </w:pPr>
+      <w:r>
+        <w:rPr>
+          <w:rFonts w:eastAsia="Times New Roman" w:cstheme="minorHAnsi"/>
+          <w:color w:val="1D1C1D"/>
+          <w:kern w:val="0"/>
+          <w:sz w:val="28"/>
+          <w:szCs w:val="28"/>
+          <w:lang w:eastAsia="en-IN" w:bidi="ta-IN"/>
+          <w14:ligatures w14:val="none"/>
+        </w:rPr>
+        <w:t xml:space="preserve">            "Principal": {</w:t>
+      </w:r>
+    </w:p>
+    <w:p>
+      <w:pPr>
+        <w:pStyle w:val="ListParagraph"/>
+        <w:shd w:val="clear" w:color="auto" w:fill="FFFFFF"/>
+        <w:spacing w:before="100" w:beforeAutospacing="1" w:after="0" w:line="240" w:lineRule="auto"/>
+        <w:ind w:left="284"/>
+        <w:rPr>
+          <w:rFonts w:eastAsia="Times New Roman" w:cstheme="minorHAnsi"/>
+          <w:color w:val="1D1C1D"/>
+          <w:kern w:val="0"/>
+          <w:sz w:val="28"/>
+          <w:szCs w:val="28"/>
+          <w:lang w:eastAsia="en-IN" w:bidi="ta-IN"/>
+          <w14:ligatures w14:val="none"/>
+        </w:rPr>
+      </w:pPr>
+      <w:r>
+        <w:rPr>
+          <w:rFonts w:eastAsia="Times New Roman" w:cstheme="minorHAnsi"/>
+          <w:color w:val="1D1C1D"/>
+          <w:kern w:val="0"/>
+          <w:sz w:val="28"/>
+          <w:szCs w:val="28"/>
+          <w:lang w:eastAsia="en-IN" w:bidi="ta-IN"/>
+          <w14:ligatures w14:val="none"/>
+        </w:rPr>
+        <w:t xml:space="preserve">                "Service": "logdelivery.elasticloadbalancing.amazonaws.com"</w:t>
+      </w:r>
+    </w:p>
+    <w:p>
+      <w:pPr>
+        <w:pStyle w:val="ListParagraph"/>
+        <w:shd w:val="clear" w:color="auto" w:fill="FFFFFF"/>
+        <w:spacing w:before="100" w:beforeAutospacing="1" w:after="0" w:line="240" w:lineRule="auto"/>
+        <w:ind w:left="284"/>
+        <w:rPr>
+          <w:rFonts w:eastAsia="Times New Roman" w:cstheme="minorHAnsi"/>
+          <w:color w:val="1D1C1D"/>
+          <w:kern w:val="0"/>
+          <w:sz w:val="28"/>
+          <w:szCs w:val="28"/>
+          <w:lang w:eastAsia="en-IN" w:bidi="ta-IN"/>
+          <w14:ligatures w14:val="none"/>
+        </w:rPr>
+      </w:pPr>
+      <w:r>
+        <w:rPr>
+          <w:rFonts w:eastAsia="Times New Roman" w:cstheme="minorHAnsi"/>
+          <w:color w:val="1D1C1D"/>
+          <w:kern w:val="0"/>
+          <w:sz w:val="28"/>
+          <w:szCs w:val="28"/>
+          <w:lang w:eastAsia="en-IN" w:bidi="ta-IN"/>
+          <w14:ligatures w14:val="none"/>
+        </w:rPr>
+        <w:t xml:space="preserve">            },</w:t>
+      </w:r>
+    </w:p>
+    <w:p>
+      <w:pPr>
+        <w:pStyle w:val="ListParagraph"/>
+        <w:shd w:val="clear" w:color="auto" w:fill="FFFFFF"/>
+        <w:spacing w:before="100" w:beforeAutospacing="1" w:after="0" w:line="240" w:lineRule="auto"/>
+        <w:ind w:left="284"/>
+        <w:rPr>
+          <w:rFonts w:eastAsia="Times New Roman" w:cstheme="minorHAnsi"/>
+          <w:color w:val="1D1C1D"/>
+          <w:kern w:val="0"/>
+          <w:sz w:val="28"/>
+          <w:szCs w:val="28"/>
+          <w:lang w:eastAsia="en-IN" w:bidi="ta-IN"/>
+          <w14:ligatures w14:val="none"/>
+        </w:rPr>
+      </w:pPr>
+      <w:r>
+        <w:rPr>
+          <w:rFonts w:eastAsia="Times New Roman" w:cstheme="minorHAnsi"/>
+          <w:color w:val="1D1C1D"/>
+          <w:kern w:val="0"/>
+          <w:sz w:val="28"/>
+          <w:szCs w:val="28"/>
+          <w:lang w:eastAsia="en-IN" w:bidi="ta-IN"/>
+          <w14:ligatures w14:val="none"/>
+        </w:rPr>
+        <w:t xml:space="preserve">            "Action": "s</w:t>
+      </w:r>
+      <w:proofErr w:type="gramStart"/>
+      <w:r>
+        <w:rPr>
+          <w:rFonts w:eastAsia="Times New Roman" w:cstheme="minorHAnsi"/>
+          <w:color w:val="1D1C1D"/>
+          <w:kern w:val="0"/>
+          <w:sz w:val="28"/>
+          <w:szCs w:val="28"/>
+          <w:lang w:eastAsia="en-IN" w:bidi="ta-IN"/>
+          <w14:ligatures w14:val="none"/>
+        </w:rPr>
+        <w:t>3:PutObject</w:t>
+      </w:r>
+      <w:proofErr w:type="gramEnd"/>
+      <w:r>
+        <w:rPr>
+          <w:rFonts w:eastAsia="Times New Roman" w:cstheme="minorHAnsi"/>
+          <w:color w:val="1D1C1D"/>
+          <w:kern w:val="0"/>
+          <w:sz w:val="28"/>
+          <w:szCs w:val="28"/>
+          <w:lang w:eastAsia="en-IN" w:bidi="ta-IN"/>
+          <w14:ligatures w14:val="none"/>
+        </w:rPr>
+        <w:t>",</w:t>
+      </w:r>
+    </w:p>
+    <w:p>
+      <w:pPr>
+        <w:pStyle w:val="ListParagraph"/>
+        <w:shd w:val="clear" w:color="auto" w:fill="FFFFFF"/>
+        <w:spacing w:before="100" w:beforeAutospacing="1" w:after="0" w:line="240" w:lineRule="auto"/>
+        <w:ind w:left="284"/>
+        <w:rPr>
+          <w:rFonts w:eastAsia="Times New Roman" w:cstheme="minorHAnsi"/>
+          <w:color w:val="1D1C1D"/>
+          <w:kern w:val="0"/>
+          <w:sz w:val="28"/>
+          <w:szCs w:val="28"/>
+          <w:lang w:eastAsia="en-IN" w:bidi="ta-IN"/>
+          <w14:ligatures w14:val="none"/>
+        </w:rPr>
+      </w:pPr>
+      <w:r>
+        <w:rPr>
+          <w:rFonts w:eastAsia="Times New Roman" w:cstheme="minorHAnsi"/>
+          <w:color w:val="1D1C1D"/>
+          <w:kern w:val="0"/>
+          <w:sz w:val="28"/>
+          <w:szCs w:val="28"/>
+          <w:lang w:eastAsia="en-IN" w:bidi="ta-IN"/>
+          <w14:ligatures w14:val="none"/>
+        </w:rPr>
+        <w:t xml:space="preserve">            "Resource": "</w:t>
+      </w:r>
+      <w:proofErr w:type="gramStart"/>
+      <w:r>
+        <w:rPr>
+          <w:rFonts w:eastAsia="Times New Roman" w:cstheme="minorHAnsi"/>
+          <w:color w:val="1D1C1D"/>
+          <w:kern w:val="0"/>
+          <w:sz w:val="28"/>
+          <w:szCs w:val="28"/>
+          <w:lang w:eastAsia="en-IN" w:bidi="ta-IN"/>
+          <w14:ligatures w14:val="none"/>
+        </w:rPr>
+        <w:t>arn:aws</w:t>
+      </w:r>
+      <w:proofErr w:type="gramEnd"/>
+      <w:r>
+        <w:rPr>
+          <w:rFonts w:eastAsia="Times New Roman" w:cstheme="minorHAnsi"/>
+          <w:color w:val="1D1C1D"/>
+          <w:kern w:val="0"/>
+          <w:sz w:val="28"/>
+          <w:szCs w:val="28"/>
+          <w:lang w:eastAsia="en-IN" w:bidi="ta-IN"/>
+          <w14:ligatures w14:val="none"/>
+        </w:rPr>
+        <w:t>:s</w:t>
+      </w:r>
+      <w:proofErr w:type="gramStart"/>
+      <w:r>
+        <w:rPr>
+          <w:rFonts w:eastAsia="Times New Roman" w:cstheme="minorHAnsi"/>
+          <w:color w:val="1D1C1D"/>
+          <w:kern w:val="0"/>
+          <w:sz w:val="28"/>
+          <w:szCs w:val="28"/>
+          <w:lang w:eastAsia="en-IN" w:bidi="ta-IN"/>
+          <w14:ligatures w14:val="none"/>
+        </w:rPr>
+        <w:t>3:::</w:t>
+      </w:r>
+      <w:proofErr w:type="gramEnd"/>
+      <w:r>
+        <w:rPr>
+          <w:rFonts w:eastAsia="Times New Roman" w:cstheme="minorHAnsi"/>
+          <w:color w:val="1D1C1D"/>
+          <w:kern w:val="0"/>
+          <w:sz w:val="28"/>
+          <w:szCs w:val="28"/>
+          <w:lang w:eastAsia="en-IN" w:bidi="ta-IN"/>
+          <w14:ligatures w14:val="none"/>
+        </w:rPr>
+        <w:t>app-lb-141025/AWSLogs/256056679026/*"</w:t>
+      </w:r>
+    </w:p>
+    <w:p>
+      <w:pPr>
+        <w:pStyle w:val="ListParagraph"/>
+        <w:shd w:val="clear" w:color="auto" w:fill="FFFFFF"/>
+        <w:spacing w:before="100" w:beforeAutospacing="1" w:after="0" w:line="240" w:lineRule="auto"/>
+        <w:ind w:left="284"/>
+        <w:rPr>
+          <w:rFonts w:eastAsia="Times New Roman" w:cstheme="minorHAnsi"/>
+          <w:color w:val="1D1C1D"/>
+          <w:kern w:val="0"/>
+          <w:sz w:val="28"/>
+          <w:szCs w:val="28"/>
+          <w:lang w:eastAsia="en-IN" w:bidi="ta-IN"/>
+          <w14:ligatures w14:val="none"/>
+        </w:rPr>
+      </w:pPr>
+      <w:r>
+        <w:rPr>
+          <w:rFonts w:eastAsia="Times New Roman" w:cstheme="minorHAnsi"/>
+          <w:color w:val="1D1C1D"/>
+          <w:kern w:val="0"/>
+          <w:sz w:val="28"/>
+          <w:szCs w:val="28"/>
+          <w:lang w:eastAsia="en-IN" w:bidi="ta-IN"/>
+          <w14:ligatures w14:val="none"/>
+        </w:rPr>
+        <w:t xml:space="preserve">        }</w:t>
+      </w:r>
+    </w:p>
+    <w:p>
+      <w:pPr>
+        <w:pStyle w:val="ListParagraph"/>
+        <w:shd w:val="clear" w:color="auto" w:fill="FFFFFF"/>
+        <w:spacing w:before="100" w:beforeAutospacing="1" w:after="0" w:line="240" w:lineRule="auto"/>
+        <w:ind w:left="284"/>
+        <w:rPr>
+          <w:rFonts w:eastAsia="Times New Roman" w:cstheme="minorHAnsi"/>
+          <w:color w:val="1D1C1D"/>
+          <w:kern w:val="0"/>
+          <w:sz w:val="28"/>
+          <w:szCs w:val="28"/>
+          <w:lang w:eastAsia="en-IN" w:bidi="ta-IN"/>
+          <w14:ligatures w14:val="none"/>
+        </w:rPr>
+      </w:pPr>
+      <w:r>
+        <w:rPr>
+          <w:rFonts w:eastAsia="Times New Roman" w:cstheme="minorHAnsi"/>
+          <w:color w:val="1D1C1D"/>
+          <w:kern w:val="0"/>
+          <w:sz w:val="28"/>
+          <w:szCs w:val="28"/>
+          <w:lang w:eastAsia="en-IN" w:bidi="ta-IN"/>
+          <w14:ligatures w14:val="none"/>
+        </w:rPr>
+        <w:t xml:space="preserve">    ]</w:t>
+      </w:r>
+    </w:p>
+    <w:p>
+      <w:pPr>
+        <w:pStyle w:val="ListParagraph"/>
+        <w:shd w:val="clear" w:color="auto" w:fill="FFFFFF"/>
+        <w:spacing w:before="100" w:beforeAutospacing="1" w:after="0" w:line="240" w:lineRule="auto"/>
+        <w:ind w:left="284"/>
+        <w:rPr>
+          <w:rFonts w:eastAsia="Times New Roman" w:cstheme="minorHAnsi"/>
+          <w:color w:val="1D1C1D"/>
+          <w:kern w:val="0"/>
+          <w:sz w:val="28"/>
+          <w:szCs w:val="28"/>
+          <w:lang w:eastAsia="en-IN" w:bidi="ta-IN"/>
+          <w14:ligatures w14:val="none"/>
+        </w:rPr>
+      </w:pPr>
+      <w:r>
+        <w:rPr>
+          <w:rFonts w:eastAsia="Times New Roman" w:cstheme="minorHAnsi"/>
+          <w:color w:val="1D1C1D"/>
+          <w:kern w:val="0"/>
+          <w:sz w:val="28"/>
+          <w:szCs w:val="28"/>
+          <w:lang w:eastAsia="en-IN" w:bidi="ta-IN"/>
+          <w14:ligatures w14:val="none"/>
+        </w:rPr>
+        <w:t>}</w:t>
+      </w:r>
+    </w:p>
+    <w:p>
+      <w:pPr>
+        <w:pStyle w:val="ListParagraph"/>
+        <w:shd w:val="clear" w:color="auto" w:fill="FFFFFF"/>
+        <w:spacing w:before="100" w:beforeAutospacing="1" w:after="0" w:line="240" w:lineRule="auto"/>
+        <w:ind w:left="284"/>
+        <w:rPr>
+          <w:rFonts w:eastAsia="Times New Roman" w:cstheme="minorHAnsi"/>
+          <w:color w:val="1D1C1D"/>
+          <w:kern w:val="0"/>
+          <w:sz w:val="28"/>
+          <w:szCs w:val="28"/>
+          <w:lang w:eastAsia="en-IN" w:bidi="ta-IN"/>
+          <w14:ligatures w14:val="none"/>
+        </w:rPr>
+      </w:pPr>
+    </w:p>
+    <w:p>
+      <w:pPr>
+        <w:pStyle w:val="ListParagraph"/>
+        <w:shd w:val="clear" w:color="auto" w:fill="FFFFFF"/>
+        <w:spacing w:before="100" w:beforeAutospacing="1" w:after="0" w:line="240" w:lineRule="auto"/>
+        <w:ind w:left="-142" w:hanging="142"/>
+        <w:rPr>
+          <w:rFonts w:eastAsia="Times New Roman" w:cstheme="minorHAnsi"/>
+          <w:color w:val="1D1C1D"/>
+          <w:kern w:val="0"/>
+          <w:sz w:val="28"/>
+          <w:szCs w:val="28"/>
+          <w:lang w:eastAsia="en-IN" w:bidi="ta-IN"/>
+          <w14:ligatures w14:val="none"/>
+        </w:rPr>
+      </w:pPr>
+      <w:r>
+        <w:rPr>
+          <w:rFonts w:eastAsia="Times New Roman" w:cstheme="minorHAnsi"/>
+          <w:noProof/>
+          <w:color w:val="1D1C1D"/>
+          <w:kern w:val="0"/>
+          <w:sz w:val="28"/>
+          <w:szCs w:val="28"/>
+          <w:lang w:eastAsia="en-IN" w:bidi="ta-IN"/>
+          <w14:ligatures w14:val="none"/>
+        </w:rPr>
+        <w:drawing>
+          <wp:inline distT="0" distB="0" distL="0" distR="0" wp14:anchorId="16AC718B" wp14:editId="7A65A06F">
+            <wp:extent cx="7291070" cy="2430145"/>
+            <wp:effectExtent l="0" t="0" r="5080" b="8255"/>
+            <wp:docPr id="578440348" name="Picture 1"/>
+            <wp:cNvGraphicFramePr>
+              <a:graphicFrameLocks xmlns:a="http://schemas.openxmlformats.org/drawingml/2006/main" noChangeAspect="1"/>
+            </wp:cNvGraphicFramePr>
+            <a:graphic xmlns:a="http://schemas.openxmlformats.org/drawingml/2006/main">
+              <a:graphicData uri="http://schemas.openxmlformats.org/drawingml/2006/picture">
+                <pic:pic xmlns:pic="http://schemas.openxmlformats.org/drawingml/2006/picture">
+                  <pic:nvPicPr>
+                    <pic:cNvPr id="578440348" name=""/>
+                    <pic:cNvPicPr/>
+                  </pic:nvPicPr>
+                  <pic:blipFill>
+                    <a:blip r:embed="rId64"/>
+                    <a:stretch>
+                      <a:fillRect/>
+                    </a:stretch>
+                  </pic:blipFill>
+                  <pic:spPr>
+                    <a:xfrm>
+                      <a:off x="0" y="0"/>
+                      <a:ext cx="7291070" cy="2430145"/>
+                    </a:xfrm>
+                    <a:prstGeom prst="rect">
+                      <a:avLst/>
+                    </a:prstGeom>
+                  </pic:spPr>
+                </pic:pic>
+              </a:graphicData>
+            </a:graphic>
+          </wp:inline>
+        </w:drawing>
+      </w:r>
+    </w:p>
+    <w:p>
+      <w:pPr>
+        <w:pStyle w:val="ListParagraph"/>
+        <w:shd w:val="clear" w:color="auto" w:fill="FFFFFF"/>
+        <w:spacing w:before="100" w:beforeAutospacing="1" w:after="0" w:line="240" w:lineRule="auto"/>
+        <w:ind w:left="-142" w:hanging="142"/>
+        <w:rPr>
+          <w:rFonts w:eastAsia="Times New Roman" w:cstheme="minorHAnsi"/>
+          <w:color w:val="1D1C1D"/>
+          <w:kern w:val="0"/>
+          <w:sz w:val="28"/>
+          <w:szCs w:val="28"/>
+          <w:lang w:eastAsia="en-IN" w:bidi="ta-IN"/>
+          <w14:ligatures w14:val="none"/>
+        </w:rPr>
+      </w:pPr>
+    </w:p>
+    <w:p>
+      <w:pPr>
+        <w:pStyle w:val="ListParagraph"/>
+        <w:shd w:val="clear" w:color="auto" w:fill="FFFFFF"/>
+        <w:spacing w:before="100" w:beforeAutospacing="1" w:after="0" w:line="240" w:lineRule="auto"/>
+        <w:ind w:left="-142" w:hanging="142"/>
+        <w:rPr>
+          <w:rFonts w:eastAsia="Times New Roman" w:cstheme="minorHAnsi"/>
+          <w:color w:val="1D1C1D"/>
+          <w:kern w:val="0"/>
+          <w:sz w:val="28"/>
+          <w:szCs w:val="28"/>
+          <w:lang w:eastAsia="en-IN" w:bidi="ta-IN"/>
+          <w14:ligatures w14:val="none"/>
+        </w:rPr>
+      </w:pPr>
+      <w:r>
+        <w:rPr>
+          <w:rFonts w:eastAsia="Times New Roman" w:cstheme="minorHAnsi"/>
+          <w:noProof/>
+          <w:color w:val="1D1C1D"/>
+          <w:kern w:val="0"/>
+          <w:sz w:val="28"/>
+          <w:szCs w:val="28"/>
+          <w:lang w:eastAsia="en-IN" w:bidi="ta-IN"/>
+          <w14:ligatures w14:val="none"/>
+        </w:rPr>
+        <w:drawing>
+          <wp:inline distT="0" distB="0" distL="0" distR="0" wp14:anchorId="0D1B474C" wp14:editId="5B523355">
+            <wp:extent cx="7291070" cy="584835"/>
+            <wp:effectExtent l="0" t="0" r="5080" b="5715"/>
+            <wp:docPr id="1068657695" name="Picture 1"/>
+            <wp:cNvGraphicFramePr>
+              <a:graphicFrameLocks xmlns:a="http://schemas.openxmlformats.org/drawingml/2006/main" noChangeAspect="1"/>
+            </wp:cNvGraphicFramePr>
+            <a:graphic xmlns:a="http://schemas.openxmlformats.org/drawingml/2006/main">
+              <a:graphicData uri="http://schemas.openxmlformats.org/drawingml/2006/picture">
+                <pic:pic xmlns:pic="http://schemas.openxmlformats.org/drawingml/2006/picture">
+                  <pic:nvPicPr>
+                    <pic:cNvPr id="1068657695" name=""/>
+                    <pic:cNvPicPr/>
+                  </pic:nvPicPr>
+                  <pic:blipFill>
+                    <a:blip r:embed="rId65"/>
+                    <a:stretch>
+                      <a:fillRect/>
+                    </a:stretch>
+                  </pic:blipFill>
+                  <pic:spPr>
+                    <a:xfrm>
+                      <a:off x="0" y="0"/>
+                      <a:ext cx="7291070" cy="584835"/>
+                    </a:xfrm>
+                    <a:prstGeom prst="rect">
+                      <a:avLst/>
+                    </a:prstGeom>
+                  </pic:spPr>
+                </pic:pic>
+              </a:graphicData>
+            </a:graphic>
+          </wp:inline>
+        </w:drawing>
+      </w:r>
+    </w:p>
+    <w:p>
+      <w:pPr>
+        <w:pStyle w:val="ListParagraph"/>
+        <w:shd w:val="clear" w:color="auto" w:fill="FFFFFF"/>
+        <w:spacing w:before="100" w:beforeAutospacing="1" w:after="0" w:line="240" w:lineRule="auto"/>
+        <w:ind w:left="-142" w:hanging="142"/>
+        <w:rPr>
+          <w:rFonts w:eastAsia="Times New Roman" w:cstheme="minorHAnsi"/>
+          <w:color w:val="1D1C1D"/>
+          <w:kern w:val="0"/>
+          <w:sz w:val="28"/>
+          <w:szCs w:val="28"/>
+          <w:lang w:eastAsia="en-IN" w:bidi="ta-IN"/>
+          <w14:ligatures w14:val="none"/>
+        </w:rPr>
+      </w:pPr>
+    </w:p>
+    <w:p>
+      <w:pPr>
+        <w:shd w:val="clear" w:color="auto" w:fill="FFFFFF"/>
+        <w:spacing w:before="100" w:beforeAutospacing="1" w:after="0" w:line="240" w:lineRule="auto"/>
+        <w:rPr>
+          <w:rFonts w:eastAsia="Times New Roman" w:cstheme="minorHAnsi"/>
+          <w:color w:val="1D1C1D"/>
+          <w:kern w:val="0"/>
+          <w:sz w:val="28"/>
+          <w:szCs w:val="28"/>
+          <w:lang w:eastAsia="en-IN" w:bidi="ta-IN"/>
+          <w14:ligatures w14:val="none"/>
+        </w:rPr>
+      </w:pPr>
+    </w:p>
+    <w:p>
+      <w:pPr>
+        <w:pStyle w:val="ListParagraph"/>
+        <w:shd w:val="clear" w:color="auto" w:fill="FFFFFF"/>
+        <w:spacing w:before="100" w:beforeAutospacing="1" w:after="0" w:line="240" w:lineRule="auto"/>
+        <w:ind w:left="-142" w:hanging="142"/>
+        <w:rPr>
+          <w:rFonts w:eastAsia="Times New Roman" w:cstheme="minorHAnsi"/>
+          <w:color w:val="1D1C1D"/>
+          <w:kern w:val="0"/>
+          <w:sz w:val="28"/>
+          <w:szCs w:val="28"/>
+          <w:lang w:eastAsia="en-IN" w:bidi="ta-IN"/>
+          <w14:ligatures w14:val="none"/>
+        </w:rPr>
+      </w:pPr>
+      <w:r>
+        <w:rPr>
+          <w:rFonts w:eastAsia="Times New Roman" w:cstheme="minorHAnsi"/>
+          <w:color w:val="1D1C1D"/>
+          <w:kern w:val="0"/>
+          <w:sz w:val="28"/>
+          <w:szCs w:val="28"/>
+          <w:lang w:eastAsia="en-IN" w:bidi="ta-IN"/>
+          <w14:ligatures w14:val="none"/>
+        </w:rPr>
+        <w:lastRenderedPageBreak/>
+        <w:tab/>
+      </w:r>
+      <w:r>
+        <w:rPr>
+          <w:rFonts w:eastAsia="Times New Roman" w:cstheme="minorHAnsi"/>
+          <w:color w:val="1D1C1D"/>
+          <w:kern w:val="0"/>
+          <w:sz w:val="28"/>
+          <w:szCs w:val="28"/>
+          <w:lang w:eastAsia="en-IN" w:bidi="ta-IN"/>
+          <w14:ligatures w14:val="none"/>
+        </w:rPr>
+        <w:tab/>
+        <w:t>Step 2:</w:t>
+      </w:r>
+      <w:r>
+        <w:rPr>
+          <w:rFonts w:eastAsia="Times New Roman" w:cstheme="minorHAnsi"/>
+          <w:color w:val="1D1C1D"/>
+          <w:kern w:val="0"/>
+          <w:sz w:val="28"/>
+          <w:szCs w:val="28"/>
+          <w:lang w:eastAsia="en-IN" w:bidi="ta-IN"/>
+          <w14:ligatures w14:val="none"/>
+        </w:rPr>
+        <w:t xml:space="preserve"> Goto Load balancer</w:t>
+      </w:r>
+      <w:r>
+        <w:rPr>
+          <w:rFonts w:eastAsia="Times New Roman" w:cstheme="minorHAnsi"/>
+          <w:color w:val="1D1C1D"/>
+          <w:kern w:val="0"/>
+          <w:sz w:val="28"/>
+          <w:szCs w:val="28"/>
+          <w:lang w:eastAsia="en-IN" w:bidi="ta-IN"/>
+          <w14:ligatures w14:val="none"/>
+        </w:rPr>
+        <w:sym w:font="Wingdings" w:char="F0E0"/>
+      </w:r>
+      <w:r>
+        <w:rPr>
+          <w:rFonts w:eastAsia="Times New Roman" w:cstheme="minorHAnsi"/>
+          <w:color w:val="1D1C1D"/>
+          <w:kern w:val="0"/>
+          <w:sz w:val="28"/>
+          <w:szCs w:val="28"/>
+          <w:lang w:eastAsia="en-IN" w:bidi="ta-IN"/>
+          <w14:ligatures w14:val="none"/>
+        </w:rPr>
+        <w:t>your app LB</w:t>
+      </w:r>
+      <w:r>
+        <w:rPr>
+          <w:rFonts w:eastAsia="Times New Roman" w:cstheme="minorHAnsi"/>
+          <w:color w:val="1D1C1D"/>
+          <w:kern w:val="0"/>
+          <w:sz w:val="28"/>
+          <w:szCs w:val="28"/>
+          <w:lang w:eastAsia="en-IN" w:bidi="ta-IN"/>
+          <w14:ligatures w14:val="none"/>
+        </w:rPr>
+        <w:sym w:font="Wingdings" w:char="F0E0"/>
+      </w:r>
+      <w:r>
+        <w:rPr>
+          <w:rFonts w:eastAsia="Times New Roman" w:cstheme="minorHAnsi"/>
+          <w:color w:val="1D1C1D"/>
+          <w:kern w:val="0"/>
+          <w:sz w:val="28"/>
+          <w:szCs w:val="28"/>
+          <w:lang w:eastAsia="en-IN" w:bidi="ta-IN"/>
+          <w14:ligatures w14:val="none"/>
+        </w:rPr>
+        <w:t>attributes</w:t>
+      </w:r>
+      <w:r>
+        <w:rPr>
+          <w:rFonts w:eastAsia="Times New Roman" w:cstheme="minorHAnsi"/>
+          <w:color w:val="1D1C1D"/>
+          <w:kern w:val="0"/>
+          <w:sz w:val="28"/>
+          <w:szCs w:val="28"/>
+          <w:lang w:eastAsia="en-IN" w:bidi="ta-IN"/>
+          <w14:ligatures w14:val="none"/>
+        </w:rPr>
+        <w:sym w:font="Wingdings" w:char="F0E0"/>
+      </w:r>
+      <w:r>
+        <w:rPr>
+          <w:rFonts w:eastAsia="Times New Roman" w:cstheme="minorHAnsi"/>
+          <w:color w:val="1D1C1D"/>
+          <w:kern w:val="0"/>
+          <w:sz w:val="28"/>
+          <w:szCs w:val="28"/>
+          <w:lang w:eastAsia="en-IN" w:bidi="ta-IN"/>
+          <w14:ligatures w14:val="none"/>
+        </w:rPr>
+        <w:t>monitor</w:t>
+      </w:r>
+      <w:r>
+        <w:rPr>
+          <w:rFonts w:eastAsia="Times New Roman" w:cstheme="minorHAnsi"/>
+          <w:color w:val="1D1C1D"/>
+          <w:kern w:val="0"/>
+          <w:sz w:val="28"/>
+          <w:szCs w:val="28"/>
+          <w:lang w:eastAsia="en-IN" w:bidi="ta-IN"/>
+          <w14:ligatures w14:val="none"/>
+        </w:rPr>
+        <w:sym w:font="Wingdings" w:char="F0E0"/>
+      </w:r>
+      <w:r>
+        <w:rPr>
+          <w:rFonts w:eastAsia="Times New Roman" w:cstheme="minorHAnsi"/>
+          <w:color w:val="1D1C1D"/>
+          <w:kern w:val="0"/>
+          <w:sz w:val="28"/>
+          <w:szCs w:val="28"/>
+          <w:lang w:eastAsia="en-IN" w:bidi="ta-IN"/>
+          <w14:ligatures w14:val="none"/>
+        </w:rPr>
+        <w:t xml:space="preserve"> Enable access logs and paste S3 URL</w:t>
+      </w:r>
+      <w:r>
+        <w:rPr>
+          <w:rFonts w:eastAsia="Times New Roman" w:cstheme="minorHAnsi"/>
+          <w:color w:val="1D1C1D"/>
+          <w:kern w:val="0"/>
+          <w:sz w:val="28"/>
+          <w:szCs w:val="28"/>
+          <w:lang w:eastAsia="en-IN" w:bidi="ta-IN"/>
+          <w14:ligatures w14:val="none"/>
+        </w:rPr>
+        <w:sym w:font="Wingdings" w:char="F0E0"/>
+      </w:r>
+      <w:r>
+        <w:rPr>
+          <w:rFonts w:eastAsia="Times New Roman" w:cstheme="minorHAnsi"/>
+          <w:color w:val="1D1C1D"/>
+          <w:kern w:val="0"/>
+          <w:sz w:val="28"/>
+          <w:szCs w:val="28"/>
+          <w:lang w:eastAsia="en-IN" w:bidi="ta-IN"/>
+          <w14:ligatures w14:val="none"/>
+        </w:rPr>
+        <w:t xml:space="preserve">save </w:t>
+      </w:r>
+      <w:proofErr w:type="gramStart"/>
+      <w:r>
+        <w:rPr>
+          <w:rFonts w:eastAsia="Times New Roman" w:cstheme="minorHAnsi"/>
+          <w:color w:val="1D1C1D"/>
+          <w:kern w:val="0"/>
+          <w:sz w:val="28"/>
+          <w:szCs w:val="28"/>
+          <w:lang w:eastAsia="en-IN" w:bidi="ta-IN"/>
+          <w14:ligatures w14:val="none"/>
+        </w:rPr>
+        <w:t>changes</w:t>
+      </w:r>
+      <w:r>
+        <w:rPr>
+          <w:rFonts w:eastAsia="Times New Roman" w:cstheme="minorHAnsi"/>
+          <w:color w:val="1D1C1D"/>
+          <w:kern w:val="0"/>
+          <w:sz w:val="28"/>
+          <w:szCs w:val="28"/>
+          <w:lang w:eastAsia="en-IN" w:bidi="ta-IN"/>
+          <w14:ligatures w14:val="none"/>
+        </w:rPr>
+        <w:t xml:space="preserve"> </w:t>
+      </w:r>
+      <w:r>
+        <w:rPr>
+          <w:rFonts w:eastAsia="Times New Roman" w:cstheme="minorHAnsi"/>
+          <w:color w:val="1D1C1D"/>
+          <w:kern w:val="0"/>
+          <w:sz w:val="28"/>
+          <w:szCs w:val="28"/>
+          <w:lang w:eastAsia="en-IN" w:bidi="ta-IN"/>
+          <w14:ligatures w14:val="none"/>
+        </w:rPr>
+        <w:t>.</w:t>
+      </w:r>
+      <w:proofErr w:type="gramEnd"/>
+    </w:p>
+    <w:p>
+      <w:pPr>
+        <w:pStyle w:val="ListParagraph"/>
+        <w:shd w:val="clear" w:color="auto" w:fill="FFFFFF"/>
+        <w:spacing w:before="100" w:beforeAutospacing="1" w:after="0" w:line="240" w:lineRule="auto"/>
+        <w:ind w:left="-142" w:hanging="142"/>
+        <w:rPr>
+          <w:rFonts w:eastAsia="Times New Roman" w:cstheme="minorHAnsi"/>
+          <w:color w:val="1D1C1D"/>
+          <w:kern w:val="0"/>
+          <w:sz w:val="28"/>
+          <w:szCs w:val="28"/>
+          <w:lang w:eastAsia="en-IN" w:bidi="ta-IN"/>
+          <w14:ligatures w14:val="none"/>
+        </w:rPr>
+      </w:pPr>
+      <w:r>
+        <w:rPr>
+          <w:rFonts w:eastAsia="Times New Roman" w:cstheme="minorHAnsi"/>
+          <w:color w:val="1D1C1D"/>
+          <w:kern w:val="0"/>
+          <w:sz w:val="28"/>
+          <w:szCs w:val="28"/>
+          <w:lang w:eastAsia="en-IN" w:bidi="ta-IN"/>
+          <w14:ligatures w14:val="none"/>
+        </w:rPr>
+        <w:t xml:space="preserve">   </w:t>
+      </w:r>
+      <w:r>
+        <w:rPr>
+          <w:rFonts w:eastAsia="Times New Roman" w:cstheme="minorHAnsi"/>
+          <w:noProof/>
+          <w:color w:val="1D1C1D"/>
+          <w:kern w:val="0"/>
+          <w:sz w:val="28"/>
+          <w:szCs w:val="28"/>
+          <w:lang w:eastAsia="en-IN" w:bidi="ta-IN"/>
+          <w14:ligatures w14:val="none"/>
+        </w:rPr>
+        <w:drawing>
+          <wp:inline distT="0" distB="0" distL="0" distR="0" wp14:anchorId="2C70F07D" wp14:editId="2C516906">
+            <wp:extent cx="7291070" cy="2854325"/>
+            <wp:effectExtent l="0" t="0" r="5080" b="3175"/>
+            <wp:docPr id="450593490" name="Picture 1"/>
+            <wp:cNvGraphicFramePr>
+              <a:graphicFrameLocks xmlns:a="http://schemas.openxmlformats.org/drawingml/2006/main" noChangeAspect="1"/>
+            </wp:cNvGraphicFramePr>
+            <a:graphic xmlns:a="http://schemas.openxmlformats.org/drawingml/2006/main">
+              <a:graphicData uri="http://schemas.openxmlformats.org/drawingml/2006/picture">
+                <pic:pic xmlns:pic="http://schemas.openxmlformats.org/drawingml/2006/picture">
+                  <pic:nvPicPr>
+                    <pic:cNvPr id="450593490" name=""/>
+                    <pic:cNvPicPr/>
+                  </pic:nvPicPr>
+                  <pic:blipFill>
+                    <a:blip r:embed="rId66"/>
+                    <a:stretch>
+                      <a:fillRect/>
+                    </a:stretch>
+                  </pic:blipFill>
+                  <pic:spPr>
+                    <a:xfrm>
+                      <a:off x="0" y="0"/>
+                      <a:ext cx="7291070" cy="2854325"/>
+                    </a:xfrm>
+                    <a:prstGeom prst="rect">
+                      <a:avLst/>
+                    </a:prstGeom>
+                  </pic:spPr>
+                </pic:pic>
+              </a:graphicData>
+            </a:graphic>
+          </wp:inline>
+        </w:drawing>
+      </w:r>
+    </w:p>
+    <w:p>
+      <w:pPr>
+        <w:pStyle w:val="ListParagraph"/>
+        <w:shd w:val="clear" w:color="auto" w:fill="FFFFFF"/>
+        <w:spacing w:before="100" w:beforeAutospacing="1" w:after="0" w:line="240" w:lineRule="auto"/>
+        <w:ind w:left="-142" w:hanging="142"/>
+        <w:rPr>
+          <w:rFonts w:eastAsia="Times New Roman" w:cstheme="minorHAnsi"/>
+          <w:color w:val="1D1C1D"/>
+          <w:kern w:val="0"/>
+          <w:sz w:val="28"/>
+          <w:szCs w:val="28"/>
+          <w:lang w:eastAsia="en-IN" w:bidi="ta-IN"/>
+          <w14:ligatures w14:val="none"/>
+        </w:rPr>
+      </w:pPr>
+      <w:r>
+        <w:rPr>
+          <w:rFonts w:eastAsia="Times New Roman" w:cstheme="minorHAnsi"/>
+          <w:color w:val="1D1C1D"/>
+          <w:kern w:val="0"/>
+          <w:sz w:val="28"/>
+          <w:szCs w:val="28"/>
+          <w:lang w:eastAsia="en-IN" w:bidi="ta-IN"/>
+          <w14:ligatures w14:val="none"/>
+        </w:rPr>
+        <w:t xml:space="preserve">    </w:t>
+      </w:r>
+      <w:r>
+        <w:rPr>
+          <w:rFonts w:eastAsia="Times New Roman" w:cstheme="minorHAnsi"/>
+          <w:noProof/>
+          <w:color w:val="1D1C1D"/>
+          <w:kern w:val="0"/>
+          <w:sz w:val="28"/>
+          <w:szCs w:val="28"/>
+          <w:lang w:eastAsia="en-IN" w:bidi="ta-IN"/>
+          <w14:ligatures w14:val="none"/>
+        </w:rPr>
+        <w:drawing>
+          <wp:inline distT="0" distB="0" distL="0" distR="0" wp14:anchorId="6C5D6DC9" wp14:editId="4E16557B">
+            <wp:extent cx="7291070" cy="1022985"/>
+            <wp:effectExtent l="0" t="0" r="5080" b="5715"/>
+            <wp:docPr id="2144003593" name="Picture 1"/>
+            <wp:cNvGraphicFramePr>
+              <a:graphicFrameLocks xmlns:a="http://schemas.openxmlformats.org/drawingml/2006/main" noChangeAspect="1"/>
+            </wp:cNvGraphicFramePr>
+            <a:graphic xmlns:a="http://schemas.openxmlformats.org/drawingml/2006/main">
+              <a:graphicData uri="http://schemas.openxmlformats.org/drawingml/2006/picture">
+                <pic:pic xmlns:pic="http://schemas.openxmlformats.org/drawingml/2006/picture">
+                  <pic:nvPicPr>
+                    <pic:cNvPr id="2144003593" name=""/>
+                    <pic:cNvPicPr/>
+                  </pic:nvPicPr>
+                  <pic:blipFill>
+                    <a:blip r:embed="rId67"/>
+                    <a:stretch>
+                      <a:fillRect/>
+                    </a:stretch>
+                  </pic:blipFill>
+                  <pic:spPr>
+                    <a:xfrm>
+                      <a:off x="0" y="0"/>
+                      <a:ext cx="7291070" cy="1022985"/>
+                    </a:xfrm>
+                    <a:prstGeom prst="rect">
+                      <a:avLst/>
+                    </a:prstGeom>
+                  </pic:spPr>
+                </pic:pic>
+              </a:graphicData>
+            </a:graphic>
+          </wp:inline>
+        </w:drawing>
+      </w:r>
+    </w:p>
+    <w:p>
+      <w:pPr>
+        <w:pStyle w:val="ListParagraph"/>
+        <w:shd w:val="clear" w:color="auto" w:fill="F8F8F8"/>
+        <w:spacing w:before="100" w:beforeAutospacing="1" w:after="0" w:line="240" w:lineRule="auto"/>
+        <w:ind w:left="-142"/>
+        <w:rPr>
+          <w:rFonts w:eastAsia="Times New Roman" w:cstheme="minorHAnsi"/>
+          <w:color w:val="1D1C1D"/>
+          <w:kern w:val="0"/>
+          <w:sz w:val="28"/>
+          <w:szCs w:val="28"/>
+          <w:lang w:eastAsia="en-IN" w:bidi="ta-IN"/>
+          <w14:ligatures w14:val="none"/>
+        </w:rPr>
+      </w:pPr>
+    </w:p>
+    <w:p>
+      <w:pPr>
+        <w:pStyle w:val="ListParagraph"/>
+        <w:shd w:val="clear" w:color="auto" w:fill="F8F8F8"/>
+        <w:spacing w:before="100" w:beforeAutospacing="1" w:after="0" w:line="240" w:lineRule="auto"/>
+        <w:ind w:left="-142"/>
+        <w:rPr>
+          <w:rFonts w:eastAsia="Times New Roman" w:cstheme="minorHAnsi"/>
+          <w:color w:val="1D1C1D"/>
+          <w:kern w:val="0"/>
+          <w:sz w:val="28"/>
+          <w:szCs w:val="28"/>
+          <w:lang w:eastAsia="en-IN" w:bidi="ta-IN"/>
+          <w14:ligatures w14:val="none"/>
+        </w:rPr>
+      </w:pPr>
+      <w:r>
+        <w:rPr>
+          <w:rFonts w:eastAsia="Times New Roman" w:cstheme="minorHAnsi"/>
+          <w:color w:val="1D1C1D"/>
+          <w:kern w:val="0"/>
+          <w:sz w:val="28"/>
+          <w:szCs w:val="28"/>
+          <w:lang w:eastAsia="en-IN" w:bidi="ta-IN"/>
+          <w14:ligatures w14:val="none"/>
+        </w:rPr>
+        <w:drawing>
+          <wp:inline distT="0" distB="0" distL="0" distR="0" wp14:anchorId="6821FA13" wp14:editId="17387AB0">
+            <wp:extent cx="7291070" cy="1913255"/>
+            <wp:effectExtent l="0" t="0" r="5080" b="0"/>
+            <wp:docPr id="1122332166" name="Picture 1"/>
+            <wp:cNvGraphicFramePr>
+              <a:graphicFrameLocks xmlns:a="http://schemas.openxmlformats.org/drawingml/2006/main" noChangeAspect="1"/>
+            </wp:cNvGraphicFramePr>
+            <a:graphic xmlns:a="http://schemas.openxmlformats.org/drawingml/2006/main">
+              <a:graphicData uri="http://schemas.openxmlformats.org/drawingml/2006/picture">
+                <pic:pic xmlns:pic="http://schemas.openxmlformats.org/drawingml/2006/picture">
+                  <pic:nvPicPr>
+                    <pic:cNvPr id="1122332166" name=""/>
+                    <pic:cNvPicPr/>
+                  </pic:nvPicPr>
+                  <pic:blipFill>
+                    <a:blip r:embed="rId68"/>
+                    <a:stretch>
+                      <a:fillRect/>
+                    </a:stretch>
+                  </pic:blipFill>
+                  <pic:spPr>
+                    <a:xfrm>
+                      <a:off x="0" y="0"/>
+                      <a:ext cx="7291070" cy="1913255"/>
+                    </a:xfrm>
+                    <a:prstGeom prst="rect">
+                      <a:avLst/>
+                    </a:prstGeom>
+                  </pic:spPr>
+                </pic:pic>
+              </a:graphicData>
+            </a:graphic>
+          </wp:inline>
+        </w:drawing>
+      </w:r>
+    </w:p>
+    <w:p>
+      <w:pPr>
+        <w:pStyle w:val="ListParagraph"/>
+        <w:shd w:val="clear" w:color="auto" w:fill="F8F8F8"/>
+        <w:spacing w:before="100" w:beforeAutospacing="1" w:after="0" w:line="240" w:lineRule="auto"/>
+        <w:ind w:left="-142"/>
+        <w:rPr>
+          <w:rFonts w:eastAsia="Times New Roman" w:cstheme="minorHAnsi"/>
+          <w:color w:val="1D1C1D"/>
+          <w:kern w:val="0"/>
+          <w:sz w:val="28"/>
+          <w:szCs w:val="28"/>
+          <w:lang w:eastAsia="en-IN" w:bidi="ta-IN"/>
+          <w14:ligatures w14:val="none"/>
+        </w:rPr>
+      </w:pPr>
+    </w:p>
+    <w:p>
+      <w:pPr>
+        <w:pStyle w:val="ListParagraph"/>
+        <w:shd w:val="clear" w:color="auto" w:fill="F8F8F8"/>
+        <w:spacing w:before="100" w:beforeAutospacing="1" w:after="0" w:line="240" w:lineRule="auto"/>
+        <w:ind w:left="-142"/>
+        <w:rPr>
+          <w:rFonts w:eastAsia="Times New Roman" w:cstheme="minorHAnsi"/>
+          <w:color w:val="1D1C1D"/>
+          <w:kern w:val="0"/>
+          <w:sz w:val="28"/>
+          <w:szCs w:val="28"/>
+          <w:lang w:eastAsia="en-IN" w:bidi="ta-IN"/>
+          <w14:ligatures w14:val="none"/>
+        </w:rPr>
+      </w:pPr>
+    </w:p>
+    <w:p>
+      <w:pPr>
+        <w:pStyle w:val="ListParagraph"/>
+        <w:shd w:val="clear" w:color="auto" w:fill="F8F8F8"/>
+        <w:spacing w:before="100" w:beforeAutospacing="1" w:after="0" w:line="240" w:lineRule="auto"/>
+        <w:ind w:left="-142"/>
+        <w:rPr>
+          <w:rFonts w:eastAsia="Times New Roman" w:cstheme="minorHAnsi"/>
+          <w:color w:val="1D1C1D"/>
+          <w:kern w:val="0"/>
+          <w:sz w:val="28"/>
+          <w:szCs w:val="28"/>
+          <w:lang w:eastAsia="en-IN" w:bidi="ta-IN"/>
+          <w14:ligatures w14:val="none"/>
+        </w:rPr>
+      </w:pPr>
+    </w:p>
+    <w:p>
+      <w:pPr>
+        <w:tabs>
+          <w:tab w:val="left" w:pos="6213"/>
+        </w:tabs>
+        <w:rPr>
+          <w:lang w:eastAsia="en-IN" w:bidi="ta-IN"/>
         </w:rPr>
       </w:pPr>
     </w:p>
@@ -97,9 +7000,9 @@
 <file path=word/numbering.xml><?xml version="1.0" encoding="utf-8"?>
 <w:numbering xmlns:wpc="http://schemas.microsoft.com/office/word/2010/wordprocessingCanvas" xmlns:cx="http://schemas.microsoft.com/office/drawing/2014/chartex" xmlns:cx1="http://schemas.microsoft.com/office/drawing/2015/9/8/chartex" xmlns:cx2="http://schemas.microsoft.com/office/drawing/2015/10/21/chartex" xmlns:cx3="http://schemas.microsoft.com/office/drawing/2016/5/9/chartex" xmlns:cx4="http://schemas.microsoft.com/office/drawing/2016/5/10/chartex" xmlns:cx5="http://schemas.microsoft.com/office/drawing/2016/5/11/chartex" xmlns:cx6="http://schemas.microsoft.com/office/drawing/2016/5/12/chartex" xmlns:cx7="http://schemas.microsoft.com/office/drawing/2016/5/13/chartex" xmlns:cx8="http://schemas.microsoft.com/office/drawing/2016/5/14/chartex" xmlns:mc="http://schemas.openxmlformats.org/markup-compatibility/2006" xmlns:aink="http://schemas.microsoft.com/office/drawing/2016/ink" xmlns:am3d="http://schemas.microsoft.com/office/drawing/2017/model3d" xmlns:o="urn:schemas-microsoft-com:office:office" xmlns:oel="http://schemas.microsoft.com/office/2019/extlst" xmlns:r="http://schemas.openxmlformats.org/officeDocument/2006/relationships" xmlns:m="http://schemas.openxmlformats.org/officeDocument/2006/math" xmlns:v="urn:schemas-microsoft-com:vml" xmlns:wp14="http://schemas.microsoft.com/office/word/2010/wordprocessingDrawing" xmlns:wp="http://schemas.openxmlformats.org/drawingml/2006/wordprocessingDrawing" xmlns:w10="urn:schemas-microsoft-com:office:word" xmlns:w="http://schemas.openxmlformats.org/wordprocessingml/2006/main" xmlns:w14="http://schemas.microsoft.com/office/word/2010/wordml" xmlns:w15="http://schemas.microsoft.com/office/word/2012/wordml" xmlns:w16cex="http://schemas.microsoft.com/office/word/2018/wordml/cex" xmlns:w16cid="http://schemas.microsoft.com/office/word/2016/wordml/cid" xmlns:w16="http://schemas.microsoft.com/office/word/2018/wordml" xmlns:w16du="http://schemas.microsoft.com/office/word/2023/wordml/word16du" xmlns:w16sdtdh="http://schemas.microsoft.com/office/word/2020/wordml/sdtdatahash" xmlns:w16sdtfl="http://schemas.microsoft.com/office/word/2024/wordml/sdtformatlock" xmlns:w16se="http://schemas.microsoft.com/office/word/2015/wordml/symex" xmlns:wpg="http://schemas.microsoft.com/office/word/2010/wordprocessingGroup" xmlns:wpi="http://schemas.microsoft.com/office/word/2010/wordprocessingInk" xmlns:wne="http://schemas.microsoft.com/office/word/2006/wordml" xmlns:wps="http://schemas.microsoft.com/office/word/2010/wordprocessingShape" mc:Ignorable="w14 w15 w16se w16cid w16 w16cex w16sdtdh w16sdtfl w16du wp14">
   <w:abstractNum w:abstractNumId="0" w15:restartNumberingAfterBreak="0">
-    <w:nsid w:val="57104CA3"/>
+    <w:nsid w:val="00526B70"/>
     <w:multiLevelType w:val="multilevel"/>
-    <w:tmpl w:val="33247658"/>
+    <w:tmpl w:val="10AC1B42"/>
     <w:lvl w:ilvl="0">
       <w:start w:val="1"/>
       <w:numFmt w:val="decimal"/>
@@ -210,11 +7113,11 @@
     </w:lvl>
   </w:abstractNum>
   <w:abstractNum w:abstractNumId="1" w15:restartNumberingAfterBreak="0">
-    <w:nsid w:val="61891BD2"/>
+    <w:nsid w:val="07FE3FB8"/>
     <w:multiLevelType w:val="hybridMultilevel"/>
-    <w:tmpl w:val="153059C0"/>
-    <w:lvl w:ilvl="0" w:tplc="5BA42774">
-      <w:start w:val="1"/>
+    <w:tmpl w:val="93E67022"/>
+    <w:lvl w:ilvl="0" w:tplc="9E0E25D4">
+      <w:start w:val="3"/>
       <w:numFmt w:val="decimal"/>
       <w:lvlText w:val="%1."/>
       <w:lvlJc w:val="left"/>
@@ -298,11 +7201,567 @@
       </w:pPr>
     </w:lvl>
   </w:abstractNum>
+  <w:abstractNum w:abstractNumId="2" w15:restartNumberingAfterBreak="0">
+    <w:nsid w:val="0CE020F1"/>
+    <w:multiLevelType w:val="multilevel"/>
+    <w:tmpl w:val="EF7633EA"/>
+    <w:lvl w:ilvl="0">
+      <w:start w:val="1"/>
+      <w:numFmt w:val="decimal"/>
+      <w:lvlText w:val="%1."/>
+      <w:lvlJc w:val="left"/>
+      <w:pPr>
+        <w:tabs>
+          <w:tab w:val="num" w:pos="720"/>
+        </w:tabs>
+        <w:ind w:left="720" w:hanging="360"/>
+      </w:pPr>
+    </w:lvl>
+    <w:lvl w:ilvl="1" w:tentative="1">
+      <w:start w:val="1"/>
+      <w:numFmt w:val="decimal"/>
+      <w:lvlText w:val="%2."/>
+      <w:lvlJc w:val="left"/>
+      <w:pPr>
+        <w:tabs>
+          <w:tab w:val="num" w:pos="1440"/>
+        </w:tabs>
+        <w:ind w:left="1440" w:hanging="360"/>
+      </w:pPr>
+    </w:lvl>
+    <w:lvl w:ilvl="2" w:tentative="1">
+      <w:start w:val="1"/>
+      <w:numFmt w:val="decimal"/>
+      <w:lvlText w:val="%3."/>
+      <w:lvlJc w:val="left"/>
+      <w:pPr>
+        <w:tabs>
+          <w:tab w:val="num" w:pos="2160"/>
+        </w:tabs>
+        <w:ind w:left="2160" w:hanging="360"/>
+      </w:pPr>
+    </w:lvl>
+    <w:lvl w:ilvl="3" w:tentative="1">
+      <w:start w:val="1"/>
+      <w:numFmt w:val="decimal"/>
+      <w:lvlText w:val="%4."/>
+      <w:lvlJc w:val="left"/>
+      <w:pPr>
+        <w:tabs>
+          <w:tab w:val="num" w:pos="2880"/>
+        </w:tabs>
+        <w:ind w:left="2880" w:hanging="360"/>
+      </w:pPr>
+    </w:lvl>
+    <w:lvl w:ilvl="4" w:tentative="1">
+      <w:start w:val="1"/>
+      <w:numFmt w:val="decimal"/>
+      <w:lvlText w:val="%5."/>
+      <w:lvlJc w:val="left"/>
+      <w:pPr>
+        <w:tabs>
+          <w:tab w:val="num" w:pos="3600"/>
+        </w:tabs>
+        <w:ind w:left="3600" w:hanging="360"/>
+      </w:pPr>
+    </w:lvl>
+    <w:lvl w:ilvl="5" w:tentative="1">
+      <w:start w:val="1"/>
+      <w:numFmt w:val="decimal"/>
+      <w:lvlText w:val="%6."/>
+      <w:lvlJc w:val="left"/>
+      <w:pPr>
+        <w:tabs>
+          <w:tab w:val="num" w:pos="4320"/>
+        </w:tabs>
+        <w:ind w:left="4320" w:hanging="360"/>
+      </w:pPr>
+    </w:lvl>
+    <w:lvl w:ilvl="6" w:tentative="1">
+      <w:start w:val="1"/>
+      <w:numFmt w:val="decimal"/>
+      <w:lvlText w:val="%7."/>
+      <w:lvlJc w:val="left"/>
+      <w:pPr>
+        <w:tabs>
+          <w:tab w:val="num" w:pos="5040"/>
+        </w:tabs>
+        <w:ind w:left="5040" w:hanging="360"/>
+      </w:pPr>
+    </w:lvl>
+    <w:lvl w:ilvl="7" w:tentative="1">
+      <w:start w:val="1"/>
+      <w:numFmt w:val="decimal"/>
+      <w:lvlText w:val="%8."/>
+      <w:lvlJc w:val="left"/>
+      <w:pPr>
+        <w:tabs>
+          <w:tab w:val="num" w:pos="5760"/>
+        </w:tabs>
+        <w:ind w:left="5760" w:hanging="360"/>
+      </w:pPr>
+    </w:lvl>
+    <w:lvl w:ilvl="8" w:tentative="1">
+      <w:start w:val="1"/>
+      <w:numFmt w:val="decimal"/>
+      <w:lvlText w:val="%9."/>
+      <w:lvlJc w:val="left"/>
+      <w:pPr>
+        <w:tabs>
+          <w:tab w:val="num" w:pos="6480"/>
+        </w:tabs>
+        <w:ind w:left="6480" w:hanging="360"/>
+      </w:pPr>
+    </w:lvl>
+  </w:abstractNum>
+  <w:abstractNum w:abstractNumId="3" w15:restartNumberingAfterBreak="0">
+    <w:nsid w:val="1525726B"/>
+    <w:multiLevelType w:val="multilevel"/>
+    <w:tmpl w:val="769E0CF0"/>
+    <w:lvl w:ilvl="0">
+      <w:start w:val="1"/>
+      <w:numFmt w:val="decimal"/>
+      <w:lvlText w:val="%1."/>
+      <w:lvlJc w:val="left"/>
+      <w:pPr>
+        <w:tabs>
+          <w:tab w:val="num" w:pos="720"/>
+        </w:tabs>
+        <w:ind w:left="720" w:hanging="360"/>
+      </w:pPr>
+    </w:lvl>
+    <w:lvl w:ilvl="1" w:tentative="1">
+      <w:start w:val="1"/>
+      <w:numFmt w:val="decimal"/>
+      <w:lvlText w:val="%2."/>
+      <w:lvlJc w:val="left"/>
+      <w:pPr>
+        <w:tabs>
+          <w:tab w:val="num" w:pos="1440"/>
+        </w:tabs>
+        <w:ind w:left="1440" w:hanging="360"/>
+      </w:pPr>
+    </w:lvl>
+    <w:lvl w:ilvl="2" w:tentative="1">
+      <w:start w:val="1"/>
+      <w:numFmt w:val="decimal"/>
+      <w:lvlText w:val="%3."/>
+      <w:lvlJc w:val="left"/>
+      <w:pPr>
+        <w:tabs>
+          <w:tab w:val="num" w:pos="2160"/>
+        </w:tabs>
+        <w:ind w:left="2160" w:hanging="360"/>
+      </w:pPr>
+    </w:lvl>
+    <w:lvl w:ilvl="3" w:tentative="1">
+      <w:start w:val="1"/>
+      <w:numFmt w:val="decimal"/>
+      <w:lvlText w:val="%4."/>
+      <w:lvlJc w:val="left"/>
+      <w:pPr>
+        <w:tabs>
+          <w:tab w:val="num" w:pos="2880"/>
+        </w:tabs>
+        <w:ind w:left="2880" w:hanging="360"/>
+      </w:pPr>
+    </w:lvl>
+    <w:lvl w:ilvl="4" w:tentative="1">
+      <w:start w:val="1"/>
+      <w:numFmt w:val="decimal"/>
+      <w:lvlText w:val="%5."/>
+      <w:lvlJc w:val="left"/>
+      <w:pPr>
+        <w:tabs>
+          <w:tab w:val="num" w:pos="3600"/>
+        </w:tabs>
+        <w:ind w:left="3600" w:hanging="360"/>
+      </w:pPr>
+    </w:lvl>
+    <w:lvl w:ilvl="5" w:tentative="1">
+      <w:start w:val="1"/>
+      <w:numFmt w:val="decimal"/>
+      <w:lvlText w:val="%6."/>
+      <w:lvlJc w:val="left"/>
+      <w:pPr>
+        <w:tabs>
+          <w:tab w:val="num" w:pos="4320"/>
+        </w:tabs>
+        <w:ind w:left="4320" w:hanging="360"/>
+      </w:pPr>
+    </w:lvl>
+    <w:lvl w:ilvl="6" w:tentative="1">
+      <w:start w:val="1"/>
+      <w:numFmt w:val="decimal"/>
+      <w:lvlText w:val="%7."/>
+      <w:lvlJc w:val="left"/>
+      <w:pPr>
+        <w:tabs>
+          <w:tab w:val="num" w:pos="5040"/>
+        </w:tabs>
+        <w:ind w:left="5040" w:hanging="360"/>
+      </w:pPr>
+    </w:lvl>
+    <w:lvl w:ilvl="7" w:tentative="1">
+      <w:start w:val="1"/>
+      <w:numFmt w:val="decimal"/>
+      <w:lvlText w:val="%8."/>
+      <w:lvlJc w:val="left"/>
+      <w:pPr>
+        <w:tabs>
+          <w:tab w:val="num" w:pos="5760"/>
+        </w:tabs>
+        <w:ind w:left="5760" w:hanging="360"/>
+      </w:pPr>
+    </w:lvl>
+    <w:lvl w:ilvl="8" w:tentative="1">
+      <w:start w:val="1"/>
+      <w:numFmt w:val="decimal"/>
+      <w:lvlText w:val="%9."/>
+      <w:lvlJc w:val="left"/>
+      <w:pPr>
+        <w:tabs>
+          <w:tab w:val="num" w:pos="6480"/>
+        </w:tabs>
+        <w:ind w:left="6480" w:hanging="360"/>
+      </w:pPr>
+    </w:lvl>
+  </w:abstractNum>
+  <w:abstractNum w:abstractNumId="4" w15:restartNumberingAfterBreak="0">
+    <w:nsid w:val="1DDD5160"/>
+    <w:multiLevelType w:val="multilevel"/>
+    <w:tmpl w:val="0AFCE556"/>
+    <w:lvl w:ilvl="0">
+      <w:start w:val="1"/>
+      <w:numFmt w:val="decimal"/>
+      <w:lvlText w:val="%1."/>
+      <w:lvlJc w:val="left"/>
+      <w:pPr>
+        <w:tabs>
+          <w:tab w:val="num" w:pos="720"/>
+        </w:tabs>
+        <w:ind w:left="720" w:hanging="360"/>
+      </w:pPr>
+    </w:lvl>
+    <w:lvl w:ilvl="1" w:tentative="1">
+      <w:start w:val="1"/>
+      <w:numFmt w:val="decimal"/>
+      <w:lvlText w:val="%2."/>
+      <w:lvlJc w:val="left"/>
+      <w:pPr>
+        <w:tabs>
+          <w:tab w:val="num" w:pos="1440"/>
+        </w:tabs>
+        <w:ind w:left="1440" w:hanging="360"/>
+      </w:pPr>
+    </w:lvl>
+    <w:lvl w:ilvl="2" w:tentative="1">
+      <w:start w:val="1"/>
+      <w:numFmt w:val="decimal"/>
+      <w:lvlText w:val="%3."/>
+      <w:lvlJc w:val="left"/>
+      <w:pPr>
+        <w:tabs>
+          <w:tab w:val="num" w:pos="2160"/>
+        </w:tabs>
+        <w:ind w:left="2160" w:hanging="360"/>
+      </w:pPr>
+    </w:lvl>
+    <w:lvl w:ilvl="3" w:tentative="1">
+      <w:start w:val="1"/>
+      <w:numFmt w:val="decimal"/>
+      <w:lvlText w:val="%4."/>
+      <w:lvlJc w:val="left"/>
+      <w:pPr>
+        <w:tabs>
+          <w:tab w:val="num" w:pos="2880"/>
+        </w:tabs>
+        <w:ind w:left="2880" w:hanging="360"/>
+      </w:pPr>
+    </w:lvl>
+    <w:lvl w:ilvl="4" w:tentative="1">
+      <w:start w:val="1"/>
+      <w:numFmt w:val="decimal"/>
+      <w:lvlText w:val="%5."/>
+      <w:lvlJc w:val="left"/>
+      <w:pPr>
+        <w:tabs>
+          <w:tab w:val="num" w:pos="3600"/>
+        </w:tabs>
+        <w:ind w:left="3600" w:hanging="360"/>
+      </w:pPr>
+    </w:lvl>
+    <w:lvl w:ilvl="5" w:tentative="1">
+      <w:start w:val="1"/>
+      <w:numFmt w:val="decimal"/>
+      <w:lvlText w:val="%6."/>
+      <w:lvlJc w:val="left"/>
+      <w:pPr>
+        <w:tabs>
+          <w:tab w:val="num" w:pos="4320"/>
+        </w:tabs>
+        <w:ind w:left="4320" w:hanging="360"/>
+      </w:pPr>
+    </w:lvl>
+    <w:lvl w:ilvl="6" w:tentative="1">
+      <w:start w:val="1"/>
+      <w:numFmt w:val="decimal"/>
+      <w:lvlText w:val="%7."/>
+      <w:lvlJc w:val="left"/>
+      <w:pPr>
+        <w:tabs>
+          <w:tab w:val="num" w:pos="5040"/>
+        </w:tabs>
+        <w:ind w:left="5040" w:hanging="360"/>
+      </w:pPr>
+    </w:lvl>
+    <w:lvl w:ilvl="7" w:tentative="1">
+      <w:start w:val="1"/>
+      <w:numFmt w:val="decimal"/>
+      <w:lvlText w:val="%8."/>
+      <w:lvlJc w:val="left"/>
+      <w:pPr>
+        <w:tabs>
+          <w:tab w:val="num" w:pos="5760"/>
+        </w:tabs>
+        <w:ind w:left="5760" w:hanging="360"/>
+      </w:pPr>
+    </w:lvl>
+    <w:lvl w:ilvl="8" w:tentative="1">
+      <w:start w:val="1"/>
+      <w:numFmt w:val="decimal"/>
+      <w:lvlText w:val="%9."/>
+      <w:lvlJc w:val="left"/>
+      <w:pPr>
+        <w:tabs>
+          <w:tab w:val="num" w:pos="6480"/>
+        </w:tabs>
+        <w:ind w:left="6480" w:hanging="360"/>
+      </w:pPr>
+    </w:lvl>
+  </w:abstractNum>
+  <w:abstractNum w:abstractNumId="5" w15:restartNumberingAfterBreak="0">
+    <w:nsid w:val="57104CA3"/>
+    <w:multiLevelType w:val="multilevel"/>
+    <w:tmpl w:val="33247658"/>
+    <w:lvl w:ilvl="0">
+      <w:start w:val="1"/>
+      <w:numFmt w:val="decimal"/>
+      <w:lvlText w:val="%1."/>
+      <w:lvlJc w:val="left"/>
+      <w:pPr>
+        <w:tabs>
+          <w:tab w:val="num" w:pos="720"/>
+        </w:tabs>
+        <w:ind w:left="720" w:hanging="360"/>
+      </w:pPr>
+    </w:lvl>
+    <w:lvl w:ilvl="1" w:tentative="1">
+      <w:start w:val="1"/>
+      <w:numFmt w:val="decimal"/>
+      <w:lvlText w:val="%2."/>
+      <w:lvlJc w:val="left"/>
+      <w:pPr>
+        <w:tabs>
+          <w:tab w:val="num" w:pos="1440"/>
+        </w:tabs>
+        <w:ind w:left="1440" w:hanging="360"/>
+      </w:pPr>
+    </w:lvl>
+    <w:lvl w:ilvl="2" w:tentative="1">
+      <w:start w:val="1"/>
+      <w:numFmt w:val="decimal"/>
+      <w:lvlText w:val="%3."/>
+      <w:lvlJc w:val="left"/>
+      <w:pPr>
+        <w:tabs>
+          <w:tab w:val="num" w:pos="2160"/>
+        </w:tabs>
+        <w:ind w:left="2160" w:hanging="360"/>
+      </w:pPr>
+    </w:lvl>
+    <w:lvl w:ilvl="3" w:tentative="1">
+      <w:start w:val="1"/>
+      <w:numFmt w:val="decimal"/>
+      <w:lvlText w:val="%4."/>
+      <w:lvlJc w:val="left"/>
+      <w:pPr>
+        <w:tabs>
+          <w:tab w:val="num" w:pos="2880"/>
+        </w:tabs>
+        <w:ind w:left="2880" w:hanging="360"/>
+      </w:pPr>
+    </w:lvl>
+    <w:lvl w:ilvl="4" w:tentative="1">
+      <w:start w:val="1"/>
+      <w:numFmt w:val="decimal"/>
+      <w:lvlText w:val="%5."/>
+      <w:lvlJc w:val="left"/>
+      <w:pPr>
+        <w:tabs>
+          <w:tab w:val="num" w:pos="3600"/>
+        </w:tabs>
+        <w:ind w:left="3600" w:hanging="360"/>
+      </w:pPr>
+    </w:lvl>
+    <w:lvl w:ilvl="5" w:tentative="1">
+      <w:start w:val="1"/>
+      <w:numFmt w:val="decimal"/>
+      <w:lvlText w:val="%6."/>
+      <w:lvlJc w:val="left"/>
+      <w:pPr>
+        <w:tabs>
+          <w:tab w:val="num" w:pos="4320"/>
+        </w:tabs>
+        <w:ind w:left="4320" w:hanging="360"/>
+      </w:pPr>
+    </w:lvl>
+    <w:lvl w:ilvl="6" w:tentative="1">
+      <w:start w:val="1"/>
+      <w:numFmt w:val="decimal"/>
+      <w:lvlText w:val="%7."/>
+      <w:lvlJc w:val="left"/>
+      <w:pPr>
+        <w:tabs>
+          <w:tab w:val="num" w:pos="5040"/>
+        </w:tabs>
+        <w:ind w:left="5040" w:hanging="360"/>
+      </w:pPr>
+    </w:lvl>
+    <w:lvl w:ilvl="7" w:tentative="1">
+      <w:start w:val="1"/>
+      <w:numFmt w:val="decimal"/>
+      <w:lvlText w:val="%8."/>
+      <w:lvlJc w:val="left"/>
+      <w:pPr>
+        <w:tabs>
+          <w:tab w:val="num" w:pos="5760"/>
+        </w:tabs>
+        <w:ind w:left="5760" w:hanging="360"/>
+      </w:pPr>
+    </w:lvl>
+    <w:lvl w:ilvl="8" w:tentative="1">
+      <w:start w:val="1"/>
+      <w:numFmt w:val="decimal"/>
+      <w:lvlText w:val="%9."/>
+      <w:lvlJc w:val="left"/>
+      <w:pPr>
+        <w:tabs>
+          <w:tab w:val="num" w:pos="6480"/>
+        </w:tabs>
+        <w:ind w:left="6480" w:hanging="360"/>
+      </w:pPr>
+    </w:lvl>
+  </w:abstractNum>
+  <w:abstractNum w:abstractNumId="6" w15:restartNumberingAfterBreak="0">
+    <w:nsid w:val="61891BD2"/>
+    <w:multiLevelType w:val="hybridMultilevel"/>
+    <w:tmpl w:val="153059C0"/>
+    <w:lvl w:ilvl="0" w:tplc="5BA42774">
+      <w:start w:val="1"/>
+      <w:numFmt w:val="decimal"/>
+      <w:lvlText w:val="%1."/>
+      <w:lvlJc w:val="left"/>
+      <w:pPr>
+        <w:ind w:left="1380" w:hanging="360"/>
+      </w:pPr>
+      <w:rPr>
+        <w:rFonts w:hint="default"/>
+      </w:rPr>
+    </w:lvl>
+    <w:lvl w:ilvl="1" w:tplc="40090019" w:tentative="1">
+      <w:start w:val="1"/>
+      <w:numFmt w:val="lowerLetter"/>
+      <w:lvlText w:val="%2."/>
+      <w:lvlJc w:val="left"/>
+      <w:pPr>
+        <w:ind w:left="2100" w:hanging="360"/>
+      </w:pPr>
+    </w:lvl>
+    <w:lvl w:ilvl="2" w:tplc="4009001B" w:tentative="1">
+      <w:start w:val="1"/>
+      <w:numFmt w:val="lowerRoman"/>
+      <w:lvlText w:val="%3."/>
+      <w:lvlJc w:val="right"/>
+      <w:pPr>
+        <w:ind w:left="2820" w:hanging="180"/>
+      </w:pPr>
+    </w:lvl>
+    <w:lvl w:ilvl="3" w:tplc="4009000F" w:tentative="1">
+      <w:start w:val="1"/>
+      <w:numFmt w:val="decimal"/>
+      <w:lvlText w:val="%4."/>
+      <w:lvlJc w:val="left"/>
+      <w:pPr>
+        <w:ind w:left="3540" w:hanging="360"/>
+      </w:pPr>
+    </w:lvl>
+    <w:lvl w:ilvl="4" w:tplc="40090019" w:tentative="1">
+      <w:start w:val="1"/>
+      <w:numFmt w:val="lowerLetter"/>
+      <w:lvlText w:val="%5."/>
+      <w:lvlJc w:val="left"/>
+      <w:pPr>
+        <w:ind w:left="4260" w:hanging="360"/>
+      </w:pPr>
+    </w:lvl>
+    <w:lvl w:ilvl="5" w:tplc="4009001B" w:tentative="1">
+      <w:start w:val="1"/>
+      <w:numFmt w:val="lowerRoman"/>
+      <w:lvlText w:val="%6."/>
+      <w:lvlJc w:val="right"/>
+      <w:pPr>
+        <w:ind w:left="4980" w:hanging="180"/>
+      </w:pPr>
+    </w:lvl>
+    <w:lvl w:ilvl="6" w:tplc="4009000F" w:tentative="1">
+      <w:start w:val="1"/>
+      <w:numFmt w:val="decimal"/>
+      <w:lvlText w:val="%7."/>
+      <w:lvlJc w:val="left"/>
+      <w:pPr>
+        <w:ind w:left="5700" w:hanging="360"/>
+      </w:pPr>
+    </w:lvl>
+    <w:lvl w:ilvl="7" w:tplc="40090019" w:tentative="1">
+      <w:start w:val="1"/>
+      <w:numFmt w:val="lowerLetter"/>
+      <w:lvlText w:val="%8."/>
+      <w:lvlJc w:val="left"/>
+      <w:pPr>
+        <w:ind w:left="6420" w:hanging="360"/>
+      </w:pPr>
+    </w:lvl>
+    <w:lvl w:ilvl="8" w:tplc="4009001B" w:tentative="1">
+      <w:start w:val="1"/>
+      <w:numFmt w:val="lowerRoman"/>
+      <w:lvlText w:val="%9."/>
+      <w:lvlJc w:val="right"/>
+      <w:pPr>
+        <w:ind w:left="7140" w:hanging="180"/>
+      </w:pPr>
+    </w:lvl>
+  </w:abstractNum>
   <w:num w:numId="1" w16cid:durableId="1107503801">
+    <w:abstractNumId w:val="5"/>
+  </w:num>
+  <w:num w:numId="2" w16cid:durableId="2077392198">
+    <w:abstractNumId w:val="6"/>
+  </w:num>
+  <w:num w:numId="3" w16cid:durableId="1200899208">
+    <w:abstractNumId w:val="3"/>
+  </w:num>
+  <w:num w:numId="4" w16cid:durableId="1110975261">
+    <w:abstractNumId w:val="1"/>
+  </w:num>
+  <w:num w:numId="5" w16cid:durableId="1402947601">
+    <w:abstractNumId w:val="4"/>
+  </w:num>
+  <w:num w:numId="6" w16cid:durableId="2093971387">
     <w:abstractNumId w:val="0"/>
   </w:num>
-  <w:num w:numId="2" w16cid:durableId="2077392198">
-    <w:abstractNumId w:val="1"/>
+  <w:num w:numId="7" w16cid:durableId="59602529">
+    <w:abstractNumId w:val="2"/>
   </w:num>
 </w:numbering>
 </file>
@@ -1520,4 +8979,16 @@
     </a:ext>
   </a:extLst>
 </a:theme>
+</file>
+
+<file path=customXml/item1.xml><?xml version="1.0" encoding="utf-8"?>
+<b:Sources xmlns:b="http://schemas.openxmlformats.org/officeDocument/2006/bibliography" xmlns="http://schemas.openxmlformats.org/officeDocument/2006/bibliography" SelectedStyle="\APASixthEditionOfficeOnline.xsl" StyleName="APA" Version="6"/>
+</file>
+
+<file path=customXml/itemProps1.xml><?xml version="1.0" encoding="utf-8"?>
+<ds:datastoreItem xmlns:ds="http://schemas.openxmlformats.org/officeDocument/2006/customXml" ds:itemID="{2C5B2131-20EB-4435-9319-7BE26C049AAD}">
+  <ds:schemaRefs>
+    <ds:schemaRef ds:uri="http://schemas.openxmlformats.org/officeDocument/2006/bibliography"/>
+  </ds:schemaRefs>
+</ds:datastoreItem>
 </file>